--- a/Zendesk-Tooling-Improvement-Proposal.docx
+++ b/Zendesk-Tooling-Improvement-Proposal.docx
@@ -564,9 +564,18 @@
     </w:p>
     <w:tbl>
       <w:tblPr>
-        <w:tblStyle w:val="Sinch"/>
+        <w:tblStyle w:val="TableGrid"/>
         <w:tblW w:type="auto" w:w="0"/>
         <w:tblLook w:firstColumn="1" w:firstRow="1" w:lastColumn="0" w:lastRow="0" w:noHBand="0" w:noVBand="1" w:val="04A0"/>
+        <w:jc w:val="center"/>
+        <w:tblBorders>
+          <w:top w:val="single" w:sz="4" w:space="0" w:color="B7C0CC"/>
+          <w:left w:val="single" w:sz="4" w:space="0" w:color="B7C0CC"/>
+          <w:bottom w:val="single" w:sz="4" w:space="0" w:color="B7C0CC"/>
+          <w:right w:val="single" w:sz="4" w:space="0" w:color="B7C0CC"/>
+          <w:insideH w:val="single" w:sz="4" w:space="0" w:color="B7C0CC"/>
+          <w:insideV w:val="single" w:sz="4" w:space="0" w:color="B7C0CC"/>
+        </w:tblBorders>
       </w:tblPr>
       <w:tblGrid>
         <w:gridCol w:w="2523"/>
@@ -578,11 +587,25 @@
         <w:tc>
           <w:tcPr>
             <w:tcW w:type="dxa" w:w="2523"/>
-          </w:tcPr>
-          <w:p>
-            <w:r>
-              <w:rPr>
-                <w:b/>
+            <w:vAlign w:val="center"/>
+            <w:tcMar>
+              <w:top w:w="60" w:type="dxa"/>
+              <w:bottom w:w="60" w:type="dxa"/>
+              <w:left w:w="110" w:type="dxa"/>
+              <w:right w:w="110" w:type="dxa"/>
+            </w:tcMar>
+            <w:shd w:val="clear" w:color="auto" w:fill="1B3A5B"/>
+          </w:tcPr>
+          <w:p>
+            <w:pPr>
+              <w:spacing w:after="40" w:before="40"/>
+            </w:pPr>
+            <w:r>
+              <w:rPr>
+                <w:b w:val="true"/>
+                <w:color w:val="FFFFFF"/>
+                <w:sz w:val="24"/>
+                <w:szCs w:val="24"/>
               </w:rPr>
               <w:t>Phase</w:t>
             </w:r>
@@ -591,11 +614,25 @@
         <w:tc>
           <w:tcPr>
             <w:tcW w:type="dxa" w:w="2523"/>
-          </w:tcPr>
-          <w:p>
-            <w:r>
-              <w:rPr>
-                <w:b/>
+            <w:vAlign w:val="center"/>
+            <w:tcMar>
+              <w:top w:w="60" w:type="dxa"/>
+              <w:bottom w:w="60" w:type="dxa"/>
+              <w:left w:w="110" w:type="dxa"/>
+              <w:right w:w="110" w:type="dxa"/>
+            </w:tcMar>
+            <w:shd w:val="clear" w:color="auto" w:fill="1B3A5B"/>
+          </w:tcPr>
+          <w:p>
+            <w:pPr>
+              <w:spacing w:after="40" w:before="40"/>
+            </w:pPr>
+            <w:r>
+              <w:rPr>
+                <w:b w:val="true"/>
+                <w:color w:val="FFFFFF"/>
+                <w:sz w:val="24"/>
+                <w:szCs w:val="24"/>
               </w:rPr>
               <w:t>Timeline</w:t>
             </w:r>
@@ -604,11 +641,25 @@
         <w:tc>
           <w:tcPr>
             <w:tcW w:type="dxa" w:w="2523"/>
-          </w:tcPr>
-          <w:p>
-            <w:r>
-              <w:rPr>
-                <w:b/>
+            <w:vAlign w:val="center"/>
+            <w:tcMar>
+              <w:top w:w="60" w:type="dxa"/>
+              <w:bottom w:w="60" w:type="dxa"/>
+              <w:left w:w="110" w:type="dxa"/>
+              <w:right w:w="110" w:type="dxa"/>
+            </w:tcMar>
+            <w:shd w:val="clear" w:color="auto" w:fill="1B3A5B"/>
+          </w:tcPr>
+          <w:p>
+            <w:pPr>
+              <w:spacing w:after="40" w:before="40"/>
+            </w:pPr>
+            <w:r>
+              <w:rPr>
+                <w:b w:val="true"/>
+                <w:color w:val="FFFFFF"/>
+                <w:sz w:val="24"/>
+                <w:szCs w:val="24"/>
               </w:rPr>
               <w:t>Actions</w:t>
             </w:r>
@@ -617,11 +668,25 @@
         <w:tc>
           <w:tcPr>
             <w:tcW w:type="dxa" w:w="2523"/>
-          </w:tcPr>
-          <w:p>
-            <w:r>
-              <w:rPr>
-                <w:b/>
+            <w:vAlign w:val="center"/>
+            <w:tcMar>
+              <w:top w:w="60" w:type="dxa"/>
+              <w:bottom w:w="60" w:type="dxa"/>
+              <w:left w:w="110" w:type="dxa"/>
+              <w:right w:w="110" w:type="dxa"/>
+            </w:tcMar>
+            <w:shd w:val="clear" w:color="auto" w:fill="1B3A5B"/>
+          </w:tcPr>
+          <w:p>
+            <w:pPr>
+              <w:spacing w:after="40" w:before="40"/>
+            </w:pPr>
+            <w:r>
+              <w:rPr>
+                <w:b w:val="true"/>
+                <w:color w:val="FFFFFF"/>
+                <w:sz w:val="24"/>
+                <w:szCs w:val="24"/>
               </w:rPr>
               <w:t>Customer impact</w:t>
             </w:r>
@@ -632,9 +697,23 @@
         <w:tc>
           <w:tcPr>
             <w:tcW w:type="dxa" w:w="2523"/>
-          </w:tcPr>
-          <w:p>
-            <w:r>
+            <w:vAlign w:val="center"/>
+            <w:tcMar>
+              <w:top w:w="60" w:type="dxa"/>
+              <w:bottom w:w="60" w:type="dxa"/>
+              <w:left w:w="110" w:type="dxa"/>
+              <w:right w:w="110" w:type="dxa"/>
+            </w:tcMar>
+          </w:tcPr>
+          <w:p>
+            <w:pPr>
+              <w:spacing w:after="40" w:before="40"/>
+            </w:pPr>
+            <w:r>
+              <w:rPr>
+                <w:sz w:val="22"/>
+                <w:szCs w:val="22"/>
+              </w:rPr>
               <w:t>Discover</w:t>
             </w:r>
           </w:p>
@@ -642,9 +721,23 @@
         <w:tc>
           <w:tcPr>
             <w:tcW w:type="dxa" w:w="2523"/>
-          </w:tcPr>
-          <w:p>
-            <w:r>
+            <w:vAlign w:val="center"/>
+            <w:tcMar>
+              <w:top w:w="60" w:type="dxa"/>
+              <w:bottom w:w="60" w:type="dxa"/>
+              <w:left w:w="110" w:type="dxa"/>
+              <w:right w:w="110" w:type="dxa"/>
+            </w:tcMar>
+          </w:tcPr>
+          <w:p>
+            <w:pPr>
+              <w:spacing w:after="40" w:before="40"/>
+            </w:pPr>
+            <w:r>
+              <w:rPr>
+                <w:sz w:val="22"/>
+                <w:szCs w:val="22"/>
+              </w:rPr>
               <w:t>Week 1-2</w:t>
             </w:r>
           </w:p>
@@ -652,9 +745,23 @@
         <w:tc>
           <w:tcPr>
             <w:tcW w:type="dxa" w:w="2523"/>
-          </w:tcPr>
-          <w:p>
-            <w:r>
+            <w:vAlign w:val="center"/>
+            <w:tcMar>
+              <w:top w:w="60" w:type="dxa"/>
+              <w:bottom w:w="60" w:type="dxa"/>
+              <w:left w:w="110" w:type="dxa"/>
+              <w:right w:w="110" w:type="dxa"/>
+            </w:tcMar>
+          </w:tcPr>
+          <w:p>
+            <w:pPr>
+              <w:spacing w:after="40" w:before="40"/>
+            </w:pPr>
+            <w:r>
+              <w:rPr>
+                <w:sz w:val="22"/>
+                <w:szCs w:val="22"/>
+              </w:rPr>
               <w:t>Export 90 days of tickets, identify merge patterns (same org, same day, similar subject), audit email channels and closed-ticket settings</w:t>
             </w:r>
           </w:p>
@@ -662,9 +769,23 @@
         <w:tc>
           <w:tcPr>
             <w:tcW w:type="dxa" w:w="2523"/>
-          </w:tcPr>
-          <w:p>
-            <w:r>
+            <w:vAlign w:val="center"/>
+            <w:tcMar>
+              <w:top w:w="60" w:type="dxa"/>
+              <w:bottom w:w="60" w:type="dxa"/>
+              <w:left w:w="110" w:type="dxa"/>
+              <w:right w:w="110" w:type="dxa"/>
+            </w:tcMar>
+          </w:tcPr>
+          <w:p>
+            <w:pPr>
+              <w:spacing w:after="40" w:before="40"/>
+            </w:pPr>
+            <w:r>
+              <w:rPr>
+                <w:sz w:val="22"/>
+                <w:szCs w:val="22"/>
+              </w:rPr>
               <w:t>None, internal analysis</w:t>
             </w:r>
           </w:p>
@@ -674,9 +795,23 @@
         <w:tc>
           <w:tcPr>
             <w:tcW w:type="dxa" w:w="2523"/>
-          </w:tcPr>
-          <w:p>
-            <w:r>
+            <w:vAlign w:val="center"/>
+            <w:tcMar>
+              <w:top w:w="60" w:type="dxa"/>
+              <w:bottom w:w="60" w:type="dxa"/>
+              <w:left w:w="110" w:type="dxa"/>
+              <w:right w:w="110" w:type="dxa"/>
+            </w:tcMar>
+          </w:tcPr>
+          <w:p>
+            <w:pPr>
+              <w:spacing w:after="40" w:before="40"/>
+            </w:pPr>
+            <w:r>
+              <w:rPr>
+                <w:sz w:val="22"/>
+                <w:szCs w:val="22"/>
+              </w:rPr>
               <w:t>Design</w:t>
             </w:r>
           </w:p>
@@ -684,9 +819,23 @@
         <w:tc>
           <w:tcPr>
             <w:tcW w:type="dxa" w:w="2523"/>
-          </w:tcPr>
-          <w:p>
-            <w:r>
+            <w:vAlign w:val="center"/>
+            <w:tcMar>
+              <w:top w:w="60" w:type="dxa"/>
+              <w:bottom w:w="60" w:type="dxa"/>
+              <w:left w:w="110" w:type="dxa"/>
+              <w:right w:w="110" w:type="dxa"/>
+            </w:tcMar>
+          </w:tcPr>
+          <w:p>
+            <w:pPr>
+              <w:spacing w:after="40" w:before="40"/>
+            </w:pPr>
+            <w:r>
+              <w:rPr>
+                <w:sz w:val="22"/>
+                <w:szCs w:val="22"/>
+              </w:rPr>
               <w:t>Week 2-3</w:t>
             </w:r>
           </w:p>
@@ -694,9 +843,23 @@
         <w:tc>
           <w:tcPr>
             <w:tcW w:type="dxa" w:w="2523"/>
-          </w:tcPr>
-          <w:p>
-            <w:r>
+            <w:vAlign w:val="center"/>
+            <w:tcMar>
+              <w:top w:w="60" w:type="dxa"/>
+              <w:bottom w:w="60" w:type="dxa"/>
+              <w:left w:w="110" w:type="dxa"/>
+              <w:right w:w="110" w:type="dxa"/>
+            </w:tcMar>
+          </w:tcPr>
+          <w:p>
+            <w:pPr>
+              <w:spacing w:after="40" w:before="40"/>
+            </w:pPr>
+            <w:r>
+              <w:rPr>
+                <w:sz w:val="22"/>
+                <w:szCs w:val="22"/>
+              </w:rPr>
               <w:t>Document follow-up policy, write trigger specs with Zendesk admin, update email templates in sandbox</w:t>
             </w:r>
           </w:p>
@@ -704,9 +867,23 @@
         <w:tc>
           <w:tcPr>
             <w:tcW w:type="dxa" w:w="2523"/>
-          </w:tcPr>
-          <w:p>
-            <w:r>
+            <w:vAlign w:val="center"/>
+            <w:tcMar>
+              <w:top w:w="60" w:type="dxa"/>
+              <w:bottom w:w="60" w:type="dxa"/>
+              <w:left w:w="110" w:type="dxa"/>
+              <w:right w:w="110" w:type="dxa"/>
+            </w:tcMar>
+          </w:tcPr>
+          <w:p>
+            <w:pPr>
+              <w:spacing w:after="40" w:before="40"/>
+            </w:pPr>
+            <w:r>
+              <w:rPr>
+                <w:sz w:val="22"/>
+                <w:szCs w:val="22"/>
+              </w:rPr>
               <w:t>None</w:t>
             </w:r>
           </w:p>
@@ -716,9 +893,23 @@
         <w:tc>
           <w:tcPr>
             <w:tcW w:type="dxa" w:w="2523"/>
-          </w:tcPr>
-          <w:p>
-            <w:r>
+            <w:vAlign w:val="center"/>
+            <w:tcMar>
+              <w:top w:w="60" w:type="dxa"/>
+              <w:bottom w:w="60" w:type="dxa"/>
+              <w:left w:w="110" w:type="dxa"/>
+              <w:right w:w="110" w:type="dxa"/>
+            </w:tcMar>
+          </w:tcPr>
+          <w:p>
+            <w:pPr>
+              <w:spacing w:after="40" w:before="40"/>
+            </w:pPr>
+            <w:r>
+              <w:rPr>
+                <w:sz w:val="22"/>
+                <w:szCs w:val="22"/>
+              </w:rPr>
               <w:t>Pilot</w:t>
             </w:r>
           </w:p>
@@ -726,9 +917,23 @@
         <w:tc>
           <w:tcPr>
             <w:tcW w:type="dxa" w:w="2523"/>
-          </w:tcPr>
-          <w:p>
-            <w:r>
+            <w:vAlign w:val="center"/>
+            <w:tcMar>
+              <w:top w:w="60" w:type="dxa"/>
+              <w:bottom w:w="60" w:type="dxa"/>
+              <w:left w:w="110" w:type="dxa"/>
+              <w:right w:w="110" w:type="dxa"/>
+            </w:tcMar>
+          </w:tcPr>
+          <w:p>
+            <w:pPr>
+              <w:spacing w:after="40" w:before="40"/>
+            </w:pPr>
+            <w:r>
+              <w:rPr>
+                <w:sz w:val="22"/>
+                <w:szCs w:val="22"/>
+              </w:rPr>
               <w:t>Week 3-4</w:t>
             </w:r>
           </w:p>
@@ -736,9 +941,23 @@
         <w:tc>
           <w:tcPr>
             <w:tcW w:type="dxa" w:w="2523"/>
-          </w:tcPr>
-          <w:p>
-            <w:r>
+            <w:vAlign w:val="center"/>
+            <w:tcMar>
+              <w:top w:w="60" w:type="dxa"/>
+              <w:bottom w:w="60" w:type="dxa"/>
+              <w:left w:w="110" w:type="dxa"/>
+              <w:right w:w="110" w:type="dxa"/>
+            </w:tcMar>
+          </w:tcPr>
+          <w:p>
+            <w:pPr>
+              <w:spacing w:after="40" w:before="40"/>
+            </w:pPr>
+            <w:r>
+              <w:rPr>
+                <w:sz w:val="22"/>
+                <w:szCs w:val="22"/>
+              </w:rPr>
               <w:t>Enable follow-up-on-closed in sandbox, one EMEA pod, duplicate suggestions only (no auto-merge)</w:t>
             </w:r>
           </w:p>
@@ -746,9 +965,23 @@
         <w:tc>
           <w:tcPr>
             <w:tcW w:type="dxa" w:w="2523"/>
-          </w:tcPr>
-          <w:p>
-            <w:r>
+            <w:vAlign w:val="center"/>
+            <w:tcMar>
+              <w:top w:w="60" w:type="dxa"/>
+              <w:bottom w:w="60" w:type="dxa"/>
+              <w:left w:w="110" w:type="dxa"/>
+              <w:right w:w="110" w:type="dxa"/>
+            </w:tcMar>
+          </w:tcPr>
+          <w:p>
+            <w:pPr>
+              <w:spacing w:after="40" w:before="40"/>
+            </w:pPr>
+            <w:r>
+              <w:rPr>
+                <w:sz w:val="22"/>
+                <w:szCs w:val="22"/>
+              </w:rPr>
               <w:t>None, internal only</w:t>
             </w:r>
           </w:p>
@@ -758,9 +991,23 @@
         <w:tc>
           <w:tcPr>
             <w:tcW w:type="dxa" w:w="2523"/>
-          </w:tcPr>
-          <w:p>
-            <w:r>
+            <w:vAlign w:val="center"/>
+            <w:tcMar>
+              <w:top w:w="60" w:type="dxa"/>
+              <w:bottom w:w="60" w:type="dxa"/>
+              <w:left w:w="110" w:type="dxa"/>
+              <w:right w:w="110" w:type="dxa"/>
+            </w:tcMar>
+          </w:tcPr>
+          <w:p>
+            <w:pPr>
+              <w:spacing w:after="40" w:before="40"/>
+            </w:pPr>
+            <w:r>
+              <w:rPr>
+                <w:sz w:val="22"/>
+                <w:szCs w:val="22"/>
+              </w:rPr>
               <w:t>Roll out</w:t>
             </w:r>
           </w:p>
@@ -768,9 +1015,23 @@
         <w:tc>
           <w:tcPr>
             <w:tcW w:type="dxa" w:w="2523"/>
-          </w:tcPr>
-          <w:p>
-            <w:r>
+            <w:vAlign w:val="center"/>
+            <w:tcMar>
+              <w:top w:w="60" w:type="dxa"/>
+              <w:bottom w:w="60" w:type="dxa"/>
+              <w:left w:w="110" w:type="dxa"/>
+              <w:right w:w="110" w:type="dxa"/>
+            </w:tcMar>
+          </w:tcPr>
+          <w:p>
+            <w:pPr>
+              <w:spacing w:after="40" w:before="40"/>
+            </w:pPr>
+            <w:r>
+              <w:rPr>
+                <w:sz w:val="22"/>
+                <w:szCs w:val="22"/>
+              </w:rPr>
               <w:t>Week 5-6</w:t>
             </w:r>
           </w:p>
@@ -778,9 +1039,23 @@
         <w:tc>
           <w:tcPr>
             <w:tcW w:type="dxa" w:w="2523"/>
-          </w:tcPr>
-          <w:p>
-            <w:r>
+            <w:vAlign w:val="center"/>
+            <w:tcMar>
+              <w:top w:w="60" w:type="dxa"/>
+              <w:bottom w:w="60" w:type="dxa"/>
+              <w:left w:w="110" w:type="dxa"/>
+              <w:right w:w="110" w:type="dxa"/>
+            </w:tcMar>
+          </w:tcPr>
+          <w:p>
+            <w:pPr>
+              <w:spacing w:after="40" w:before="40"/>
+            </w:pPr>
+            <w:r>
+              <w:rPr>
+                <w:sz w:val="22"/>
+                <w:szCs w:val="22"/>
+              </w:rPr>
               <w:t>Production follow-up policy, template updates, 15-min agent huddle + quick reference card</w:t>
             </w:r>
           </w:p>
@@ -788,9 +1063,23 @@
         <w:tc>
           <w:tcPr>
             <w:tcW w:type="dxa" w:w="2523"/>
-          </w:tcPr>
-          <w:p>
-            <w:r>
+            <w:vAlign w:val="center"/>
+            <w:tcMar>
+              <w:top w:w="60" w:type="dxa"/>
+              <w:bottom w:w="60" w:type="dxa"/>
+              <w:left w:w="110" w:type="dxa"/>
+              <w:right w:w="110" w:type="dxa"/>
+            </w:tcMar>
+          </w:tcPr>
+          <w:p>
+            <w:pPr>
+              <w:spacing w:after="40" w:before="40"/>
+            </w:pPr>
+            <w:r>
+              <w:rPr>
+                <w:sz w:val="22"/>
+                <w:szCs w:val="22"/>
+              </w:rPr>
               <w:t>Minor, clearer ticket IDs in email subjects</w:t>
             </w:r>
           </w:p>
@@ -800,9 +1089,23 @@
         <w:tc>
           <w:tcPr>
             <w:tcW w:type="dxa" w:w="2523"/>
-          </w:tcPr>
-          <w:p>
-            <w:r>
+            <w:vAlign w:val="center"/>
+            <w:tcMar>
+              <w:top w:w="60" w:type="dxa"/>
+              <w:bottom w:w="60" w:type="dxa"/>
+              <w:left w:w="110" w:type="dxa"/>
+              <w:right w:w="110" w:type="dxa"/>
+            </w:tcMar>
+          </w:tcPr>
+          <w:p>
+            <w:pPr>
+              <w:spacing w:after="40" w:before="40"/>
+            </w:pPr>
+            <w:r>
+              <w:rPr>
+                <w:sz w:val="22"/>
+                <w:szCs w:val="22"/>
+              </w:rPr>
               <w:t>Optimise</w:t>
             </w:r>
           </w:p>
@@ -810,9 +1113,23 @@
         <w:tc>
           <w:tcPr>
             <w:tcW w:type="dxa" w:w="2523"/>
-          </w:tcPr>
-          <w:p>
-            <w:r>
+            <w:vAlign w:val="center"/>
+            <w:tcMar>
+              <w:top w:w="60" w:type="dxa"/>
+              <w:bottom w:w="60" w:type="dxa"/>
+              <w:left w:w="110" w:type="dxa"/>
+              <w:right w:w="110" w:type="dxa"/>
+            </w:tcMar>
+          </w:tcPr>
+          <w:p>
+            <w:pPr>
+              <w:spacing w:after="40" w:before="40"/>
+            </w:pPr>
+            <w:r>
+              <w:rPr>
+                <w:sz w:val="22"/>
+                <w:szCs w:val="22"/>
+              </w:rPr>
               <w:t>Week 7-12</w:t>
             </w:r>
           </w:p>
@@ -820,9 +1137,23 @@
         <w:tc>
           <w:tcPr>
             <w:tcW w:type="dxa" w:w="2523"/>
-          </w:tcPr>
-          <w:p>
-            <w:r>
+            <w:vAlign w:val="center"/>
+            <w:tcMar>
+              <w:top w:w="60" w:type="dxa"/>
+              <w:bottom w:w="60" w:type="dxa"/>
+              <w:left w:w="110" w:type="dxa"/>
+              <w:right w:w="110" w:type="dxa"/>
+            </w:tcMar>
+          </w:tcPr>
+          <w:p>
+            <w:pPr>
+              <w:spacing w:after="40" w:before="40"/>
+            </w:pPr>
+            <w:r>
+              <w:rPr>
+                <w:sz w:val="22"/>
+                <w:szCs w:val="22"/>
+              </w:rPr>
               <w:t>Enable high-confidence auto-merge, refine triggers from pilot false-positive rate</w:t>
             </w:r>
           </w:p>
@@ -830,9 +1161,23 @@
         <w:tc>
           <w:tcPr>
             <w:tcW w:type="dxa" w:w="2523"/>
-          </w:tcPr>
-          <w:p>
-            <w:r>
+            <w:vAlign w:val="center"/>
+            <w:tcMar>
+              <w:top w:w="60" w:type="dxa"/>
+              <w:bottom w:w="60" w:type="dxa"/>
+              <w:left w:w="110" w:type="dxa"/>
+              <w:right w:w="110" w:type="dxa"/>
+            </w:tcMar>
+          </w:tcPr>
+          <w:p>
+            <w:pPr>
+              <w:spacing w:after="40" w:before="40"/>
+            </w:pPr>
+            <w:r>
+              <w:rPr>
+                <w:sz w:val="22"/>
+                <w:szCs w:val="22"/>
+              </w:rPr>
               <w:t>Positive, fewer duplicate ticket numbers</w:t>
             </w:r>
           </w:p>
@@ -900,9 +1245,18 @@
     </w:p>
     <w:tbl>
       <w:tblPr>
-        <w:tblStyle w:val="Sinch"/>
+        <w:tblStyle w:val="TableGrid"/>
         <w:tblW w:type="auto" w:w="0"/>
         <w:tblLook w:firstColumn="1" w:firstRow="1" w:lastColumn="0" w:lastRow="0" w:noHBand="0" w:noVBand="1" w:val="04A0"/>
+        <w:jc w:val="center"/>
+        <w:tblBorders>
+          <w:top w:val="single" w:sz="4" w:space="0" w:color="B7C0CC"/>
+          <w:left w:val="single" w:sz="4" w:space="0" w:color="B7C0CC"/>
+          <w:bottom w:val="single" w:sz="4" w:space="0" w:color="B7C0CC"/>
+          <w:right w:val="single" w:sz="4" w:space="0" w:color="B7C0CC"/>
+          <w:insideH w:val="single" w:sz="4" w:space="0" w:color="B7C0CC"/>
+          <w:insideV w:val="single" w:sz="4" w:space="0" w:color="B7C0CC"/>
+        </w:tblBorders>
       </w:tblPr>
       <w:tblGrid>
         <w:gridCol w:w="2523"/>
@@ -914,11 +1268,25 @@
         <w:tc>
           <w:tcPr>
             <w:tcW w:type="dxa" w:w="2523"/>
-          </w:tcPr>
-          <w:p>
-            <w:r>
-              <w:rPr>
-                <w:b/>
+            <w:vAlign w:val="center"/>
+            <w:tcMar>
+              <w:top w:w="60" w:type="dxa"/>
+              <w:bottom w:w="60" w:type="dxa"/>
+              <w:left w:w="110" w:type="dxa"/>
+              <w:right w:w="110" w:type="dxa"/>
+            </w:tcMar>
+            <w:shd w:val="clear" w:color="auto" w:fill="1B3A5B"/>
+          </w:tcPr>
+          <w:p>
+            <w:pPr>
+              <w:spacing w:after="40" w:before="40"/>
+            </w:pPr>
+            <w:r>
+              <w:rPr>
+                <w:b w:val="true"/>
+                <w:color w:val="FFFFFF"/>
+                <w:sz w:val="24"/>
+                <w:szCs w:val="24"/>
               </w:rPr>
               <w:t>Metric</w:t>
             </w:r>
@@ -927,11 +1295,25 @@
         <w:tc>
           <w:tcPr>
             <w:tcW w:type="dxa" w:w="2523"/>
-          </w:tcPr>
-          <w:p>
-            <w:r>
-              <w:rPr>
-                <w:b/>
+            <w:vAlign w:val="center"/>
+            <w:tcMar>
+              <w:top w:w="60" w:type="dxa"/>
+              <w:bottom w:w="60" w:type="dxa"/>
+              <w:left w:w="110" w:type="dxa"/>
+              <w:right w:w="110" w:type="dxa"/>
+            </w:tcMar>
+            <w:shd w:val="clear" w:color="auto" w:fill="1B3A5B"/>
+          </w:tcPr>
+          <w:p>
+            <w:pPr>
+              <w:spacing w:after="40" w:before="40"/>
+            </w:pPr>
+            <w:r>
+              <w:rPr>
+                <w:b w:val="true"/>
+                <w:color w:val="FFFFFF"/>
+                <w:sz w:val="24"/>
+                <w:szCs w:val="24"/>
               </w:rPr>
               <w:t>How to measure</w:t>
             </w:r>
@@ -940,11 +1322,25 @@
         <w:tc>
           <w:tcPr>
             <w:tcW w:type="dxa" w:w="2523"/>
-          </w:tcPr>
-          <w:p>
-            <w:r>
-              <w:rPr>
-                <w:b/>
+            <w:vAlign w:val="center"/>
+            <w:tcMar>
+              <w:top w:w="60" w:type="dxa"/>
+              <w:bottom w:w="60" w:type="dxa"/>
+              <w:left w:w="110" w:type="dxa"/>
+              <w:right w:w="110" w:type="dxa"/>
+            </w:tcMar>
+            <w:shd w:val="clear" w:color="auto" w:fill="1B3A5B"/>
+          </w:tcPr>
+          <w:p>
+            <w:pPr>
+              <w:spacing w:after="40" w:before="40"/>
+            </w:pPr>
+            <w:r>
+              <w:rPr>
+                <w:b w:val="true"/>
+                <w:color w:val="FFFFFF"/>
+                <w:sz w:val="24"/>
+                <w:szCs w:val="24"/>
               </w:rPr>
               <w:t>Baseline</w:t>
             </w:r>
@@ -953,11 +1349,25 @@
         <w:tc>
           <w:tcPr>
             <w:tcW w:type="dxa" w:w="2523"/>
-          </w:tcPr>
-          <w:p>
-            <w:r>
-              <w:rPr>
-                <w:b/>
+            <w:vAlign w:val="center"/>
+            <w:tcMar>
+              <w:top w:w="60" w:type="dxa"/>
+              <w:bottom w:w="60" w:type="dxa"/>
+              <w:left w:w="110" w:type="dxa"/>
+              <w:right w:w="110" w:type="dxa"/>
+            </w:tcMar>
+            <w:shd w:val="clear" w:color="auto" w:fill="1B3A5B"/>
+          </w:tcPr>
+          <w:p>
+            <w:pPr>
+              <w:spacing w:after="40" w:before="40"/>
+            </w:pPr>
+            <w:r>
+              <w:rPr>
+                <w:b w:val="true"/>
+                <w:color w:val="FFFFFF"/>
+                <w:sz w:val="24"/>
+                <w:szCs w:val="24"/>
               </w:rPr>
               <w:t>90-day target</w:t>
             </w:r>
@@ -968,9 +1378,23 @@
         <w:tc>
           <w:tcPr>
             <w:tcW w:type="dxa" w:w="2523"/>
-          </w:tcPr>
-          <w:p>
-            <w:r>
+            <w:vAlign w:val="center"/>
+            <w:tcMar>
+              <w:top w:w="60" w:type="dxa"/>
+              <w:bottom w:w="60" w:type="dxa"/>
+              <w:left w:w="110" w:type="dxa"/>
+              <w:right w:w="110" w:type="dxa"/>
+            </w:tcMar>
+          </w:tcPr>
+          <w:p>
+            <w:pPr>
+              <w:spacing w:after="40" w:before="40"/>
+            </w:pPr>
+            <w:r>
+              <w:rPr>
+                <w:sz w:val="22"/>
+                <w:szCs w:val="22"/>
+              </w:rPr>
               <w:t>Duplicate ticket rate</w:t>
             </w:r>
           </w:p>
@@ -978,9 +1402,23 @@
         <w:tc>
           <w:tcPr>
             <w:tcW w:type="dxa" w:w="2523"/>
-          </w:tcPr>
-          <w:p>
-            <w:r>
+            <w:vAlign w:val="center"/>
+            <w:tcMar>
+              <w:top w:w="60" w:type="dxa"/>
+              <w:bottom w:w="60" w:type="dxa"/>
+              <w:left w:w="110" w:type="dxa"/>
+              <w:right w:w="110" w:type="dxa"/>
+            </w:tcMar>
+          </w:tcPr>
+          <w:p>
+            <w:pPr>
+              <w:spacing w:after="40" w:before="40"/>
+            </w:pPr>
+            <w:r>
+              <w:rPr>
+                <w:sz w:val="22"/>
+                <w:szCs w:val="22"/>
+              </w:rPr>
               <w:t>Tickets merged within 48h of creation ÷ total new tickets</w:t>
             </w:r>
           </w:p>
@@ -988,9 +1426,23 @@
         <w:tc>
           <w:tcPr>
             <w:tcW w:type="dxa" w:w="2523"/>
-          </w:tcPr>
-          <w:p>
-            <w:r>
+            <w:vAlign w:val="center"/>
+            <w:tcMar>
+              <w:top w:w="60" w:type="dxa"/>
+              <w:bottom w:w="60" w:type="dxa"/>
+              <w:left w:w="110" w:type="dxa"/>
+              <w:right w:w="110" w:type="dxa"/>
+            </w:tcMar>
+          </w:tcPr>
+          <w:p>
+            <w:pPr>
+              <w:spacing w:after="40" w:before="40"/>
+            </w:pPr>
+            <w:r>
+              <w:rPr>
+                <w:sz w:val="22"/>
+                <w:szCs w:val="22"/>
+              </w:rPr>
               <w:t>Measure now from 90-day export</w:t>
             </w:r>
           </w:p>
@@ -998,9 +1450,23 @@
         <w:tc>
           <w:tcPr>
             <w:tcW w:type="dxa" w:w="2523"/>
-          </w:tcPr>
-          <w:p>
-            <w:r>
+            <w:vAlign w:val="center"/>
+            <w:tcMar>
+              <w:top w:w="60" w:type="dxa"/>
+              <w:bottom w:w="60" w:type="dxa"/>
+              <w:left w:w="110" w:type="dxa"/>
+              <w:right w:w="110" w:type="dxa"/>
+            </w:tcMar>
+          </w:tcPr>
+          <w:p>
+            <w:pPr>
+              <w:spacing w:after="40" w:before="40"/>
+            </w:pPr>
+            <w:r>
+              <w:rPr>
+                <w:sz w:val="22"/>
+                <w:szCs w:val="22"/>
+              </w:rPr>
               <w:t>Reduce by 40%</w:t>
             </w:r>
           </w:p>
@@ -1010,9 +1476,23 @@
         <w:tc>
           <w:tcPr>
             <w:tcW w:type="dxa" w:w="2523"/>
-          </w:tcPr>
-          <w:p>
-            <w:r>
+            <w:vAlign w:val="center"/>
+            <w:tcMar>
+              <w:top w:w="60" w:type="dxa"/>
+              <w:bottom w:w="60" w:type="dxa"/>
+              <w:left w:w="110" w:type="dxa"/>
+              <w:right w:w="110" w:type="dxa"/>
+            </w:tcMar>
+          </w:tcPr>
+          <w:p>
+            <w:pPr>
+              <w:spacing w:after="40" w:before="40"/>
+            </w:pPr>
+            <w:r>
+              <w:rPr>
+                <w:sz w:val="22"/>
+                <w:szCs w:val="22"/>
+              </w:rPr>
               <w:t>Reopen vs new-on-reply</w:t>
             </w:r>
           </w:p>
@@ -1020,9 +1500,23 @@
         <w:tc>
           <w:tcPr>
             <w:tcW w:type="dxa" w:w="2523"/>
-          </w:tcPr>
-          <w:p>
-            <w:r>
+            <w:vAlign w:val="center"/>
+            <w:tcMar>
+              <w:top w:w="60" w:type="dxa"/>
+              <w:bottom w:w="60" w:type="dxa"/>
+              <w:left w:w="110" w:type="dxa"/>
+              <w:right w:w="110" w:type="dxa"/>
+            </w:tcMar>
+          </w:tcPr>
+          <w:p>
+            <w:pPr>
+              <w:spacing w:after="40" w:before="40"/>
+            </w:pPr>
+            <w:r>
+              <w:rPr>
+                <w:sz w:val="22"/>
+                <w:szCs w:val="22"/>
+              </w:rPr>
               <w:t>Follow-ups on closed tickets that reopen vs create new</w:t>
             </w:r>
           </w:p>
@@ -1030,9 +1524,23 @@
         <w:tc>
           <w:tcPr>
             <w:tcW w:type="dxa" w:w="2523"/>
-          </w:tcPr>
-          <w:p>
-            <w:r>
+            <w:vAlign w:val="center"/>
+            <w:tcMar>
+              <w:top w:w="60" w:type="dxa"/>
+              <w:bottom w:w="60" w:type="dxa"/>
+              <w:left w:w="110" w:type="dxa"/>
+              <w:right w:w="110" w:type="dxa"/>
+            </w:tcMar>
+          </w:tcPr>
+          <w:p>
+            <w:pPr>
+              <w:spacing w:after="40" w:before="40"/>
+            </w:pPr>
+            <w:r>
+              <w:rPr>
+                <w:sz w:val="22"/>
+                <w:szCs w:val="22"/>
+              </w:rPr>
               <w:t>Measure now</w:t>
             </w:r>
           </w:p>
@@ -1040,9 +1548,23 @@
         <w:tc>
           <w:tcPr>
             <w:tcW w:type="dxa" w:w="2523"/>
-          </w:tcPr>
-          <w:p>
-            <w:r>
+            <w:vAlign w:val="center"/>
+            <w:tcMar>
+              <w:top w:w="60" w:type="dxa"/>
+              <w:bottom w:w="60" w:type="dxa"/>
+              <w:left w:w="110" w:type="dxa"/>
+              <w:right w:w="110" w:type="dxa"/>
+            </w:tcMar>
+          </w:tcPr>
+          <w:p>
+            <w:pPr>
+              <w:spacing w:after="40" w:before="40"/>
+            </w:pPr>
+            <w:r>
+              <w:rPr>
+                <w:sz w:val="22"/>
+                <w:szCs w:val="22"/>
+              </w:rPr>
               <w:t>Increase reopen rate where appropriate</w:t>
             </w:r>
           </w:p>
@@ -1052,9 +1574,23 @@
         <w:tc>
           <w:tcPr>
             <w:tcW w:type="dxa" w:w="2523"/>
-          </w:tcPr>
-          <w:p>
-            <w:r>
+            <w:vAlign w:val="center"/>
+            <w:tcMar>
+              <w:top w:w="60" w:type="dxa"/>
+              <w:bottom w:w="60" w:type="dxa"/>
+              <w:left w:w="110" w:type="dxa"/>
+              <w:right w:w="110" w:type="dxa"/>
+            </w:tcMar>
+          </w:tcPr>
+          <w:p>
+            <w:pPr>
+              <w:spacing w:after="40" w:before="40"/>
+            </w:pPr>
+            <w:r>
+              <w:rPr>
+                <w:sz w:val="22"/>
+                <w:szCs w:val="22"/>
+              </w:rPr>
               <w:t>Repeat handle time</w:t>
             </w:r>
           </w:p>
@@ -1062,9 +1598,23 @@
         <w:tc>
           <w:tcPr>
             <w:tcW w:type="dxa" w:w="2523"/>
-          </w:tcPr>
-          <w:p>
-            <w:r>
+            <w:vAlign w:val="center"/>
+            <w:tcMar>
+              <w:top w:w="60" w:type="dxa"/>
+              <w:bottom w:w="60" w:type="dxa"/>
+              <w:left w:w="110" w:type="dxa"/>
+              <w:right w:w="110" w:type="dxa"/>
+            </w:tcMar>
+          </w:tcPr>
+          <w:p>
+            <w:pPr>
+              <w:spacing w:after="40" w:before="40"/>
+            </w:pPr>
+            <w:r>
+              <w:rPr>
+                <w:sz w:val="22"/>
+                <w:szCs w:val="22"/>
+              </w:rPr>
               <w:t>Avg agent touches on duplicate clusters (audit sample)</w:t>
             </w:r>
           </w:p>
@@ -1072,9 +1622,23 @@
         <w:tc>
           <w:tcPr>
             <w:tcW w:type="dxa" w:w="2523"/>
-          </w:tcPr>
-          <w:p>
-            <w:r>
+            <w:vAlign w:val="center"/>
+            <w:tcMar>
+              <w:top w:w="60" w:type="dxa"/>
+              <w:bottom w:w="60" w:type="dxa"/>
+              <w:left w:w="110" w:type="dxa"/>
+              <w:right w:w="110" w:type="dxa"/>
+            </w:tcMar>
+          </w:tcPr>
+          <w:p>
+            <w:pPr>
+              <w:spacing w:after="40" w:before="40"/>
+            </w:pPr>
+            <w:r>
+              <w:rPr>
+                <w:sz w:val="22"/>
+                <w:szCs w:val="22"/>
+              </w:rPr>
               <w:t>Sample 30 clusters</w:t>
             </w:r>
           </w:p>
@@ -1082,9 +1646,23 @@
         <w:tc>
           <w:tcPr>
             <w:tcW w:type="dxa" w:w="2523"/>
-          </w:tcPr>
-          <w:p>
-            <w:r>
+            <w:vAlign w:val="center"/>
+            <w:tcMar>
+              <w:top w:w="60" w:type="dxa"/>
+              <w:bottom w:w="60" w:type="dxa"/>
+              <w:left w:w="110" w:type="dxa"/>
+              <w:right w:w="110" w:type="dxa"/>
+            </w:tcMar>
+          </w:tcPr>
+          <w:p>
+            <w:pPr>
+              <w:spacing w:after="40" w:before="40"/>
+            </w:pPr>
+            <w:r>
+              <w:rPr>
+                <w:sz w:val="22"/>
+                <w:szCs w:val="22"/>
+              </w:rPr>
               <w:t>Reduce by 25%</w:t>
             </w:r>
           </w:p>
@@ -1094,9 +1672,23 @@
         <w:tc>
           <w:tcPr>
             <w:tcW w:type="dxa" w:w="2523"/>
-          </w:tcPr>
-          <w:p>
-            <w:r>
+            <w:vAlign w:val="center"/>
+            <w:tcMar>
+              <w:top w:w="60" w:type="dxa"/>
+              <w:bottom w:w="60" w:type="dxa"/>
+              <w:left w:w="110" w:type="dxa"/>
+              <w:right w:w="110" w:type="dxa"/>
+            </w:tcMar>
+          </w:tcPr>
+          <w:p>
+            <w:pPr>
+              <w:spacing w:after="40" w:before="40"/>
+            </w:pPr>
+            <w:r>
+              <w:rPr>
+                <w:sz w:val="22"/>
+                <w:szCs w:val="22"/>
+              </w:rPr>
               <w:t>Customer complaints</w:t>
             </w:r>
           </w:p>
@@ -1104,9 +1696,23 @@
         <w:tc>
           <w:tcPr>
             <w:tcW w:type="dxa" w:w="2523"/>
-          </w:tcPr>
-          <w:p>
-            <w:r>
+            <w:vAlign w:val="center"/>
+            <w:tcMar>
+              <w:top w:w="60" w:type="dxa"/>
+              <w:bottom w:w="60" w:type="dxa"/>
+              <w:left w:w="110" w:type="dxa"/>
+              <w:right w:w="110" w:type="dxa"/>
+            </w:tcMar>
+          </w:tcPr>
+          <w:p>
+            <w:pPr>
+              <w:spacing w:after="40" w:before="40"/>
+            </w:pPr>
+            <w:r>
+              <w:rPr>
+                <w:sz w:val="22"/>
+                <w:szCs w:val="22"/>
+              </w:rPr>
               <w:t>Tickets tagged duplicate_ticket_complaint or free-text search</w:t>
             </w:r>
           </w:p>
@@ -1114,9 +1720,23 @@
         <w:tc>
           <w:tcPr>
             <w:tcW w:type="dxa" w:w="2523"/>
-          </w:tcPr>
-          <w:p>
-            <w:r>
+            <w:vAlign w:val="center"/>
+            <w:tcMar>
+              <w:top w:w="60" w:type="dxa"/>
+              <w:bottom w:w="60" w:type="dxa"/>
+              <w:left w:w="110" w:type="dxa"/>
+              <w:right w:w="110" w:type="dxa"/>
+            </w:tcMar>
+          </w:tcPr>
+          <w:p>
+            <w:pPr>
+              <w:spacing w:after="40" w:before="40"/>
+            </w:pPr>
+            <w:r>
+              <w:rPr>
+                <w:sz w:val="22"/>
+                <w:szCs w:val="22"/>
+              </w:rPr>
               <w:t>Current monthly count</w:t>
             </w:r>
           </w:p>
@@ -1124,9 +1744,23 @@
         <w:tc>
           <w:tcPr>
             <w:tcW w:type="dxa" w:w="2523"/>
-          </w:tcPr>
-          <w:p>
-            <w:r>
+            <w:vAlign w:val="center"/>
+            <w:tcMar>
+              <w:top w:w="60" w:type="dxa"/>
+              <w:bottom w:w="60" w:type="dxa"/>
+              <w:left w:w="110" w:type="dxa"/>
+              <w:right w:w="110" w:type="dxa"/>
+            </w:tcMar>
+          </w:tcPr>
+          <w:p>
+            <w:pPr>
+              <w:spacing w:after="40" w:before="40"/>
+            </w:pPr>
+            <w:r>
+              <w:rPr>
+                <w:sz w:val="22"/>
+                <w:szCs w:val="22"/>
+              </w:rPr>
               <w:t>Near zero</w:t>
             </w:r>
           </w:p>
@@ -1136,9 +1770,23 @@
         <w:tc>
           <w:tcPr>
             <w:tcW w:type="dxa" w:w="2523"/>
-          </w:tcPr>
-          <w:p>
-            <w:r>
+            <w:vAlign w:val="center"/>
+            <w:tcMar>
+              <w:top w:w="60" w:type="dxa"/>
+              <w:bottom w:w="60" w:type="dxa"/>
+              <w:left w:w="110" w:type="dxa"/>
+              <w:right w:w="110" w:type="dxa"/>
+            </w:tcMar>
+          </w:tcPr>
+          <w:p>
+            <w:pPr>
+              <w:spacing w:after="40" w:before="40"/>
+            </w:pPr>
+            <w:r>
+              <w:rPr>
+                <w:sz w:val="22"/>
+                <w:szCs w:val="22"/>
+              </w:rPr>
               <w:t>Agent pulse</w:t>
             </w:r>
           </w:p>
@@ -1146,9 +1794,23 @@
         <w:tc>
           <w:tcPr>
             <w:tcW w:type="dxa" w:w="2523"/>
-          </w:tcPr>
-          <w:p>
-            <w:r>
+            <w:vAlign w:val="center"/>
+            <w:tcMar>
+              <w:top w:w="60" w:type="dxa"/>
+              <w:bottom w:w="60" w:type="dxa"/>
+              <w:left w:w="110" w:type="dxa"/>
+              <w:right w:w="110" w:type="dxa"/>
+            </w:tcMar>
+          </w:tcPr>
+          <w:p>
+            <w:pPr>
+              <w:spacing w:after="40" w:before="40"/>
+            </w:pPr>
+            <w:r>
+              <w:rPr>
+                <w:sz w:val="22"/>
+                <w:szCs w:val="22"/>
+              </w:rPr>
               <w:t>Monthly 1-question survey on duplicate frustration</w:t>
             </w:r>
           </w:p>
@@ -1156,9 +1818,23 @@
         <w:tc>
           <w:tcPr>
             <w:tcW w:type="dxa" w:w="2523"/>
-          </w:tcPr>
-          <w:p>
-            <w:r>
+            <w:vAlign w:val="center"/>
+            <w:tcMar>
+              <w:top w:w="60" w:type="dxa"/>
+              <w:bottom w:w="60" w:type="dxa"/>
+              <w:left w:w="110" w:type="dxa"/>
+              <w:right w:w="110" w:type="dxa"/>
+            </w:tcMar>
+          </w:tcPr>
+          <w:p>
+            <w:pPr>
+              <w:spacing w:after="40" w:before="40"/>
+            </w:pPr>
+            <w:r>
+              <w:rPr>
+                <w:sz w:val="22"/>
+                <w:szCs w:val="22"/>
+              </w:rPr>
               <w:t>Baseline survey</w:t>
             </w:r>
           </w:p>
@@ -1166,9 +1842,23 @@
         <w:tc>
           <w:tcPr>
             <w:tcW w:type="dxa" w:w="2523"/>
-          </w:tcPr>
-          <w:p>
-            <w:r>
+            <w:vAlign w:val="center"/>
+            <w:tcMar>
+              <w:top w:w="60" w:type="dxa"/>
+              <w:bottom w:w="60" w:type="dxa"/>
+              <w:left w:w="110" w:type="dxa"/>
+              <w:right w:w="110" w:type="dxa"/>
+            </w:tcMar>
+          </w:tcPr>
+          <w:p>
+            <w:pPr>
+              <w:spacing w:after="40" w:before="40"/>
+            </w:pPr>
+            <w:r>
+              <w:rPr>
+                <w:sz w:val="22"/>
+                <w:szCs w:val="22"/>
+              </w:rPr>
               <w:t>Measurable improvement</w:t>
             </w:r>
           </w:p>
@@ -1688,9 +2378,18 @@
     </w:p>
     <w:tbl>
       <w:tblPr>
-        <w:tblStyle w:val="Sinch"/>
+        <w:tblStyle w:val="TableGrid"/>
         <w:tblW w:type="auto" w:w="0"/>
         <w:tblLook w:firstColumn="1" w:firstRow="1" w:lastColumn="0" w:lastRow="0" w:noHBand="0" w:noVBand="1" w:val="04A0"/>
+        <w:jc w:val="center"/>
+        <w:tblBorders>
+          <w:top w:val="single" w:sz="4" w:space="0" w:color="B7C0CC"/>
+          <w:left w:val="single" w:sz="4" w:space="0" w:color="B7C0CC"/>
+          <w:bottom w:val="single" w:sz="4" w:space="0" w:color="B7C0CC"/>
+          <w:right w:val="single" w:sz="4" w:space="0" w:color="B7C0CC"/>
+          <w:insideH w:val="single" w:sz="4" w:space="0" w:color="B7C0CC"/>
+          <w:insideV w:val="single" w:sz="4" w:space="0" w:color="B7C0CC"/>
+        </w:tblBorders>
       </w:tblPr>
       <w:tblGrid>
         <w:gridCol w:w="2523"/>
@@ -1702,11 +2401,25 @@
         <w:tc>
           <w:tcPr>
             <w:tcW w:type="dxa" w:w="2523"/>
-          </w:tcPr>
-          <w:p>
-            <w:r>
-              <w:rPr>
-                <w:b/>
+            <w:vAlign w:val="center"/>
+            <w:tcMar>
+              <w:top w:w="60" w:type="dxa"/>
+              <w:bottom w:w="60" w:type="dxa"/>
+              <w:left w:w="110" w:type="dxa"/>
+              <w:right w:w="110" w:type="dxa"/>
+            </w:tcMar>
+            <w:shd w:val="clear" w:color="auto" w:fill="1B3A5B"/>
+          </w:tcPr>
+          <w:p>
+            <w:pPr>
+              <w:spacing w:after="40" w:before="40"/>
+            </w:pPr>
+            <w:r>
+              <w:rPr>
+                <w:b w:val="true"/>
+                <w:color w:val="FFFFFF"/>
+                <w:sz w:val="24"/>
+                <w:szCs w:val="24"/>
               </w:rPr>
               <w:t>Phase</w:t>
             </w:r>
@@ -1715,11 +2428,25 @@
         <w:tc>
           <w:tcPr>
             <w:tcW w:type="dxa" w:w="2523"/>
-          </w:tcPr>
-          <w:p>
-            <w:r>
-              <w:rPr>
-                <w:b/>
+            <w:vAlign w:val="center"/>
+            <w:tcMar>
+              <w:top w:w="60" w:type="dxa"/>
+              <w:bottom w:w="60" w:type="dxa"/>
+              <w:left w:w="110" w:type="dxa"/>
+              <w:right w:w="110" w:type="dxa"/>
+            </w:tcMar>
+            <w:shd w:val="clear" w:color="auto" w:fill="1B3A5B"/>
+          </w:tcPr>
+          <w:p>
+            <w:pPr>
+              <w:spacing w:after="40" w:before="40"/>
+            </w:pPr>
+            <w:r>
+              <w:rPr>
+                <w:b w:val="true"/>
+                <w:color w:val="FFFFFF"/>
+                <w:sz w:val="24"/>
+                <w:szCs w:val="24"/>
               </w:rPr>
               <w:t>Timeline</w:t>
             </w:r>
@@ -1728,11 +2455,25 @@
         <w:tc>
           <w:tcPr>
             <w:tcW w:type="dxa" w:w="2523"/>
-          </w:tcPr>
-          <w:p>
-            <w:r>
-              <w:rPr>
-                <w:b/>
+            <w:vAlign w:val="center"/>
+            <w:tcMar>
+              <w:top w:w="60" w:type="dxa"/>
+              <w:bottom w:w="60" w:type="dxa"/>
+              <w:left w:w="110" w:type="dxa"/>
+              <w:right w:w="110" w:type="dxa"/>
+            </w:tcMar>
+            <w:shd w:val="clear" w:color="auto" w:fill="1B3A5B"/>
+          </w:tcPr>
+          <w:p>
+            <w:pPr>
+              <w:spacing w:after="40" w:before="40"/>
+            </w:pPr>
+            <w:r>
+              <w:rPr>
+                <w:b w:val="true"/>
+                <w:color w:val="FFFFFF"/>
+                <w:sz w:val="24"/>
+                <w:szCs w:val="24"/>
               </w:rPr>
               <w:t>Actions</w:t>
             </w:r>
@@ -1741,11 +2482,25 @@
         <w:tc>
           <w:tcPr>
             <w:tcW w:type="dxa" w:w="2523"/>
-          </w:tcPr>
-          <w:p>
-            <w:r>
-              <w:rPr>
-                <w:b/>
+            <w:vAlign w:val="center"/>
+            <w:tcMar>
+              <w:top w:w="60" w:type="dxa"/>
+              <w:bottom w:w="60" w:type="dxa"/>
+              <w:left w:w="110" w:type="dxa"/>
+              <w:right w:w="110" w:type="dxa"/>
+            </w:tcMar>
+            <w:shd w:val="clear" w:color="auto" w:fill="1B3A5B"/>
+          </w:tcPr>
+          <w:p>
+            <w:pPr>
+              <w:spacing w:after="40" w:before="40"/>
+            </w:pPr>
+            <w:r>
+              <w:rPr>
+                <w:b w:val="true"/>
+                <w:color w:val="FFFFFF"/>
+                <w:sz w:val="24"/>
+                <w:szCs w:val="24"/>
               </w:rPr>
               <w:t>Customer impact</w:t>
             </w:r>
@@ -1756,9 +2511,23 @@
         <w:tc>
           <w:tcPr>
             <w:tcW w:type="dxa" w:w="2523"/>
-          </w:tcPr>
-          <w:p>
-            <w:r>
+            <w:vAlign w:val="center"/>
+            <w:tcMar>
+              <w:top w:w="60" w:type="dxa"/>
+              <w:bottom w:w="60" w:type="dxa"/>
+              <w:left w:w="110" w:type="dxa"/>
+              <w:right w:w="110" w:type="dxa"/>
+            </w:tcMar>
+          </w:tcPr>
+          <w:p>
+            <w:pPr>
+              <w:spacing w:after="40" w:before="40"/>
+            </w:pPr>
+            <w:r>
+              <w:rPr>
+                <w:sz w:val="22"/>
+                <w:szCs w:val="22"/>
+              </w:rPr>
               <w:t>Discover</w:t>
             </w:r>
           </w:p>
@@ -1766,9 +2535,23 @@
         <w:tc>
           <w:tcPr>
             <w:tcW w:type="dxa" w:w="2523"/>
-          </w:tcPr>
-          <w:p>
-            <w:r>
+            <w:vAlign w:val="center"/>
+            <w:tcMar>
+              <w:top w:w="60" w:type="dxa"/>
+              <w:bottom w:w="60" w:type="dxa"/>
+              <w:left w:w="110" w:type="dxa"/>
+              <w:right w:w="110" w:type="dxa"/>
+            </w:tcMar>
+          </w:tcPr>
+          <w:p>
+            <w:pPr>
+              <w:spacing w:after="40" w:before="40"/>
+            </w:pPr>
+            <w:r>
+              <w:rPr>
+                <w:sz w:val="22"/>
+                <w:szCs w:val="22"/>
+              </w:rPr>
               <w:t>Week 1-2</w:t>
             </w:r>
           </w:p>
@@ -1776,9 +2559,23 @@
         <w:tc>
           <w:tcPr>
             <w:tcW w:type="dxa" w:w="2523"/>
-          </w:tcPr>
-          <w:p>
-            <w:r>
+            <w:vAlign w:val="center"/>
+            <w:tcMar>
+              <w:top w:w="60" w:type="dxa"/>
+              <w:bottom w:w="60" w:type="dxa"/>
+              <w:left w:w="110" w:type="dxa"/>
+              <w:right w:w="110" w:type="dxa"/>
+            </w:tcMar>
+          </w:tcPr>
+          <w:p>
+            <w:pPr>
+              <w:spacing w:after="40" w:before="40"/>
+            </w:pPr>
+            <w:r>
+              <w:rPr>
+                <w:sz w:val="22"/>
+                <w:szCs w:val="22"/>
+              </w:rPr>
               <w:t>Interview 8-10 agents, map top 10 supplier paths, document JIRA vs Zendesk gap, list mailboxes and side conv usage</w:t>
             </w:r>
           </w:p>
@@ -1786,9 +2583,23 @@
         <w:tc>
           <w:tcPr>
             <w:tcW w:type="dxa" w:w="2523"/>
-          </w:tcPr>
-          <w:p>
-            <w:r>
+            <w:vAlign w:val="center"/>
+            <w:tcMar>
+              <w:top w:w="60" w:type="dxa"/>
+              <w:bottom w:w="60" w:type="dxa"/>
+              <w:left w:w="110" w:type="dxa"/>
+              <w:right w:w="110" w:type="dxa"/>
+            </w:tcMar>
+          </w:tcPr>
+          <w:p>
+            <w:pPr>
+              <w:spacing w:after="40" w:before="40"/>
+            </w:pPr>
+            <w:r>
+              <w:rPr>
+                <w:sz w:val="22"/>
+                <w:szCs w:val="22"/>
+              </w:rPr>
               <w:t>None</w:t>
             </w:r>
           </w:p>
@@ -1798,9 +2609,23 @@
         <w:tc>
           <w:tcPr>
             <w:tcW w:type="dxa" w:w="2523"/>
-          </w:tcPr>
-          <w:p>
-            <w:r>
+            <w:vAlign w:val="center"/>
+            <w:tcMar>
+              <w:top w:w="60" w:type="dxa"/>
+              <w:bottom w:w="60" w:type="dxa"/>
+              <w:left w:w="110" w:type="dxa"/>
+              <w:right w:w="110" w:type="dxa"/>
+            </w:tcMar>
+          </w:tcPr>
+          <w:p>
+            <w:pPr>
+              <w:spacing w:after="40" w:before="40"/>
+            </w:pPr>
+            <w:r>
+              <w:rPr>
+                <w:sz w:val="22"/>
+                <w:szCs w:val="22"/>
+              </w:rPr>
               <w:t>Design</w:t>
             </w:r>
           </w:p>
@@ -1808,9 +2633,23 @@
         <w:tc>
           <w:tcPr>
             <w:tcW w:type="dxa" w:w="2523"/>
-          </w:tcPr>
-          <w:p>
-            <w:r>
+            <w:vAlign w:val="center"/>
+            <w:tcMar>
+              <w:top w:w="60" w:type="dxa"/>
+              <w:bottom w:w="60" w:type="dxa"/>
+              <w:left w:w="110" w:type="dxa"/>
+              <w:right w:w="110" w:type="dxa"/>
+            </w:tcMar>
+          </w:tcPr>
+          <w:p>
+            <w:pPr>
+              <w:spacing w:after="40" w:before="40"/>
+            </w:pPr>
+            <w:r>
+              <w:rPr>
+                <w:sz w:val="22"/>
+                <w:szCs w:val="22"/>
+              </w:rPr>
               <w:t>Week 3</w:t>
             </w:r>
           </w:p>
@@ -1818,9 +2657,23 @@
         <w:tc>
           <w:tcPr>
             <w:tcW w:type="dxa" w:w="2523"/>
-          </w:tcPr>
-          <w:p>
-            <w:r>
+            <w:vAlign w:val="center"/>
+            <w:tcMar>
+              <w:top w:w="60" w:type="dxa"/>
+              <w:bottom w:w="60" w:type="dxa"/>
+              <w:left w:w="110" w:type="dxa"/>
+              <w:right w:w="110" w:type="dxa"/>
+            </w:tcMar>
+          </w:tcPr>
+          <w:p>
+            <w:pPr>
+              <w:spacing w:after="40" w:before="40"/>
+            </w:pPr>
+            <w:r>
+              <w:rPr>
+                <w:sz w:val="22"/>
+                <w:szCs w:val="22"/>
+              </w:rPr>
               <w:t>Agree escalation model per supplier type, write trigger spec, define allowlist and noise filters</w:t>
             </w:r>
           </w:p>
@@ -1828,9 +2681,23 @@
         <w:tc>
           <w:tcPr>
             <w:tcW w:type="dxa" w:w="2523"/>
-          </w:tcPr>
-          <w:p>
-            <w:r>
+            <w:vAlign w:val="center"/>
+            <w:tcMar>
+              <w:top w:w="60" w:type="dxa"/>
+              <w:bottom w:w="60" w:type="dxa"/>
+              <w:left w:w="110" w:type="dxa"/>
+              <w:right w:w="110" w:type="dxa"/>
+            </w:tcMar>
+          </w:tcPr>
+          <w:p>
+            <w:pPr>
+              <w:spacing w:after="40" w:before="40"/>
+            </w:pPr>
+            <w:r>
+              <w:rPr>
+                <w:sz w:val="22"/>
+                <w:szCs w:val="22"/>
+              </w:rPr>
               <w:t>None</w:t>
             </w:r>
           </w:p>
@@ -1840,9 +2707,23 @@
         <w:tc>
           <w:tcPr>
             <w:tcW w:type="dxa" w:w="2523"/>
-          </w:tcPr>
-          <w:p>
-            <w:r>
+            <w:vAlign w:val="center"/>
+            <w:tcMar>
+              <w:top w:w="60" w:type="dxa"/>
+              <w:bottom w:w="60" w:type="dxa"/>
+              <w:left w:w="110" w:type="dxa"/>
+              <w:right w:w="110" w:type="dxa"/>
+            </w:tcMar>
+          </w:tcPr>
+          <w:p>
+            <w:pPr>
+              <w:spacing w:after="40" w:before="40"/>
+            </w:pPr>
+            <w:r>
+              <w:rPr>
+                <w:sz w:val="22"/>
+                <w:szCs w:val="22"/>
+              </w:rPr>
               <w:t>Shadow pilot</w:t>
             </w:r>
           </w:p>
@@ -1850,9 +2731,23 @@
         <w:tc>
           <w:tcPr>
             <w:tcW w:type="dxa" w:w="2523"/>
-          </w:tcPr>
-          <w:p>
-            <w:r>
+            <w:vAlign w:val="center"/>
+            <w:tcMar>
+              <w:top w:w="60" w:type="dxa"/>
+              <w:bottom w:w="60" w:type="dxa"/>
+              <w:left w:w="110" w:type="dxa"/>
+              <w:right w:w="110" w:type="dxa"/>
+            </w:tcMar>
+          </w:tcPr>
+          <w:p>
+            <w:pPr>
+              <w:spacing w:after="40" w:before="40"/>
+            </w:pPr>
+            <w:r>
+              <w:rPr>
+                <w:sz w:val="22"/>
+                <w:szCs w:val="22"/>
+              </w:rPr>
               <w:t>Week 4-5</w:t>
             </w:r>
           </w:p>
@@ -1860,9 +2755,23 @@
         <w:tc>
           <w:tcPr>
             <w:tcW w:type="dxa" w:w="2523"/>
-          </w:tcPr>
-          <w:p>
-            <w:r>
+            <w:vAlign w:val="center"/>
+            <w:tcMar>
+              <w:top w:w="60" w:type="dxa"/>
+              <w:bottom w:w="60" w:type="dxa"/>
+              <w:left w:w="110" w:type="dxa"/>
+              <w:right w:w="110" w:type="dxa"/>
+            </w:tcMar>
+          </w:tcPr>
+          <w:p>
+            <w:pPr>
+              <w:spacing w:after="40" w:before="40"/>
+            </w:pPr>
+            <w:r>
+              <w:rPr>
+                <w:sz w:val="22"/>
+                <w:szCs w:val="22"/>
+              </w:rPr>
               <w:t>Triggers fire in log-only mode, record what would have happened, no ticket changes</w:t>
             </w:r>
           </w:p>
@@ -1870,9 +2779,23 @@
         <w:tc>
           <w:tcPr>
             <w:tcW w:type="dxa" w:w="2523"/>
-          </w:tcPr>
-          <w:p>
-            <w:r>
+            <w:vAlign w:val="center"/>
+            <w:tcMar>
+              <w:top w:w="60" w:type="dxa"/>
+              <w:bottom w:w="60" w:type="dxa"/>
+              <w:left w:w="110" w:type="dxa"/>
+              <w:right w:w="110" w:type="dxa"/>
+            </w:tcMar>
+          </w:tcPr>
+          <w:p>
+            <w:pPr>
+              <w:spacing w:after="40" w:before="40"/>
+            </w:pPr>
+            <w:r>
+              <w:rPr>
+                <w:sz w:val="22"/>
+                <w:szCs w:val="22"/>
+              </w:rPr>
               <w:t>None</w:t>
             </w:r>
           </w:p>
@@ -1882,9 +2805,23 @@
         <w:tc>
           <w:tcPr>
             <w:tcW w:type="dxa" w:w="2523"/>
-          </w:tcPr>
-          <w:p>
-            <w:r>
+            <w:vAlign w:val="center"/>
+            <w:tcMar>
+              <w:top w:w="60" w:type="dxa"/>
+              <w:bottom w:w="60" w:type="dxa"/>
+              <w:left w:w="110" w:type="dxa"/>
+              <w:right w:w="110" w:type="dxa"/>
+            </w:tcMar>
+          </w:tcPr>
+          <w:p>
+            <w:pPr>
+              <w:spacing w:after="40" w:before="40"/>
+            </w:pPr>
+            <w:r>
+              <w:rPr>
+                <w:sz w:val="22"/>
+                <w:szCs w:val="22"/>
+              </w:rPr>
               <w:t>Live pilot</w:t>
             </w:r>
           </w:p>
@@ -1892,9 +2829,23 @@
         <w:tc>
           <w:tcPr>
             <w:tcW w:type="dxa" w:w="2523"/>
-          </w:tcPr>
-          <w:p>
-            <w:r>
+            <w:vAlign w:val="center"/>
+            <w:tcMar>
+              <w:top w:w="60" w:type="dxa"/>
+              <w:bottom w:w="60" w:type="dxa"/>
+              <w:left w:w="110" w:type="dxa"/>
+              <w:right w:w="110" w:type="dxa"/>
+            </w:tcMar>
+          </w:tcPr>
+          <w:p>
+            <w:pPr>
+              <w:spacing w:after="40" w:before="40"/>
+            </w:pPr>
+            <w:r>
+              <w:rPr>
+                <w:sz w:val="22"/>
+                <w:szCs w:val="22"/>
+              </w:rPr>
               <w:t>Week 6-7</w:t>
             </w:r>
           </w:p>
@@ -1902,9 +2853,23 @@
         <w:tc>
           <w:tcPr>
             <w:tcW w:type="dxa" w:w="2523"/>
-          </w:tcPr>
-          <w:p>
-            <w:r>
+            <w:vAlign w:val="center"/>
+            <w:tcMar>
+              <w:top w:w="60" w:type="dxa"/>
+              <w:bottom w:w="60" w:type="dxa"/>
+              <w:left w:w="110" w:type="dxa"/>
+              <w:right w:w="110" w:type="dxa"/>
+            </w:tcMar>
+          </w:tcPr>
+          <w:p>
+            <w:pPr>
+              <w:spacing w:after="40" w:before="40"/>
+            </w:pPr>
+            <w:r>
+              <w:rPr>
+                <w:sz w:val="22"/>
+                <w:szCs w:val="22"/>
+              </w:rPr>
               <w:t>One supplier category (e.g. carrier) in EMEA, status change + notify enabled</w:t>
             </w:r>
           </w:p>
@@ -1912,9 +2877,23 @@
         <w:tc>
           <w:tcPr>
             <w:tcW w:type="dxa" w:w="2523"/>
-          </w:tcPr>
-          <w:p>
-            <w:r>
+            <w:vAlign w:val="center"/>
+            <w:tcMar>
+              <w:top w:w="60" w:type="dxa"/>
+              <w:bottom w:w="60" w:type="dxa"/>
+              <w:left w:w="110" w:type="dxa"/>
+              <w:right w:w="110" w:type="dxa"/>
+            </w:tcMar>
+          </w:tcPr>
+          <w:p>
+            <w:pPr>
+              <w:spacing w:after="40" w:before="40"/>
+            </w:pPr>
+            <w:r>
+              <w:rPr>
+                <w:sz w:val="22"/>
+                <w:szCs w:val="22"/>
+              </w:rPr>
               <w:t>Positive, faster updates, no customer process change</w:t>
             </w:r>
           </w:p>
@@ -1924,9 +2903,23 @@
         <w:tc>
           <w:tcPr>
             <w:tcW w:type="dxa" w:w="2523"/>
-          </w:tcPr>
-          <w:p>
-            <w:r>
+            <w:vAlign w:val="center"/>
+            <w:tcMar>
+              <w:top w:w="60" w:type="dxa"/>
+              <w:bottom w:w="60" w:type="dxa"/>
+              <w:left w:w="110" w:type="dxa"/>
+              <w:right w:w="110" w:type="dxa"/>
+            </w:tcMar>
+          </w:tcPr>
+          <w:p>
+            <w:pPr>
+              <w:spacing w:after="40" w:before="40"/>
+            </w:pPr>
+            <w:r>
+              <w:rPr>
+                <w:sz w:val="22"/>
+                <w:szCs w:val="22"/>
+              </w:rPr>
               <w:t>Roll out</w:t>
             </w:r>
           </w:p>
@@ -1934,9 +2927,23 @@
         <w:tc>
           <w:tcPr>
             <w:tcW w:type="dxa" w:w="2523"/>
-          </w:tcPr>
-          <w:p>
-            <w:r>
+            <w:vAlign w:val="center"/>
+            <w:tcMar>
+              <w:top w:w="60" w:type="dxa"/>
+              <w:bottom w:w="60" w:type="dxa"/>
+              <w:left w:w="110" w:type="dxa"/>
+              <w:right w:w="110" w:type="dxa"/>
+            </w:tcMar>
+          </w:tcPr>
+          <w:p>
+            <w:pPr>
+              <w:spacing w:after="40" w:before="40"/>
+            </w:pPr>
+            <w:r>
+              <w:rPr>
+                <w:sz w:val="22"/>
+                <w:szCs w:val="22"/>
+              </w:rPr>
               <w:t>Week 8-10</w:t>
             </w:r>
           </w:p>
@@ -1944,9 +2951,23 @@
         <w:tc>
           <w:tcPr>
             <w:tcW w:type="dxa" w:w="2523"/>
-          </w:tcPr>
-          <w:p>
-            <w:r>
+            <w:vAlign w:val="center"/>
+            <w:tcMar>
+              <w:top w:w="60" w:type="dxa"/>
+              <w:bottom w:w="60" w:type="dxa"/>
+              <w:left w:w="110" w:type="dxa"/>
+              <w:right w:w="110" w:type="dxa"/>
+            </w:tcMar>
+          </w:tcPr>
+          <w:p>
+            <w:pPr>
+              <w:spacing w:after="40" w:before="40"/>
+            </w:pPr>
+            <w:r>
+              <w:rPr>
+                <w:sz w:val="22"/>
+                <w:szCs w:val="22"/>
+              </w:rPr>
               <w:t>All EMEA suppliers, updated playbook, US/APAC alignment session</w:t>
             </w:r>
           </w:p>
@@ -1954,9 +2975,23 @@
         <w:tc>
           <w:tcPr>
             <w:tcW w:type="dxa" w:w="2523"/>
-          </w:tcPr>
-          <w:p>
-            <w:r>
+            <w:vAlign w:val="center"/>
+            <w:tcMar>
+              <w:top w:w="60" w:type="dxa"/>
+              <w:bottom w:w="60" w:type="dxa"/>
+              <w:left w:w="110" w:type="dxa"/>
+              <w:right w:w="110" w:type="dxa"/>
+            </w:tcMar>
+          </w:tcPr>
+          <w:p>
+            <w:pPr>
+              <w:spacing w:after="40" w:before="40"/>
+            </w:pPr>
+            <w:r>
+              <w:rPr>
+                <w:sz w:val="22"/>
+                <w:szCs w:val="22"/>
+              </w:rPr>
               <w:t>None if model is consistent</w:t>
             </w:r>
           </w:p>
@@ -2024,9 +3059,18 @@
     </w:p>
     <w:tbl>
       <w:tblPr>
-        <w:tblStyle w:val="Sinch"/>
+        <w:tblStyle w:val="TableGrid"/>
         <w:tblW w:type="auto" w:w="0"/>
         <w:tblLook w:firstColumn="1" w:firstRow="1" w:lastColumn="0" w:lastRow="0" w:noHBand="0" w:noVBand="1" w:val="04A0"/>
+        <w:jc w:val="center"/>
+        <w:tblBorders>
+          <w:top w:val="single" w:sz="4" w:space="0" w:color="B7C0CC"/>
+          <w:left w:val="single" w:sz="4" w:space="0" w:color="B7C0CC"/>
+          <w:bottom w:val="single" w:sz="4" w:space="0" w:color="B7C0CC"/>
+          <w:right w:val="single" w:sz="4" w:space="0" w:color="B7C0CC"/>
+          <w:insideH w:val="single" w:sz="4" w:space="0" w:color="B7C0CC"/>
+          <w:insideV w:val="single" w:sz="4" w:space="0" w:color="B7C0CC"/>
+        </w:tblBorders>
       </w:tblPr>
       <w:tblGrid>
         <w:gridCol w:w="2523"/>
@@ -2038,11 +3082,25 @@
         <w:tc>
           <w:tcPr>
             <w:tcW w:type="dxa" w:w="2523"/>
-          </w:tcPr>
-          <w:p>
-            <w:r>
-              <w:rPr>
-                <w:b/>
+            <w:vAlign w:val="center"/>
+            <w:tcMar>
+              <w:top w:w="60" w:type="dxa"/>
+              <w:bottom w:w="60" w:type="dxa"/>
+              <w:left w:w="110" w:type="dxa"/>
+              <w:right w:w="110" w:type="dxa"/>
+            </w:tcMar>
+            <w:shd w:val="clear" w:color="auto" w:fill="1B3A5B"/>
+          </w:tcPr>
+          <w:p>
+            <w:pPr>
+              <w:spacing w:after="40" w:before="40"/>
+            </w:pPr>
+            <w:r>
+              <w:rPr>
+                <w:b w:val="true"/>
+                <w:color w:val="FFFFFF"/>
+                <w:sz w:val="24"/>
+                <w:szCs w:val="24"/>
               </w:rPr>
               <w:t>Metric</w:t>
             </w:r>
@@ -2051,11 +3109,25 @@
         <w:tc>
           <w:tcPr>
             <w:tcW w:type="dxa" w:w="2523"/>
-          </w:tcPr>
-          <w:p>
-            <w:r>
-              <w:rPr>
-                <w:b/>
+            <w:vAlign w:val="center"/>
+            <w:tcMar>
+              <w:top w:w="60" w:type="dxa"/>
+              <w:bottom w:w="60" w:type="dxa"/>
+              <w:left w:w="110" w:type="dxa"/>
+              <w:right w:w="110" w:type="dxa"/>
+            </w:tcMar>
+            <w:shd w:val="clear" w:color="auto" w:fill="1B3A5B"/>
+          </w:tcPr>
+          <w:p>
+            <w:pPr>
+              <w:spacing w:after="40" w:before="40"/>
+            </w:pPr>
+            <w:r>
+              <w:rPr>
+                <w:b w:val="true"/>
+                <w:color w:val="FFFFFF"/>
+                <w:sz w:val="24"/>
+                <w:szCs w:val="24"/>
               </w:rPr>
               <w:t>How to measure</w:t>
             </w:r>
@@ -2064,11 +3136,25 @@
         <w:tc>
           <w:tcPr>
             <w:tcW w:type="dxa" w:w="2523"/>
-          </w:tcPr>
-          <w:p>
-            <w:r>
-              <w:rPr>
-                <w:b/>
+            <w:vAlign w:val="center"/>
+            <w:tcMar>
+              <w:top w:w="60" w:type="dxa"/>
+              <w:bottom w:w="60" w:type="dxa"/>
+              <w:left w:w="110" w:type="dxa"/>
+              <w:right w:w="110" w:type="dxa"/>
+            </w:tcMar>
+            <w:shd w:val="clear" w:color="auto" w:fill="1B3A5B"/>
+          </w:tcPr>
+          <w:p>
+            <w:pPr>
+              <w:spacing w:after="40" w:before="40"/>
+            </w:pPr>
+            <w:r>
+              <w:rPr>
+                <w:b w:val="true"/>
+                <w:color w:val="FFFFFF"/>
+                <w:sz w:val="24"/>
+                <w:szCs w:val="24"/>
               </w:rPr>
               <w:t>Baseline</w:t>
             </w:r>
@@ -2077,11 +3163,25 @@
         <w:tc>
           <w:tcPr>
             <w:tcW w:type="dxa" w:w="2523"/>
-          </w:tcPr>
-          <w:p>
-            <w:r>
-              <w:rPr>
-                <w:b/>
+            <w:vAlign w:val="center"/>
+            <w:tcMar>
+              <w:top w:w="60" w:type="dxa"/>
+              <w:bottom w:w="60" w:type="dxa"/>
+              <w:left w:w="110" w:type="dxa"/>
+              <w:right w:w="110" w:type="dxa"/>
+            </w:tcMar>
+            <w:shd w:val="clear" w:color="auto" w:fill="1B3A5B"/>
+          </w:tcPr>
+          <w:p>
+            <w:pPr>
+              <w:spacing w:after="40" w:before="40"/>
+            </w:pPr>
+            <w:r>
+              <w:rPr>
+                <w:b w:val="true"/>
+                <w:color w:val="FFFFFF"/>
+                <w:sz w:val="24"/>
+                <w:szCs w:val="24"/>
               </w:rPr>
               <w:t>90-day target</w:t>
             </w:r>
@@ -2092,9 +3192,23 @@
         <w:tc>
           <w:tcPr>
             <w:tcW w:type="dxa" w:w="2523"/>
-          </w:tcPr>
-          <w:p>
-            <w:r>
+            <w:vAlign w:val="center"/>
+            <w:tcMar>
+              <w:top w:w="60" w:type="dxa"/>
+              <w:bottom w:w="60" w:type="dxa"/>
+              <w:left w:w="110" w:type="dxa"/>
+              <w:right w:w="110" w:type="dxa"/>
+            </w:tcMar>
+          </w:tcPr>
+          <w:p>
+            <w:pPr>
+              <w:spacing w:after="40" w:before="40"/>
+            </w:pPr>
+            <w:r>
+              <w:rPr>
+                <w:sz w:val="22"/>
+                <w:szCs w:val="22"/>
+              </w:rPr>
               <w:t>Supplier reply to action time</w:t>
             </w:r>
           </w:p>
@@ -2102,9 +3216,23 @@
         <w:tc>
           <w:tcPr>
             <w:tcW w:type="dxa" w:w="2523"/>
-          </w:tcPr>
-          <w:p>
-            <w:r>
+            <w:vAlign w:val="center"/>
+            <w:tcMar>
+              <w:top w:w="60" w:type="dxa"/>
+              <w:bottom w:w="60" w:type="dxa"/>
+              <w:left w:w="110" w:type="dxa"/>
+              <w:right w:w="110" w:type="dxa"/>
+            </w:tcMar>
+          </w:tcPr>
+          <w:p>
+            <w:pPr>
+              <w:spacing w:after="40" w:before="40"/>
+            </w:pPr>
+            <w:r>
+              <w:rPr>
+                <w:sz w:val="22"/>
+                <w:szCs w:val="22"/>
+              </w:rPr>
               <w:t>Timestamp supplier inbound to parent status change (audit sample n=50/month)</w:t>
             </w:r>
           </w:p>
@@ -2112,9 +3240,23 @@
         <w:tc>
           <w:tcPr>
             <w:tcW w:type="dxa" w:w="2523"/>
-          </w:tcPr>
-          <w:p>
-            <w:r>
+            <w:vAlign w:val="center"/>
+            <w:tcMar>
+              <w:top w:w="60" w:type="dxa"/>
+              <w:bottom w:w="60" w:type="dxa"/>
+              <w:left w:w="110" w:type="dxa"/>
+              <w:right w:w="110" w:type="dxa"/>
+            </w:tcMar>
+          </w:tcPr>
+          <w:p>
+            <w:pPr>
+              <w:spacing w:after="40" w:before="40"/>
+            </w:pPr>
+            <w:r>
+              <w:rPr>
+                <w:sz w:val="22"/>
+                <w:szCs w:val="22"/>
+              </w:rPr>
               <w:t>Median hours, measure now</w:t>
             </w:r>
           </w:p>
@@ -2122,9 +3264,23 @@
         <w:tc>
           <w:tcPr>
             <w:tcW w:type="dxa" w:w="2523"/>
-          </w:tcPr>
-          <w:p>
-            <w:r>
+            <w:vAlign w:val="center"/>
+            <w:tcMar>
+              <w:top w:w="60" w:type="dxa"/>
+              <w:bottom w:w="60" w:type="dxa"/>
+              <w:left w:w="110" w:type="dxa"/>
+              <w:right w:w="110" w:type="dxa"/>
+            </w:tcMar>
+          </w:tcPr>
+          <w:p>
+            <w:pPr>
+              <w:spacing w:after="40" w:before="40"/>
+            </w:pPr>
+            <w:r>
+              <w:rPr>
+                <w:sz w:val="22"/>
+                <w:szCs w:val="22"/>
+              </w:rPr>
               <w:t>Reduce by 70% (e.g. 24h to &lt;4h)</w:t>
             </w:r>
           </w:p>
@@ -2134,9 +3290,23 @@
         <w:tc>
           <w:tcPr>
             <w:tcW w:type="dxa" w:w="2523"/>
-          </w:tcPr>
-          <w:p>
-            <w:r>
+            <w:vAlign w:val="center"/>
+            <w:tcMar>
+              <w:top w:w="60" w:type="dxa"/>
+              <w:bottom w:w="60" w:type="dxa"/>
+              <w:left w:w="110" w:type="dxa"/>
+              <w:right w:w="110" w:type="dxa"/>
+            </w:tcMar>
+          </w:tcPr>
+          <w:p>
+            <w:pPr>
+              <w:spacing w:after="40" w:before="40"/>
+            </w:pPr>
+            <w:r>
+              <w:rPr>
+                <w:sz w:val="22"/>
+                <w:szCs w:val="22"/>
+              </w:rPr>
               <w:t>Missed supplier updates</w:t>
             </w:r>
           </w:p>
@@ -2144,9 +3314,23 @@
         <w:tc>
           <w:tcPr>
             <w:tcW w:type="dxa" w:w="2523"/>
-          </w:tcPr>
-          <w:p>
-            <w:r>
+            <w:vAlign w:val="center"/>
+            <w:tcMar>
+              <w:top w:w="60" w:type="dxa"/>
+              <w:bottom w:w="60" w:type="dxa"/>
+              <w:left w:w="110" w:type="dxa"/>
+              <w:right w:w="110" w:type="dxa"/>
+            </w:tcMar>
+          </w:tcPr>
+          <w:p>
+            <w:pPr>
+              <w:spacing w:after="40" w:before="40"/>
+            </w:pPr>
+            <w:r>
+              <w:rPr>
+                <w:sz w:val="22"/>
+                <w:szCs w:val="22"/>
+              </w:rPr>
               <w:t>Monthly audit: on-hold tickets with supplier reply but no parent action</w:t>
             </w:r>
           </w:p>
@@ -2154,9 +3338,23 @@
         <w:tc>
           <w:tcPr>
             <w:tcW w:type="dxa" w:w="2523"/>
-          </w:tcPr>
-          <w:p>
-            <w:r>
+            <w:vAlign w:val="center"/>
+            <w:tcMar>
+              <w:top w:w="60" w:type="dxa"/>
+              <w:bottom w:w="60" w:type="dxa"/>
+              <w:left w:w="110" w:type="dxa"/>
+              <w:right w:w="110" w:type="dxa"/>
+            </w:tcMar>
+          </w:tcPr>
+          <w:p>
+            <w:pPr>
+              <w:spacing w:after="40" w:before="40"/>
+            </w:pPr>
+            <w:r>
+              <w:rPr>
+                <w:sz w:val="22"/>
+                <w:szCs w:val="22"/>
+              </w:rPr>
               <w:t>Current count</w:t>
             </w:r>
           </w:p>
@@ -2164,9 +3362,23 @@
         <w:tc>
           <w:tcPr>
             <w:tcW w:type="dxa" w:w="2523"/>
-          </w:tcPr>
-          <w:p>
-            <w:r>
+            <w:vAlign w:val="center"/>
+            <w:tcMar>
+              <w:top w:w="60" w:type="dxa"/>
+              <w:bottom w:w="60" w:type="dxa"/>
+              <w:left w:w="110" w:type="dxa"/>
+              <w:right w:w="110" w:type="dxa"/>
+            </w:tcMar>
+          </w:tcPr>
+          <w:p>
+            <w:pPr>
+              <w:spacing w:after="40" w:before="40"/>
+            </w:pPr>
+            <w:r>
+              <w:rPr>
+                <w:sz w:val="22"/>
+                <w:szCs w:val="22"/>
+              </w:rPr>
               <w:t>Reduce by 80%</w:t>
             </w:r>
           </w:p>
@@ -2176,9 +3388,23 @@
         <w:tc>
           <w:tcPr>
             <w:tcW w:type="dxa" w:w="2523"/>
-          </w:tcPr>
-          <w:p>
-            <w:r>
+            <w:vAlign w:val="center"/>
+            <w:tcMar>
+              <w:top w:w="60" w:type="dxa"/>
+              <w:bottom w:w="60" w:type="dxa"/>
+              <w:left w:w="110" w:type="dxa"/>
+              <w:right w:w="110" w:type="dxa"/>
+            </w:tcMar>
+          </w:tcPr>
+          <w:p>
+            <w:pPr>
+              <w:spacing w:after="40" w:before="40"/>
+            </w:pPr>
+            <w:r>
+              <w:rPr>
+                <w:sz w:val="22"/>
+                <w:szCs w:val="22"/>
+              </w:rPr>
               <w:t>MTTR on escalations</w:t>
             </w:r>
           </w:p>
@@ -2186,9 +3412,23 @@
         <w:tc>
           <w:tcPr>
             <w:tcW w:type="dxa" w:w="2523"/>
-          </w:tcPr>
-          <w:p>
-            <w:r>
+            <w:vAlign w:val="center"/>
+            <w:tcMar>
+              <w:top w:w="60" w:type="dxa"/>
+              <w:bottom w:w="60" w:type="dxa"/>
+              <w:left w:w="110" w:type="dxa"/>
+              <w:right w:w="110" w:type="dxa"/>
+            </w:tcMar>
+          </w:tcPr>
+          <w:p>
+            <w:pPr>
+              <w:spacing w:after="40" w:before="40"/>
+            </w:pPr>
+            <w:r>
+              <w:rPr>
+                <w:sz w:val="22"/>
+                <w:szCs w:val="22"/>
+              </w:rPr>
               <w:t>Explore report: tickets tagged supplier_escalation</w:t>
             </w:r>
           </w:p>
@@ -2196,9 +3436,23 @@
         <w:tc>
           <w:tcPr>
             <w:tcW w:type="dxa" w:w="2523"/>
-          </w:tcPr>
-          <w:p>
-            <w:r>
+            <w:vAlign w:val="center"/>
+            <w:tcMar>
+              <w:top w:w="60" w:type="dxa"/>
+              <w:bottom w:w="60" w:type="dxa"/>
+              <w:left w:w="110" w:type="dxa"/>
+              <w:right w:w="110" w:type="dxa"/>
+            </w:tcMar>
+          </w:tcPr>
+          <w:p>
+            <w:pPr>
+              <w:spacing w:after="40" w:before="40"/>
+            </w:pPr>
+            <w:r>
+              <w:rPr>
+                <w:sz w:val="22"/>
+                <w:szCs w:val="22"/>
+              </w:rPr>
               <w:t>Current MTTR</w:t>
             </w:r>
           </w:p>
@@ -2206,9 +3460,23 @@
         <w:tc>
           <w:tcPr>
             <w:tcW w:type="dxa" w:w="2523"/>
-          </w:tcPr>
-          <w:p>
-            <w:r>
+            <w:vAlign w:val="center"/>
+            <w:tcMar>
+              <w:top w:w="60" w:type="dxa"/>
+              <w:bottom w:w="60" w:type="dxa"/>
+              <w:left w:w="110" w:type="dxa"/>
+              <w:right w:w="110" w:type="dxa"/>
+            </w:tcMar>
+          </w:tcPr>
+          <w:p>
+            <w:pPr>
+              <w:spacing w:after="40" w:before="40"/>
+            </w:pPr>
+            <w:r>
+              <w:rPr>
+                <w:sz w:val="22"/>
+                <w:szCs w:val="22"/>
+              </w:rPr>
               <w:t>Reduce by 15%</w:t>
             </w:r>
           </w:p>
@@ -2218,9 +3486,23 @@
         <w:tc>
           <w:tcPr>
             <w:tcW w:type="dxa" w:w="2523"/>
-          </w:tcPr>
-          <w:p>
-            <w:r>
+            <w:vAlign w:val="center"/>
+            <w:tcMar>
+              <w:top w:w="60" w:type="dxa"/>
+              <w:bottom w:w="60" w:type="dxa"/>
+              <w:left w:w="110" w:type="dxa"/>
+              <w:right w:w="110" w:type="dxa"/>
+            </w:tcMar>
+          </w:tcPr>
+          <w:p>
+            <w:pPr>
+              <w:spacing w:after="40" w:before="40"/>
+            </w:pPr>
+            <w:r>
+              <w:rPr>
+                <w:sz w:val="22"/>
+                <w:szCs w:val="22"/>
+              </w:rPr>
               <w:t>False-positive reopens</w:t>
             </w:r>
           </w:p>
@@ -2228,9 +3510,23 @@
         <w:tc>
           <w:tcPr>
             <w:tcW w:type="dxa" w:w="2523"/>
-          </w:tcPr>
-          <w:p>
-            <w:r>
+            <w:vAlign w:val="center"/>
+            <w:tcMar>
+              <w:top w:w="60" w:type="dxa"/>
+              <w:bottom w:w="60" w:type="dxa"/>
+              <w:left w:w="110" w:type="dxa"/>
+              <w:right w:w="110" w:type="dxa"/>
+            </w:tcMar>
+          </w:tcPr>
+          <w:p>
+            <w:pPr>
+              <w:spacing w:after="40" w:before="40"/>
+            </w:pPr>
+            <w:r>
+              <w:rPr>
+                <w:sz w:val="22"/>
+                <w:szCs w:val="22"/>
+              </w:rPr>
               <w:t>Reopens reversed by agent within 1h ÷ total supplier triggers</w:t>
             </w:r>
           </w:p>
@@ -2238,9 +3534,23 @@
         <w:tc>
           <w:tcPr>
             <w:tcW w:type="dxa" w:w="2523"/>
-          </w:tcPr>
-          <w:p>
-            <w:r>
+            <w:vAlign w:val="center"/>
+            <w:tcMar>
+              <w:top w:w="60" w:type="dxa"/>
+              <w:bottom w:w="60" w:type="dxa"/>
+              <w:left w:w="110" w:type="dxa"/>
+              <w:right w:w="110" w:type="dxa"/>
+            </w:tcMar>
+          </w:tcPr>
+          <w:p>
+            <w:pPr>
+              <w:spacing w:after="40" w:before="40"/>
+            </w:pPr>
+            <w:r>
+              <w:rPr>
+                <w:sz w:val="22"/>
+                <w:szCs w:val="22"/>
+              </w:rPr>
               <w:t>N/A in pilot</w:t>
             </w:r>
           </w:p>
@@ -2248,9 +3558,23 @@
         <w:tc>
           <w:tcPr>
             <w:tcW w:type="dxa" w:w="2523"/>
-          </w:tcPr>
-          <w:p>
-            <w:r>
+            <w:vAlign w:val="center"/>
+            <w:tcMar>
+              <w:top w:w="60" w:type="dxa"/>
+              <w:bottom w:w="60" w:type="dxa"/>
+              <w:left w:w="110" w:type="dxa"/>
+              <w:right w:w="110" w:type="dxa"/>
+            </w:tcMar>
+          </w:tcPr>
+          <w:p>
+            <w:pPr>
+              <w:spacing w:after="40" w:before="40"/>
+            </w:pPr>
+            <w:r>
+              <w:rPr>
+                <w:sz w:val="22"/>
+                <w:szCs w:val="22"/>
+              </w:rPr>
               <w:t>Under 10%</w:t>
             </w:r>
           </w:p>
@@ -2260,9 +3584,23 @@
         <w:tc>
           <w:tcPr>
             <w:tcW w:type="dxa" w:w="2523"/>
-          </w:tcPr>
-          <w:p>
-            <w:r>
+            <w:vAlign w:val="center"/>
+            <w:tcMar>
+              <w:top w:w="60" w:type="dxa"/>
+              <w:bottom w:w="60" w:type="dxa"/>
+              <w:left w:w="110" w:type="dxa"/>
+              <w:right w:w="110" w:type="dxa"/>
+            </w:tcMar>
+          </w:tcPr>
+          <w:p>
+            <w:pPr>
+              <w:spacing w:after="40" w:before="40"/>
+            </w:pPr>
+            <w:r>
+              <w:rPr>
+                <w:sz w:val="22"/>
+                <w:szCs w:val="22"/>
+              </w:rPr>
               <w:t>Agent polling</w:t>
             </w:r>
           </w:p>
@@ -2270,9 +3608,23 @@
         <w:tc>
           <w:tcPr>
             <w:tcW w:type="dxa" w:w="2523"/>
-          </w:tcPr>
-          <w:p>
-            <w:r>
+            <w:vAlign w:val="center"/>
+            <w:tcMar>
+              <w:top w:w="60" w:type="dxa"/>
+              <w:bottom w:w="60" w:type="dxa"/>
+              <w:left w:w="110" w:type="dxa"/>
+              <w:right w:w="110" w:type="dxa"/>
+            </w:tcMar>
+          </w:tcPr>
+          <w:p>
+            <w:pPr>
+              <w:spacing w:after="40" w:before="40"/>
+            </w:pPr>
+            <w:r>
+              <w:rPr>
+                <w:sz w:val="22"/>
+                <w:szCs w:val="22"/>
+              </w:rPr>
               <w:t>Survey: "How often do you manually check supplier threads?"</w:t>
             </w:r>
           </w:p>
@@ -2280,9 +3632,23 @@
         <w:tc>
           <w:tcPr>
             <w:tcW w:type="dxa" w:w="2523"/>
-          </w:tcPr>
-          <w:p>
-            <w:r>
+            <w:vAlign w:val="center"/>
+            <w:tcMar>
+              <w:top w:w="60" w:type="dxa"/>
+              <w:bottom w:w="60" w:type="dxa"/>
+              <w:left w:w="110" w:type="dxa"/>
+              <w:right w:w="110" w:type="dxa"/>
+            </w:tcMar>
+          </w:tcPr>
+          <w:p>
+            <w:pPr>
+              <w:spacing w:after="40" w:before="40"/>
+            </w:pPr>
+            <w:r>
+              <w:rPr>
+                <w:sz w:val="22"/>
+                <w:szCs w:val="22"/>
+              </w:rPr>
               <w:t>Baseline</w:t>
             </w:r>
           </w:p>
@@ -2290,9 +3656,23 @@
         <w:tc>
           <w:tcPr>
             <w:tcW w:type="dxa" w:w="2523"/>
-          </w:tcPr>
-          <w:p>
-            <w:r>
+            <w:vAlign w:val="center"/>
+            <w:tcMar>
+              <w:top w:w="60" w:type="dxa"/>
+              <w:bottom w:w="60" w:type="dxa"/>
+              <w:left w:w="110" w:type="dxa"/>
+              <w:right w:w="110" w:type="dxa"/>
+            </w:tcMar>
+          </w:tcPr>
+          <w:p>
+            <w:pPr>
+              <w:spacing w:after="40" w:before="40"/>
+            </w:pPr>
+            <w:r>
+              <w:rPr>
+                <w:sz w:val="22"/>
+                <w:szCs w:val="22"/>
+              </w:rPr>
               <w:t>Significant reduction</w:t>
             </w:r>
           </w:p>
@@ -2668,9 +4048,18 @@
     </w:p>
     <w:tbl>
       <w:tblPr>
-        <w:tblStyle w:val="Sinch"/>
+        <w:tblStyle w:val="TableGrid"/>
         <w:tblW w:type="auto" w:w="0"/>
         <w:tblLook w:firstColumn="1" w:firstRow="1" w:lastColumn="0" w:lastRow="0" w:noHBand="0" w:noVBand="1" w:val="04A0"/>
+        <w:jc w:val="center"/>
+        <w:tblBorders>
+          <w:top w:val="single" w:sz="4" w:space="0" w:color="B7C0CC"/>
+          <w:left w:val="single" w:sz="4" w:space="0" w:color="B7C0CC"/>
+          <w:bottom w:val="single" w:sz="4" w:space="0" w:color="B7C0CC"/>
+          <w:right w:val="single" w:sz="4" w:space="0" w:color="B7C0CC"/>
+          <w:insideH w:val="single" w:sz="4" w:space="0" w:color="B7C0CC"/>
+          <w:insideV w:val="single" w:sz="4" w:space="0" w:color="B7C0CC"/>
+        </w:tblBorders>
       </w:tblPr>
       <w:tblGrid>
         <w:gridCol w:w="2523"/>
@@ -2682,11 +4071,25 @@
         <w:tc>
           <w:tcPr>
             <w:tcW w:type="dxa" w:w="2523"/>
-          </w:tcPr>
-          <w:p>
-            <w:r>
-              <w:rPr>
-                <w:b/>
+            <w:vAlign w:val="center"/>
+            <w:tcMar>
+              <w:top w:w="60" w:type="dxa"/>
+              <w:bottom w:w="60" w:type="dxa"/>
+              <w:left w:w="110" w:type="dxa"/>
+              <w:right w:w="110" w:type="dxa"/>
+            </w:tcMar>
+            <w:shd w:val="clear" w:color="auto" w:fill="1B3A5B"/>
+          </w:tcPr>
+          <w:p>
+            <w:pPr>
+              <w:spacing w:after="40" w:before="40"/>
+            </w:pPr>
+            <w:r>
+              <w:rPr>
+                <w:b w:val="true"/>
+                <w:color w:val="FFFFFF"/>
+                <w:sz w:val="24"/>
+                <w:szCs w:val="24"/>
               </w:rPr>
               <w:t>Phase</w:t>
             </w:r>
@@ -2695,11 +4098,25 @@
         <w:tc>
           <w:tcPr>
             <w:tcW w:type="dxa" w:w="2523"/>
-          </w:tcPr>
-          <w:p>
-            <w:r>
-              <w:rPr>
-                <w:b/>
+            <w:vAlign w:val="center"/>
+            <w:tcMar>
+              <w:top w:w="60" w:type="dxa"/>
+              <w:bottom w:w="60" w:type="dxa"/>
+              <w:left w:w="110" w:type="dxa"/>
+              <w:right w:w="110" w:type="dxa"/>
+            </w:tcMar>
+            <w:shd w:val="clear" w:color="auto" w:fill="1B3A5B"/>
+          </w:tcPr>
+          <w:p>
+            <w:pPr>
+              <w:spacing w:after="40" w:before="40"/>
+            </w:pPr>
+            <w:r>
+              <w:rPr>
+                <w:b w:val="true"/>
+                <w:color w:val="FFFFFF"/>
+                <w:sz w:val="24"/>
+                <w:szCs w:val="24"/>
               </w:rPr>
               <w:t>Timeline</w:t>
             </w:r>
@@ -2708,11 +4125,25 @@
         <w:tc>
           <w:tcPr>
             <w:tcW w:type="dxa" w:w="2523"/>
-          </w:tcPr>
-          <w:p>
-            <w:r>
-              <w:rPr>
-                <w:b/>
+            <w:vAlign w:val="center"/>
+            <w:tcMar>
+              <w:top w:w="60" w:type="dxa"/>
+              <w:bottom w:w="60" w:type="dxa"/>
+              <w:left w:w="110" w:type="dxa"/>
+              <w:right w:w="110" w:type="dxa"/>
+            </w:tcMar>
+            <w:shd w:val="clear" w:color="auto" w:fill="1B3A5B"/>
+          </w:tcPr>
+          <w:p>
+            <w:pPr>
+              <w:spacing w:after="40" w:before="40"/>
+            </w:pPr>
+            <w:r>
+              <w:rPr>
+                <w:b w:val="true"/>
+                <w:color w:val="FFFFFF"/>
+                <w:sz w:val="24"/>
+                <w:szCs w:val="24"/>
               </w:rPr>
               <w:t>Actions</w:t>
             </w:r>
@@ -2721,11 +4152,25 @@
         <w:tc>
           <w:tcPr>
             <w:tcW w:type="dxa" w:w="2523"/>
-          </w:tcPr>
-          <w:p>
-            <w:r>
-              <w:rPr>
-                <w:b/>
+            <w:vAlign w:val="center"/>
+            <w:tcMar>
+              <w:top w:w="60" w:type="dxa"/>
+              <w:bottom w:w="60" w:type="dxa"/>
+              <w:left w:w="110" w:type="dxa"/>
+              <w:right w:w="110" w:type="dxa"/>
+            </w:tcMar>
+            <w:shd w:val="clear" w:color="auto" w:fill="1B3A5B"/>
+          </w:tcPr>
+          <w:p>
+            <w:pPr>
+              <w:spacing w:after="40" w:before="40"/>
+            </w:pPr>
+            <w:r>
+              <w:rPr>
+                <w:b w:val="true"/>
+                <w:color w:val="FFFFFF"/>
+                <w:sz w:val="24"/>
+                <w:szCs w:val="24"/>
               </w:rPr>
               <w:t>Customer impact</w:t>
             </w:r>
@@ -2736,9 +4181,23 @@
         <w:tc>
           <w:tcPr>
             <w:tcW w:type="dxa" w:w="2523"/>
-          </w:tcPr>
-          <w:p>
-            <w:r>
+            <w:vAlign w:val="center"/>
+            <w:tcMar>
+              <w:top w:w="60" w:type="dxa"/>
+              <w:bottom w:w="60" w:type="dxa"/>
+              <w:left w:w="110" w:type="dxa"/>
+              <w:right w:w="110" w:type="dxa"/>
+            </w:tcMar>
+          </w:tcPr>
+          <w:p>
+            <w:pPr>
+              <w:spacing w:after="40" w:before="40"/>
+            </w:pPr>
+            <w:r>
+              <w:rPr>
+                <w:sz w:val="22"/>
+                <w:szCs w:val="22"/>
+              </w:rPr>
               <w:t>Define thresholds</w:t>
             </w:r>
           </w:p>
@@ -2746,9 +4205,23 @@
         <w:tc>
           <w:tcPr>
             <w:tcW w:type="dxa" w:w="2523"/>
-          </w:tcPr>
-          <w:p>
-            <w:r>
+            <w:vAlign w:val="center"/>
+            <w:tcMar>
+              <w:top w:w="60" w:type="dxa"/>
+              <w:bottom w:w="60" w:type="dxa"/>
+              <w:left w:w="110" w:type="dxa"/>
+              <w:right w:w="110" w:type="dxa"/>
+            </w:tcMar>
+          </w:tcPr>
+          <w:p>
+            <w:pPr>
+              <w:spacing w:after="40" w:before="40"/>
+            </w:pPr>
+            <w:r>
+              <w:rPr>
+                <w:sz w:val="22"/>
+                <w:szCs w:val="22"/>
+              </w:rPr>
               <w:t>Week 1</w:t>
             </w:r>
           </w:p>
@@ -2756,9 +4229,23 @@
         <w:tc>
           <w:tcPr>
             <w:tcW w:type="dxa" w:w="2523"/>
-          </w:tcPr>
-          <w:p>
-            <w:r>
+            <w:vAlign w:val="center"/>
+            <w:tcMar>
+              <w:top w:w="60" w:type="dxa"/>
+              <w:bottom w:w="60" w:type="dxa"/>
+              <w:left w:w="110" w:type="dxa"/>
+              <w:right w:w="110" w:type="dxa"/>
+            </w:tcMar>
+          </w:tcPr>
+          <w:p>
+            <w:pPr>
+              <w:spacing w:after="40" w:before="40"/>
+            </w:pPr>
+            <w:r>
+              <w:rPr>
+                <w:sz w:val="22"/>
+                <w:szCs w:val="22"/>
+              </w:rPr>
               <w:t>Agree P1/P2 vs P3/P4 timings with EMEA leads</w:t>
             </w:r>
           </w:p>
@@ -2766,9 +4253,23 @@
         <w:tc>
           <w:tcPr>
             <w:tcW w:type="dxa" w:w="2523"/>
-          </w:tcPr>
-          <w:p>
-            <w:r>
+            <w:vAlign w:val="center"/>
+            <w:tcMar>
+              <w:top w:w="60" w:type="dxa"/>
+              <w:bottom w:w="60" w:type="dxa"/>
+              <w:left w:w="110" w:type="dxa"/>
+              <w:right w:w="110" w:type="dxa"/>
+            </w:tcMar>
+          </w:tcPr>
+          <w:p>
+            <w:pPr>
+              <w:spacing w:after="40" w:before="40"/>
+            </w:pPr>
+            <w:r>
+              <w:rPr>
+                <w:sz w:val="22"/>
+                <w:szCs w:val="22"/>
+              </w:rPr>
               <w:t>None</w:t>
             </w:r>
           </w:p>
@@ -2778,9 +4279,23 @@
         <w:tc>
           <w:tcPr>
             <w:tcW w:type="dxa" w:w="2523"/>
-          </w:tcPr>
-          <w:p>
-            <w:r>
+            <w:vAlign w:val="center"/>
+            <w:tcMar>
+              <w:top w:w="60" w:type="dxa"/>
+              <w:bottom w:w="60" w:type="dxa"/>
+              <w:left w:w="110" w:type="dxa"/>
+              <w:right w:w="110" w:type="dxa"/>
+            </w:tcMar>
+          </w:tcPr>
+          <w:p>
+            <w:pPr>
+              <w:spacing w:after="40" w:before="40"/>
+            </w:pPr>
+            <w:r>
+              <w:rPr>
+                <w:sz w:val="22"/>
+                <w:szCs w:val="22"/>
+              </w:rPr>
               <w:t>Build automations</w:t>
             </w:r>
           </w:p>
@@ -2788,9 +4303,23 @@
         <w:tc>
           <w:tcPr>
             <w:tcW w:type="dxa" w:w="2523"/>
-          </w:tcPr>
-          <w:p>
-            <w:r>
+            <w:vAlign w:val="center"/>
+            <w:tcMar>
+              <w:top w:w="60" w:type="dxa"/>
+              <w:bottom w:w="60" w:type="dxa"/>
+              <w:left w:w="110" w:type="dxa"/>
+              <w:right w:w="110" w:type="dxa"/>
+            </w:tcMar>
+          </w:tcPr>
+          <w:p>
+            <w:pPr>
+              <w:spacing w:after="40" w:before="40"/>
+            </w:pPr>
+            <w:r>
+              <w:rPr>
+                <w:sz w:val="22"/>
+                <w:szCs w:val="22"/>
+              </w:rPr>
               <w:t>Week 2</w:t>
             </w:r>
           </w:p>
@@ -2798,9 +4327,23 @@
         <w:tc>
           <w:tcPr>
             <w:tcW w:type="dxa" w:w="2523"/>
-          </w:tcPr>
-          <w:p>
-            <w:r>
+            <w:vAlign w:val="center"/>
+            <w:tcMar>
+              <w:top w:w="60" w:type="dxa"/>
+              <w:bottom w:w="60" w:type="dxa"/>
+              <w:left w:w="110" w:type="dxa"/>
+              <w:right w:w="110" w:type="dxa"/>
+            </w:tcMar>
+          </w:tcPr>
+          <w:p>
+            <w:pPr>
+              <w:spacing w:after="40" w:before="40"/>
+            </w:pPr>
+            <w:r>
+              <w:rPr>
+                <w:sz w:val="22"/>
+                <w:szCs w:val="22"/>
+              </w:rPr>
               <w:t>Sandbox automations, internal email only</w:t>
             </w:r>
           </w:p>
@@ -2808,9 +4351,23 @@
         <w:tc>
           <w:tcPr>
             <w:tcW w:type="dxa" w:w="2523"/>
-          </w:tcPr>
-          <w:p>
-            <w:r>
+            <w:vAlign w:val="center"/>
+            <w:tcMar>
+              <w:top w:w="60" w:type="dxa"/>
+              <w:bottom w:w="60" w:type="dxa"/>
+              <w:left w:w="110" w:type="dxa"/>
+              <w:right w:w="110" w:type="dxa"/>
+            </w:tcMar>
+          </w:tcPr>
+          <w:p>
+            <w:pPr>
+              <w:spacing w:after="40" w:before="40"/>
+            </w:pPr>
+            <w:r>
+              <w:rPr>
+                <w:sz w:val="22"/>
+                <w:szCs w:val="22"/>
+              </w:rPr>
               <w:t>None</w:t>
             </w:r>
           </w:p>
@@ -2820,9 +4377,23 @@
         <w:tc>
           <w:tcPr>
             <w:tcW w:type="dxa" w:w="2523"/>
-          </w:tcPr>
-          <w:p>
-            <w:r>
+            <w:vAlign w:val="center"/>
+            <w:tcMar>
+              <w:top w:w="60" w:type="dxa"/>
+              <w:bottom w:w="60" w:type="dxa"/>
+              <w:left w:w="110" w:type="dxa"/>
+              <w:right w:w="110" w:type="dxa"/>
+            </w:tcMar>
+          </w:tcPr>
+          <w:p>
+            <w:pPr>
+              <w:spacing w:after="40" w:before="40"/>
+            </w:pPr>
+            <w:r>
+              <w:rPr>
+                <w:sz w:val="22"/>
+                <w:szCs w:val="22"/>
+              </w:rPr>
               <w:t>Pilot</w:t>
             </w:r>
           </w:p>
@@ -2830,9 +4401,23 @@
         <w:tc>
           <w:tcPr>
             <w:tcW w:type="dxa" w:w="2523"/>
-          </w:tcPr>
-          <w:p>
-            <w:r>
+            <w:vAlign w:val="center"/>
+            <w:tcMar>
+              <w:top w:w="60" w:type="dxa"/>
+              <w:bottom w:w="60" w:type="dxa"/>
+              <w:left w:w="110" w:type="dxa"/>
+              <w:right w:w="110" w:type="dxa"/>
+            </w:tcMar>
+          </w:tcPr>
+          <w:p>
+            <w:pPr>
+              <w:spacing w:after="40" w:before="40"/>
+            </w:pPr>
+            <w:r>
+              <w:rPr>
+                <w:sz w:val="22"/>
+                <w:szCs w:val="22"/>
+              </w:rPr>
               <w:t>Week 3-4</w:t>
             </w:r>
           </w:p>
@@ -2840,9 +4425,23 @@
         <w:tc>
           <w:tcPr>
             <w:tcW w:type="dxa" w:w="2523"/>
-          </w:tcPr>
-          <w:p>
-            <w:r>
+            <w:vAlign w:val="center"/>
+            <w:tcMar>
+              <w:top w:w="60" w:type="dxa"/>
+              <w:bottom w:w="60" w:type="dxa"/>
+              <w:left w:w="110" w:type="dxa"/>
+              <w:right w:w="110" w:type="dxa"/>
+            </w:tcMar>
+          </w:tcPr>
+          <w:p>
+            <w:pPr>
+              <w:spacing w:after="40" w:before="40"/>
+            </w:pPr>
+            <w:r>
+              <w:rPr>
+                <w:sz w:val="22"/>
+                <w:szCs w:val="22"/>
+              </w:rPr>
               <w:t>EMEA enterprise queue only</w:t>
             </w:r>
           </w:p>
@@ -2850,9 +4449,23 @@
         <w:tc>
           <w:tcPr>
             <w:tcW w:type="dxa" w:w="2523"/>
-          </w:tcPr>
-          <w:p>
-            <w:r>
+            <w:vAlign w:val="center"/>
+            <w:tcMar>
+              <w:top w:w="60" w:type="dxa"/>
+              <w:bottom w:w="60" w:type="dxa"/>
+              <w:left w:w="110" w:type="dxa"/>
+              <w:right w:w="110" w:type="dxa"/>
+            </w:tcMar>
+          </w:tcPr>
+          <w:p>
+            <w:pPr>
+              <w:spacing w:after="40" w:before="40"/>
+            </w:pPr>
+            <w:r>
+              <w:rPr>
+                <w:sz w:val="22"/>
+                <w:szCs w:val="22"/>
+              </w:rPr>
               <w:t>None, internal notifications</w:t>
             </w:r>
           </w:p>
@@ -2862,9 +4475,23 @@
         <w:tc>
           <w:tcPr>
             <w:tcW w:type="dxa" w:w="2523"/>
-          </w:tcPr>
-          <w:p>
-            <w:r>
+            <w:vAlign w:val="center"/>
+            <w:tcMar>
+              <w:top w:w="60" w:type="dxa"/>
+              <w:bottom w:w="60" w:type="dxa"/>
+              <w:left w:w="110" w:type="dxa"/>
+              <w:right w:w="110" w:type="dxa"/>
+            </w:tcMar>
+          </w:tcPr>
+          <w:p>
+            <w:pPr>
+              <w:spacing w:after="40" w:before="40"/>
+            </w:pPr>
+            <w:r>
+              <w:rPr>
+                <w:sz w:val="22"/>
+                <w:szCs w:val="22"/>
+              </w:rPr>
               <w:t>Roll out</w:t>
             </w:r>
           </w:p>
@@ -2872,9 +4499,23 @@
         <w:tc>
           <w:tcPr>
             <w:tcW w:type="dxa" w:w="2523"/>
-          </w:tcPr>
-          <w:p>
-            <w:r>
+            <w:vAlign w:val="center"/>
+            <w:tcMar>
+              <w:top w:w="60" w:type="dxa"/>
+              <w:bottom w:w="60" w:type="dxa"/>
+              <w:left w:w="110" w:type="dxa"/>
+              <w:right w:w="110" w:type="dxa"/>
+            </w:tcMar>
+          </w:tcPr>
+          <w:p>
+            <w:pPr>
+              <w:spacing w:after="40" w:before="40"/>
+            </w:pPr>
+            <w:r>
+              <w:rPr>
+                <w:sz w:val="22"/>
+                <w:szCs w:val="22"/>
+              </w:rPr>
               <w:t>Week 5+</w:t>
             </w:r>
           </w:p>
@@ -2882,9 +4523,23 @@
         <w:tc>
           <w:tcPr>
             <w:tcW w:type="dxa" w:w="2523"/>
-          </w:tcPr>
-          <w:p>
-            <w:r>
+            <w:vAlign w:val="center"/>
+            <w:tcMar>
+              <w:top w:w="60" w:type="dxa"/>
+              <w:bottom w:w="60" w:type="dxa"/>
+              <w:left w:w="110" w:type="dxa"/>
+              <w:right w:w="110" w:type="dxa"/>
+            </w:tcMar>
+          </w:tcPr>
+          <w:p>
+            <w:pPr>
+              <w:spacing w:after="40" w:before="40"/>
+            </w:pPr>
+            <w:r>
+              <w:rPr>
+                <w:sz w:val="22"/>
+                <w:szCs w:val="22"/>
+              </w:rPr>
               <w:t>All EMEA, add on_hold_reason field</w:t>
             </w:r>
           </w:p>
@@ -2892,9 +4547,23 @@
         <w:tc>
           <w:tcPr>
             <w:tcW w:type="dxa" w:w="2523"/>
-          </w:tcPr>
-          <w:p>
-            <w:r>
+            <w:vAlign w:val="center"/>
+            <w:tcMar>
+              <w:top w:w="60" w:type="dxa"/>
+              <w:bottom w:w="60" w:type="dxa"/>
+              <w:left w:w="110" w:type="dxa"/>
+              <w:right w:w="110" w:type="dxa"/>
+            </w:tcMar>
+          </w:tcPr>
+          <w:p>
+            <w:pPr>
+              <w:spacing w:after="40" w:before="40"/>
+            </w:pPr>
+            <w:r>
+              <w:rPr>
+                <w:sz w:val="22"/>
+                <w:szCs w:val="22"/>
+              </w:rPr>
               <w:t>Positive, faster responses</w:t>
             </w:r>
           </w:p>
@@ -2953,9 +4622,18 @@
     </w:p>
     <w:tbl>
       <w:tblPr>
-        <w:tblStyle w:val="Sinch"/>
+        <w:tblStyle w:val="TableGrid"/>
         <w:tblW w:type="auto" w:w="0"/>
         <w:tblLook w:firstColumn="1" w:firstRow="1" w:lastColumn="0" w:lastRow="0" w:noHBand="0" w:noVBand="1" w:val="04A0"/>
+        <w:jc w:val="center"/>
+        <w:tblBorders>
+          <w:top w:val="single" w:sz="4" w:space="0" w:color="B7C0CC"/>
+          <w:left w:val="single" w:sz="4" w:space="0" w:color="B7C0CC"/>
+          <w:bottom w:val="single" w:sz="4" w:space="0" w:color="B7C0CC"/>
+          <w:right w:val="single" w:sz="4" w:space="0" w:color="B7C0CC"/>
+          <w:insideH w:val="single" w:sz="4" w:space="0" w:color="B7C0CC"/>
+          <w:insideV w:val="single" w:sz="4" w:space="0" w:color="B7C0CC"/>
+        </w:tblBorders>
       </w:tblPr>
       <w:tblGrid>
         <w:gridCol w:w="2523"/>
@@ -2967,11 +4645,25 @@
         <w:tc>
           <w:tcPr>
             <w:tcW w:type="dxa" w:w="2523"/>
-          </w:tcPr>
-          <w:p>
-            <w:r>
-              <w:rPr>
-                <w:b/>
+            <w:vAlign w:val="center"/>
+            <w:tcMar>
+              <w:top w:w="60" w:type="dxa"/>
+              <w:bottom w:w="60" w:type="dxa"/>
+              <w:left w:w="110" w:type="dxa"/>
+              <w:right w:w="110" w:type="dxa"/>
+            </w:tcMar>
+            <w:shd w:val="clear" w:color="auto" w:fill="1B3A5B"/>
+          </w:tcPr>
+          <w:p>
+            <w:pPr>
+              <w:spacing w:after="40" w:before="40"/>
+            </w:pPr>
+            <w:r>
+              <w:rPr>
+                <w:b w:val="true"/>
+                <w:color w:val="FFFFFF"/>
+                <w:sz w:val="24"/>
+                <w:szCs w:val="24"/>
               </w:rPr>
               <w:t>Metric</w:t>
             </w:r>
@@ -2980,11 +4672,25 @@
         <w:tc>
           <w:tcPr>
             <w:tcW w:type="dxa" w:w="2523"/>
-          </w:tcPr>
-          <w:p>
-            <w:r>
-              <w:rPr>
-                <w:b/>
+            <w:vAlign w:val="center"/>
+            <w:tcMar>
+              <w:top w:w="60" w:type="dxa"/>
+              <w:bottom w:w="60" w:type="dxa"/>
+              <w:left w:w="110" w:type="dxa"/>
+              <w:right w:w="110" w:type="dxa"/>
+            </w:tcMar>
+            <w:shd w:val="clear" w:color="auto" w:fill="1B3A5B"/>
+          </w:tcPr>
+          <w:p>
+            <w:pPr>
+              <w:spacing w:after="40" w:before="40"/>
+            </w:pPr>
+            <w:r>
+              <w:rPr>
+                <w:b w:val="true"/>
+                <w:color w:val="FFFFFF"/>
+                <w:sz w:val="24"/>
+                <w:szCs w:val="24"/>
               </w:rPr>
               <w:t>How to measure</w:t>
             </w:r>
@@ -2993,11 +4699,25 @@
         <w:tc>
           <w:tcPr>
             <w:tcW w:type="dxa" w:w="2523"/>
-          </w:tcPr>
-          <w:p>
-            <w:r>
-              <w:rPr>
-                <w:b/>
+            <w:vAlign w:val="center"/>
+            <w:tcMar>
+              <w:top w:w="60" w:type="dxa"/>
+              <w:bottom w:w="60" w:type="dxa"/>
+              <w:left w:w="110" w:type="dxa"/>
+              <w:right w:w="110" w:type="dxa"/>
+            </w:tcMar>
+            <w:shd w:val="clear" w:color="auto" w:fill="1B3A5B"/>
+          </w:tcPr>
+          <w:p>
+            <w:pPr>
+              <w:spacing w:after="40" w:before="40"/>
+            </w:pPr>
+            <w:r>
+              <w:rPr>
+                <w:b w:val="true"/>
+                <w:color w:val="FFFFFF"/>
+                <w:sz w:val="24"/>
+                <w:szCs w:val="24"/>
               </w:rPr>
               <w:t>Baseline</w:t>
             </w:r>
@@ -3006,11 +4726,25 @@
         <w:tc>
           <w:tcPr>
             <w:tcW w:type="dxa" w:w="2523"/>
-          </w:tcPr>
-          <w:p>
-            <w:r>
-              <w:rPr>
-                <w:b/>
+            <w:vAlign w:val="center"/>
+            <w:tcMar>
+              <w:top w:w="60" w:type="dxa"/>
+              <w:bottom w:w="60" w:type="dxa"/>
+              <w:left w:w="110" w:type="dxa"/>
+              <w:right w:w="110" w:type="dxa"/>
+            </w:tcMar>
+            <w:shd w:val="clear" w:color="auto" w:fill="1B3A5B"/>
+          </w:tcPr>
+          <w:p>
+            <w:pPr>
+              <w:spacing w:after="40" w:before="40"/>
+            </w:pPr>
+            <w:r>
+              <w:rPr>
+                <w:b w:val="true"/>
+                <w:color w:val="FFFFFF"/>
+                <w:sz w:val="24"/>
+                <w:szCs w:val="24"/>
               </w:rPr>
               <w:t>90-day target</w:t>
             </w:r>
@@ -3021,9 +4755,23 @@
         <w:tc>
           <w:tcPr>
             <w:tcW w:type="dxa" w:w="2523"/>
-          </w:tcPr>
-          <w:p>
-            <w:r>
+            <w:vAlign w:val="center"/>
+            <w:tcMar>
+              <w:top w:w="60" w:type="dxa"/>
+              <w:bottom w:w="60" w:type="dxa"/>
+              <w:left w:w="110" w:type="dxa"/>
+              <w:right w:w="110" w:type="dxa"/>
+            </w:tcMar>
+          </w:tcPr>
+          <w:p>
+            <w:pPr>
+              <w:spacing w:after="40" w:before="40"/>
+            </w:pPr>
+            <w:r>
+              <w:rPr>
+                <w:sz w:val="22"/>
+                <w:szCs w:val="22"/>
+              </w:rPr>
               <w:t>Tickets open &gt;5 days no activity</w:t>
             </w:r>
           </w:p>
@@ -3031,9 +4779,23 @@
         <w:tc>
           <w:tcPr>
             <w:tcW w:type="dxa" w:w="2523"/>
-          </w:tcPr>
-          <w:p>
-            <w:r>
+            <w:vAlign w:val="center"/>
+            <w:tcMar>
+              <w:top w:w="60" w:type="dxa"/>
+              <w:bottom w:w="60" w:type="dxa"/>
+              <w:left w:w="110" w:type="dxa"/>
+              <w:right w:w="110" w:type="dxa"/>
+            </w:tcMar>
+          </w:tcPr>
+          <w:p>
+            <w:pPr>
+              <w:spacing w:after="40" w:before="40"/>
+            </w:pPr>
+            <w:r>
+              <w:rPr>
+                <w:sz w:val="22"/>
+                <w:szCs w:val="22"/>
+              </w:rPr>
               <w:t>Explore: count by priority</w:t>
             </w:r>
           </w:p>
@@ -3041,9 +4803,23 @@
         <w:tc>
           <w:tcPr>
             <w:tcW w:type="dxa" w:w="2523"/>
-          </w:tcPr>
-          <w:p>
-            <w:r>
+            <w:vAlign w:val="center"/>
+            <w:tcMar>
+              <w:top w:w="60" w:type="dxa"/>
+              <w:bottom w:w="60" w:type="dxa"/>
+              <w:left w:w="110" w:type="dxa"/>
+              <w:right w:w="110" w:type="dxa"/>
+            </w:tcMar>
+          </w:tcPr>
+          <w:p>
+            <w:pPr>
+              <w:spacing w:after="40" w:before="40"/>
+            </w:pPr>
+            <w:r>
+              <w:rPr>
+                <w:sz w:val="22"/>
+                <w:szCs w:val="22"/>
+              </w:rPr>
               <w:t>Baseline now</w:t>
             </w:r>
           </w:p>
@@ -3051,9 +4827,23 @@
         <w:tc>
           <w:tcPr>
             <w:tcW w:type="dxa" w:w="2523"/>
-          </w:tcPr>
-          <w:p>
-            <w:r>
+            <w:vAlign w:val="center"/>
+            <w:tcMar>
+              <w:top w:w="60" w:type="dxa"/>
+              <w:bottom w:w="60" w:type="dxa"/>
+              <w:left w:w="110" w:type="dxa"/>
+              <w:right w:w="110" w:type="dxa"/>
+            </w:tcMar>
+          </w:tcPr>
+          <w:p>
+            <w:pPr>
+              <w:spacing w:after="40" w:before="40"/>
+            </w:pPr>
+            <w:r>
+              <w:rPr>
+                <w:sz w:val="22"/>
+                <w:szCs w:val="22"/>
+              </w:rPr>
               <w:t>Reduce 30%</w:t>
             </w:r>
           </w:p>
@@ -3063,9 +4853,23 @@
         <w:tc>
           <w:tcPr>
             <w:tcW w:type="dxa" w:w="2523"/>
-          </w:tcPr>
-          <w:p>
-            <w:r>
+            <w:vAlign w:val="center"/>
+            <w:tcMar>
+              <w:top w:w="60" w:type="dxa"/>
+              <w:bottom w:w="60" w:type="dxa"/>
+              <w:left w:w="110" w:type="dxa"/>
+              <w:right w:w="110" w:type="dxa"/>
+            </w:tcMar>
+          </w:tcPr>
+          <w:p>
+            <w:pPr>
+              <w:spacing w:after="40" w:before="40"/>
+            </w:pPr>
+            <w:r>
+              <w:rPr>
+                <w:sz w:val="22"/>
+                <w:szCs w:val="22"/>
+              </w:rPr>
               <w:t>Mean on-hold age</w:t>
             </w:r>
           </w:p>
@@ -3073,9 +4877,23 @@
         <w:tc>
           <w:tcPr>
             <w:tcW w:type="dxa" w:w="2523"/>
-          </w:tcPr>
-          <w:p>
-            <w:r>
+            <w:vAlign w:val="center"/>
+            <w:tcMar>
+              <w:top w:w="60" w:type="dxa"/>
+              <w:bottom w:w="60" w:type="dxa"/>
+              <w:left w:w="110" w:type="dxa"/>
+              <w:right w:w="110" w:type="dxa"/>
+            </w:tcMar>
+          </w:tcPr>
+          <w:p>
+            <w:pPr>
+              <w:spacing w:after="40" w:before="40"/>
+            </w:pPr>
+            <w:r>
+              <w:rPr>
+                <w:sz w:val="22"/>
+                <w:szCs w:val="22"/>
+              </w:rPr>
               <w:t>Explore: avg hours in on-hold status</w:t>
             </w:r>
           </w:p>
@@ -3083,9 +4901,23 @@
         <w:tc>
           <w:tcPr>
             <w:tcW w:type="dxa" w:w="2523"/>
-          </w:tcPr>
-          <w:p>
-            <w:r>
+            <w:vAlign w:val="center"/>
+            <w:tcMar>
+              <w:top w:w="60" w:type="dxa"/>
+              <w:bottom w:w="60" w:type="dxa"/>
+              <w:left w:w="110" w:type="dxa"/>
+              <w:right w:w="110" w:type="dxa"/>
+            </w:tcMar>
+          </w:tcPr>
+          <w:p>
+            <w:pPr>
+              <w:spacing w:after="40" w:before="40"/>
+            </w:pPr>
+            <w:r>
+              <w:rPr>
+                <w:sz w:val="22"/>
+                <w:szCs w:val="22"/>
+              </w:rPr>
               <w:t>Baseline now</w:t>
             </w:r>
           </w:p>
@@ -3093,9 +4925,23 @@
         <w:tc>
           <w:tcPr>
             <w:tcW w:type="dxa" w:w="2523"/>
-          </w:tcPr>
-          <w:p>
-            <w:r>
+            <w:vAlign w:val="center"/>
+            <w:tcMar>
+              <w:top w:w="60" w:type="dxa"/>
+              <w:bottom w:w="60" w:type="dxa"/>
+              <w:left w:w="110" w:type="dxa"/>
+              <w:right w:w="110" w:type="dxa"/>
+            </w:tcMar>
+          </w:tcPr>
+          <w:p>
+            <w:pPr>
+              <w:spacing w:after="40" w:before="40"/>
+            </w:pPr>
+            <w:r>
+              <w:rPr>
+                <w:sz w:val="22"/>
+                <w:szCs w:val="22"/>
+              </w:rPr>
               <w:t>Reduce 20%</w:t>
             </w:r>
           </w:p>
@@ -3105,9 +4951,23 @@
         <w:tc>
           <w:tcPr>
             <w:tcW w:type="dxa" w:w="2523"/>
-          </w:tcPr>
-          <w:p>
-            <w:r>
+            <w:vAlign w:val="center"/>
+            <w:tcMar>
+              <w:top w:w="60" w:type="dxa"/>
+              <w:bottom w:w="60" w:type="dxa"/>
+              <w:left w:w="110" w:type="dxa"/>
+              <w:right w:w="110" w:type="dxa"/>
+            </w:tcMar>
+          </w:tcPr>
+          <w:p>
+            <w:pPr>
+              <w:spacing w:after="40" w:before="40"/>
+            </w:pPr>
+            <w:r>
+              <w:rPr>
+                <w:sz w:val="22"/>
+                <w:szCs w:val="22"/>
+              </w:rPr>
               <w:t>Customer chase messages</w:t>
             </w:r>
           </w:p>
@@ -3115,9 +4975,23 @@
         <w:tc>
           <w:tcPr>
             <w:tcW w:type="dxa" w:w="2523"/>
-          </w:tcPr>
-          <w:p>
-            <w:r>
+            <w:vAlign w:val="center"/>
+            <w:tcMar>
+              <w:top w:w="60" w:type="dxa"/>
+              <w:bottom w:w="60" w:type="dxa"/>
+              <w:left w:w="110" w:type="dxa"/>
+              <w:right w:w="110" w:type="dxa"/>
+            </w:tcMar>
+          </w:tcPr>
+          <w:p>
+            <w:pPr>
+              <w:spacing w:after="40" w:before="40"/>
+            </w:pPr>
+            <w:r>
+              <w:rPr>
+                <w:sz w:val="22"/>
+                <w:szCs w:val="22"/>
+              </w:rPr>
               <w:t>Tag or text search "any update|follow up|still waiting"</w:t>
             </w:r>
           </w:p>
@@ -3125,9 +4999,23 @@
         <w:tc>
           <w:tcPr>
             <w:tcW w:type="dxa" w:w="2523"/>
-          </w:tcPr>
-          <w:p>
-            <w:r>
+            <w:vAlign w:val="center"/>
+            <w:tcMar>
+              <w:top w:w="60" w:type="dxa"/>
+              <w:bottom w:w="60" w:type="dxa"/>
+              <w:left w:w="110" w:type="dxa"/>
+              <w:right w:w="110" w:type="dxa"/>
+            </w:tcMar>
+          </w:tcPr>
+          <w:p>
+            <w:pPr>
+              <w:spacing w:after="40" w:before="40"/>
+            </w:pPr>
+            <w:r>
+              <w:rPr>
+                <w:sz w:val="22"/>
+                <w:szCs w:val="22"/>
+              </w:rPr>
               <w:t>Monthly count</w:t>
             </w:r>
           </w:p>
@@ -3135,9 +5023,23 @@
         <w:tc>
           <w:tcPr>
             <w:tcW w:type="dxa" w:w="2523"/>
-          </w:tcPr>
-          <w:p>
-            <w:r>
+            <w:vAlign w:val="center"/>
+            <w:tcMar>
+              <w:top w:w="60" w:type="dxa"/>
+              <w:bottom w:w="60" w:type="dxa"/>
+              <w:left w:w="110" w:type="dxa"/>
+              <w:right w:w="110" w:type="dxa"/>
+            </w:tcMar>
+          </w:tcPr>
+          <w:p>
+            <w:pPr>
+              <w:spacing w:after="40" w:before="40"/>
+            </w:pPr>
+            <w:r>
+              <w:rPr>
+                <w:sz w:val="22"/>
+                <w:szCs w:val="22"/>
+              </w:rPr>
               <w:t>Reduce 25%</w:t>
             </w:r>
           </w:p>
@@ -3147,9 +5049,23 @@
         <w:tc>
           <w:tcPr>
             <w:tcW w:type="dxa" w:w="2523"/>
-          </w:tcPr>
-          <w:p>
-            <w:r>
+            <w:vAlign w:val="center"/>
+            <w:tcMar>
+              <w:top w:w="60" w:type="dxa"/>
+              <w:bottom w:w="60" w:type="dxa"/>
+              <w:left w:w="110" w:type="dxa"/>
+              <w:right w:w="110" w:type="dxa"/>
+            </w:tcMar>
+          </w:tcPr>
+          <w:p>
+            <w:pPr>
+              <w:spacing w:after="40" w:before="40"/>
+            </w:pPr>
+            <w:r>
+              <w:rPr>
+                <w:sz w:val="22"/>
+                <w:szCs w:val="22"/>
+              </w:rPr>
               <w:t>SLA breach on stale tickets</w:t>
             </w:r>
           </w:p>
@@ -3157,9 +5073,23 @@
         <w:tc>
           <w:tcPr>
             <w:tcW w:type="dxa" w:w="2523"/>
-          </w:tcPr>
-          <w:p>
-            <w:r>
+            <w:vAlign w:val="center"/>
+            <w:tcMar>
+              <w:top w:w="60" w:type="dxa"/>
+              <w:bottom w:w="60" w:type="dxa"/>
+              <w:left w:w="110" w:type="dxa"/>
+              <w:right w:w="110" w:type="dxa"/>
+            </w:tcMar>
+          </w:tcPr>
+          <w:p>
+            <w:pPr>
+              <w:spacing w:after="40" w:before="40"/>
+            </w:pPr>
+            <w:r>
+              <w:rPr>
+                <w:sz w:val="22"/>
+                <w:szCs w:val="22"/>
+              </w:rPr>
               <w:t>Breaches where ticket had stale_ticket tag in prior 48h</w:t>
             </w:r>
           </w:p>
@@ -3167,9 +5097,23 @@
         <w:tc>
           <w:tcPr>
             <w:tcW w:type="dxa" w:w="2523"/>
-          </w:tcPr>
-          <w:p>
-            <w:r>
+            <w:vAlign w:val="center"/>
+            <w:tcMar>
+              <w:top w:w="60" w:type="dxa"/>
+              <w:bottom w:w="60" w:type="dxa"/>
+              <w:left w:w="110" w:type="dxa"/>
+              <w:right w:w="110" w:type="dxa"/>
+            </w:tcMar>
+          </w:tcPr>
+          <w:p>
+            <w:pPr>
+              <w:spacing w:after="40" w:before="40"/>
+            </w:pPr>
+            <w:r>
+              <w:rPr>
+                <w:sz w:val="22"/>
+                <w:szCs w:val="22"/>
+              </w:rPr>
               <w:t>Baseline</w:t>
             </w:r>
           </w:p>
@@ -3177,9 +5121,23 @@
         <w:tc>
           <w:tcPr>
             <w:tcW w:type="dxa" w:w="2523"/>
-          </w:tcPr>
-          <w:p>
-            <w:r>
+            <w:vAlign w:val="center"/>
+            <w:tcMar>
+              <w:top w:w="60" w:type="dxa"/>
+              <w:bottom w:w="60" w:type="dxa"/>
+              <w:left w:w="110" w:type="dxa"/>
+              <w:right w:w="110" w:type="dxa"/>
+            </w:tcMar>
+          </w:tcPr>
+          <w:p>
+            <w:pPr>
+              <w:spacing w:after="40" w:before="40"/>
+            </w:pPr>
+            <w:r>
+              <w:rPr>
+                <w:sz w:val="22"/>
+                <w:szCs w:val="22"/>
+              </w:rPr>
               <w:t>Reduce 35%</w:t>
             </w:r>
           </w:p>
@@ -3202,9 +5160,18 @@
     </w:p>
     <w:tbl>
       <w:tblPr>
-        <w:tblStyle w:val="Sinch"/>
+        <w:tblStyle w:val="TableGrid"/>
         <w:tblW w:type="auto" w:w="0"/>
         <w:tblLook w:firstColumn="1" w:firstRow="1" w:lastColumn="0" w:lastRow="0" w:noHBand="0" w:noVBand="1" w:val="04A0"/>
+        <w:jc w:val="center"/>
+        <w:tblBorders>
+          <w:top w:val="single" w:sz="4" w:space="0" w:color="B7C0CC"/>
+          <w:left w:val="single" w:sz="4" w:space="0" w:color="B7C0CC"/>
+          <w:bottom w:val="single" w:sz="4" w:space="0" w:color="B7C0CC"/>
+          <w:right w:val="single" w:sz="4" w:space="0" w:color="B7C0CC"/>
+          <w:insideH w:val="single" w:sz="4" w:space="0" w:color="B7C0CC"/>
+          <w:insideV w:val="single" w:sz="4" w:space="0" w:color="B7C0CC"/>
+        </w:tblBorders>
       </w:tblPr>
       <w:tblGrid>
         <w:gridCol w:w="2018"/>
@@ -3217,11 +5184,25 @@
         <w:tc>
           <w:tcPr>
             <w:tcW w:type="dxa" w:w="2018"/>
-          </w:tcPr>
-          <w:p>
-            <w:r>
-              <w:rPr>
-                <w:b/>
+            <w:vAlign w:val="center"/>
+            <w:tcMar>
+              <w:top w:w="60" w:type="dxa"/>
+              <w:bottom w:w="60" w:type="dxa"/>
+              <w:left w:w="110" w:type="dxa"/>
+              <w:right w:w="110" w:type="dxa"/>
+            </w:tcMar>
+            <w:shd w:val="clear" w:color="auto" w:fill="1B3A5B"/>
+          </w:tcPr>
+          <w:p>
+            <w:pPr>
+              <w:spacing w:after="40" w:before="40"/>
+            </w:pPr>
+            <w:r>
+              <w:rPr>
+                <w:b w:val="true"/>
+                <w:color w:val="FFFFFF"/>
+                <w:sz w:val="24"/>
+                <w:szCs w:val="24"/>
               </w:rPr>
               <w:t>Priority</w:t>
             </w:r>
@@ -3230,11 +5211,25 @@
         <w:tc>
           <w:tcPr>
             <w:tcW w:type="dxa" w:w="2018"/>
-          </w:tcPr>
-          <w:p>
-            <w:r>
-              <w:rPr>
-                <w:b/>
+            <w:vAlign w:val="center"/>
+            <w:tcMar>
+              <w:top w:w="60" w:type="dxa"/>
+              <w:bottom w:w="60" w:type="dxa"/>
+              <w:left w:w="110" w:type="dxa"/>
+              <w:right w:w="110" w:type="dxa"/>
+            </w:tcMar>
+            <w:shd w:val="clear" w:color="auto" w:fill="1B3A5B"/>
+          </w:tcPr>
+          <w:p>
+            <w:pPr>
+              <w:spacing w:after="40" w:before="40"/>
+            </w:pPr>
+            <w:r>
+              <w:rPr>
+                <w:b w:val="true"/>
+                <w:color w:val="FFFFFF"/>
+                <w:sz w:val="24"/>
+                <w:szCs w:val="24"/>
               </w:rPr>
               <w:t>Issue</w:t>
             </w:r>
@@ -3243,11 +5238,25 @@
         <w:tc>
           <w:tcPr>
             <w:tcW w:type="dxa" w:w="2018"/>
-          </w:tcPr>
-          <w:p>
-            <w:r>
-              <w:rPr>
-                <w:b/>
+            <w:vAlign w:val="center"/>
+            <w:tcMar>
+              <w:top w:w="60" w:type="dxa"/>
+              <w:bottom w:w="60" w:type="dxa"/>
+              <w:left w:w="110" w:type="dxa"/>
+              <w:right w:w="110" w:type="dxa"/>
+            </w:tcMar>
+            <w:shd w:val="clear" w:color="auto" w:fill="1B3A5B"/>
+          </w:tcPr>
+          <w:p>
+            <w:pPr>
+              <w:spacing w:after="40" w:before="40"/>
+            </w:pPr>
+            <w:r>
+              <w:rPr>
+                <w:b w:val="true"/>
+                <w:color w:val="FFFFFF"/>
+                <w:sz w:val="24"/>
+                <w:szCs w:val="24"/>
               </w:rPr>
               <w:t>Effort</w:t>
             </w:r>
@@ -3256,11 +5265,25 @@
         <w:tc>
           <w:tcPr>
             <w:tcW w:type="dxa" w:w="2018"/>
-          </w:tcPr>
-          <w:p>
-            <w:r>
-              <w:rPr>
-                <w:b/>
+            <w:vAlign w:val="center"/>
+            <w:tcMar>
+              <w:top w:w="60" w:type="dxa"/>
+              <w:bottom w:w="60" w:type="dxa"/>
+              <w:left w:w="110" w:type="dxa"/>
+              <w:right w:w="110" w:type="dxa"/>
+            </w:tcMar>
+            <w:shd w:val="clear" w:color="auto" w:fill="1B3A5B"/>
+          </w:tcPr>
+          <w:p>
+            <w:pPr>
+              <w:spacing w:after="40" w:before="40"/>
+            </w:pPr>
+            <w:r>
+              <w:rPr>
+                <w:b w:val="true"/>
+                <w:color w:val="FFFFFF"/>
+                <w:sz w:val="24"/>
+                <w:szCs w:val="24"/>
               </w:rPr>
               <w:t>Impact</w:t>
             </w:r>
@@ -3269,11 +5292,25 @@
         <w:tc>
           <w:tcPr>
             <w:tcW w:type="dxa" w:w="2018"/>
-          </w:tcPr>
-          <w:p>
-            <w:r>
-              <w:rPr>
-                <w:b/>
+            <w:vAlign w:val="center"/>
+            <w:tcMar>
+              <w:top w:w="60" w:type="dxa"/>
+              <w:bottom w:w="60" w:type="dxa"/>
+              <w:left w:w="110" w:type="dxa"/>
+              <w:right w:w="110" w:type="dxa"/>
+            </w:tcMar>
+            <w:shd w:val="clear" w:color="auto" w:fill="1B3A5B"/>
+          </w:tcPr>
+          <w:p>
+            <w:pPr>
+              <w:spacing w:after="40" w:before="40"/>
+            </w:pPr>
+            <w:r>
+              <w:rPr>
+                <w:b w:val="true"/>
+                <w:color w:val="FFFFFF"/>
+                <w:sz w:val="24"/>
+                <w:szCs w:val="24"/>
               </w:rPr>
               <w:t>Rationale</w:t>
             </w:r>
@@ -3284,9 +5321,23 @@
         <w:tc>
           <w:tcPr>
             <w:tcW w:type="dxa" w:w="2018"/>
-          </w:tcPr>
-          <w:p>
-            <w:r>
+            <w:vAlign w:val="center"/>
+            <w:tcMar>
+              <w:top w:w="60" w:type="dxa"/>
+              <w:bottom w:w="60" w:type="dxa"/>
+              <w:left w:w="110" w:type="dxa"/>
+              <w:right w:w="110" w:type="dxa"/>
+            </w:tcMar>
+          </w:tcPr>
+          <w:p>
+            <w:pPr>
+              <w:spacing w:after="40" w:before="40"/>
+            </w:pPr>
+            <w:r>
+              <w:rPr>
+                <w:sz w:val="22"/>
+                <w:szCs w:val="22"/>
+              </w:rPr>
               <w:t>P1</w:t>
             </w:r>
           </w:p>
@@ -3294,9 +5345,23 @@
         <w:tc>
           <w:tcPr>
             <w:tcW w:type="dxa" w:w="2018"/>
-          </w:tcPr>
-          <w:p>
-            <w:r>
+            <w:vAlign w:val="center"/>
+            <w:tcMar>
+              <w:top w:w="60" w:type="dxa"/>
+              <w:bottom w:w="60" w:type="dxa"/>
+              <w:left w:w="110" w:type="dxa"/>
+              <w:right w:w="110" w:type="dxa"/>
+            </w:tcMar>
+          </w:tcPr>
+          <w:p>
+            <w:pPr>
+              <w:spacing w:after="40" w:before="40"/>
+            </w:pPr>
+            <w:r>
+              <w:rPr>
+                <w:sz w:val="22"/>
+                <w:szCs w:val="22"/>
+              </w:rPr>
               <w:t>Supplier escalation reopen (Issue 2)</w:t>
             </w:r>
           </w:p>
@@ -3304,9 +5369,23 @@
         <w:tc>
           <w:tcPr>
             <w:tcW w:type="dxa" w:w="2018"/>
-          </w:tcPr>
-          <w:p>
-            <w:r>
+            <w:vAlign w:val="center"/>
+            <w:tcMar>
+              <w:top w:w="60" w:type="dxa"/>
+              <w:bottom w:w="60" w:type="dxa"/>
+              <w:left w:w="110" w:type="dxa"/>
+              <w:right w:w="110" w:type="dxa"/>
+            </w:tcMar>
+          </w:tcPr>
+          <w:p>
+            <w:pPr>
+              <w:spacing w:after="40" w:before="40"/>
+            </w:pPr>
+            <w:r>
+              <w:rPr>
+                <w:sz w:val="22"/>
+                <w:szCs w:val="22"/>
+              </w:rPr>
               <w:t>Medium</w:t>
             </w:r>
           </w:p>
@@ -3314,9 +5393,23 @@
         <w:tc>
           <w:tcPr>
             <w:tcW w:type="dxa" w:w="2018"/>
-          </w:tcPr>
-          <w:p>
-            <w:r>
+            <w:vAlign w:val="center"/>
+            <w:tcMar>
+              <w:top w:w="60" w:type="dxa"/>
+              <w:bottom w:w="60" w:type="dxa"/>
+              <w:left w:w="110" w:type="dxa"/>
+              <w:right w:w="110" w:type="dxa"/>
+            </w:tcMar>
+          </w:tcPr>
+          <w:p>
+            <w:pPr>
+              <w:spacing w:after="40" w:before="40"/>
+            </w:pPr>
+            <w:r>
+              <w:rPr>
+                <w:sz w:val="22"/>
+                <w:szCs w:val="22"/>
+              </w:rPr>
               <w:t>High</w:t>
             </w:r>
           </w:p>
@@ -3324,9 +5417,23 @@
         <w:tc>
           <w:tcPr>
             <w:tcW w:type="dxa" w:w="2018"/>
-          </w:tcPr>
-          <w:p>
-            <w:r>
+            <w:vAlign w:val="center"/>
+            <w:tcMar>
+              <w:top w:w="60" w:type="dxa"/>
+              <w:bottom w:w="60" w:type="dxa"/>
+              <w:left w:w="110" w:type="dxa"/>
+              <w:right w:w="110" w:type="dxa"/>
+            </w:tcMar>
+          </w:tcPr>
+          <w:p>
+            <w:pPr>
+              <w:spacing w:after="40" w:before="40"/>
+            </w:pPr>
+            <w:r>
+              <w:rPr>
+                <w:sz w:val="22"/>
+                <w:szCs w:val="22"/>
+              </w:rPr>
               <w:t>Direct customer wait, JIRA regression, agent trust</w:t>
             </w:r>
           </w:p>
@@ -3336,9 +5443,23 @@
         <w:tc>
           <w:tcPr>
             <w:tcW w:type="dxa" w:w="2018"/>
-          </w:tcPr>
-          <w:p>
-            <w:r>
+            <w:vAlign w:val="center"/>
+            <w:tcMar>
+              <w:top w:w="60" w:type="dxa"/>
+              <w:bottom w:w="60" w:type="dxa"/>
+              <w:left w:w="110" w:type="dxa"/>
+              <w:right w:w="110" w:type="dxa"/>
+            </w:tcMar>
+          </w:tcPr>
+          <w:p>
+            <w:pPr>
+              <w:spacing w:after="40" w:before="40"/>
+            </w:pPr>
+            <w:r>
+              <w:rPr>
+                <w:sz w:val="22"/>
+                <w:szCs w:val="22"/>
+              </w:rPr>
               <w:t>P1</w:t>
             </w:r>
           </w:p>
@@ -3346,9 +5467,23 @@
         <w:tc>
           <w:tcPr>
             <w:tcW w:type="dxa" w:w="2018"/>
-          </w:tcPr>
-          <w:p>
-            <w:r>
+            <w:vAlign w:val="center"/>
+            <w:tcMar>
+              <w:top w:w="60" w:type="dxa"/>
+              <w:bottom w:w="60" w:type="dxa"/>
+              <w:left w:w="110" w:type="dxa"/>
+              <w:right w:w="110" w:type="dxa"/>
+            </w:tcMar>
+          </w:tcPr>
+          <w:p>
+            <w:pPr>
+              <w:spacing w:after="40" w:before="40"/>
+            </w:pPr>
+            <w:r>
+              <w:rPr>
+                <w:sz w:val="22"/>
+                <w:szCs w:val="22"/>
+              </w:rPr>
               <w:t>Duplicate tickets (Issue 1)</w:t>
             </w:r>
           </w:p>
@@ -3356,9 +5491,23 @@
         <w:tc>
           <w:tcPr>
             <w:tcW w:type="dxa" w:w="2018"/>
-          </w:tcPr>
-          <w:p>
-            <w:r>
+            <w:vAlign w:val="center"/>
+            <w:tcMar>
+              <w:top w:w="60" w:type="dxa"/>
+              <w:bottom w:w="60" w:type="dxa"/>
+              <w:left w:w="110" w:type="dxa"/>
+              <w:right w:w="110" w:type="dxa"/>
+            </w:tcMar>
+          </w:tcPr>
+          <w:p>
+            <w:pPr>
+              <w:spacing w:after="40" w:before="40"/>
+            </w:pPr>
+            <w:r>
+              <w:rPr>
+                <w:sz w:val="22"/>
+                <w:szCs w:val="22"/>
+              </w:rPr>
               <w:t>Medium</w:t>
             </w:r>
           </w:p>
@@ -3366,9 +5515,23 @@
         <w:tc>
           <w:tcPr>
             <w:tcW w:type="dxa" w:w="2018"/>
-          </w:tcPr>
-          <w:p>
-            <w:r>
+            <w:vAlign w:val="center"/>
+            <w:tcMar>
+              <w:top w:w="60" w:type="dxa"/>
+              <w:bottom w:w="60" w:type="dxa"/>
+              <w:left w:w="110" w:type="dxa"/>
+              <w:right w:w="110" w:type="dxa"/>
+            </w:tcMar>
+          </w:tcPr>
+          <w:p>
+            <w:pPr>
+              <w:spacing w:after="40" w:before="40"/>
+            </w:pPr>
+            <w:r>
+              <w:rPr>
+                <w:sz w:val="22"/>
+                <w:szCs w:val="22"/>
+              </w:rPr>
               <w:t>High</w:t>
             </w:r>
           </w:p>
@@ -3376,9 +5539,23 @@
         <w:tc>
           <w:tcPr>
             <w:tcW w:type="dxa" w:w="2018"/>
-          </w:tcPr>
-          <w:p>
-            <w:r>
+            <w:vAlign w:val="center"/>
+            <w:tcMar>
+              <w:top w:w="60" w:type="dxa"/>
+              <w:bottom w:w="60" w:type="dxa"/>
+              <w:left w:w="110" w:type="dxa"/>
+              <w:right w:w="110" w:type="dxa"/>
+            </w:tcMar>
+          </w:tcPr>
+          <w:p>
+            <w:pPr>
+              <w:spacing w:after="40" w:before="40"/>
+            </w:pPr>
+            <w:r>
+              <w:rPr>
+                <w:sz w:val="22"/>
+                <w:szCs w:val="22"/>
+              </w:rPr>
               <w:t>Data quality + customer experience</w:t>
             </w:r>
           </w:p>
@@ -3388,9 +5565,23 @@
         <w:tc>
           <w:tcPr>
             <w:tcW w:type="dxa" w:w="2018"/>
-          </w:tcPr>
-          <w:p>
-            <w:r>
+            <w:vAlign w:val="center"/>
+            <w:tcMar>
+              <w:top w:w="60" w:type="dxa"/>
+              <w:bottom w:w="60" w:type="dxa"/>
+              <w:left w:w="110" w:type="dxa"/>
+              <w:right w:w="110" w:type="dxa"/>
+            </w:tcMar>
+          </w:tcPr>
+          <w:p>
+            <w:pPr>
+              <w:spacing w:after="40" w:before="40"/>
+            </w:pPr>
+            <w:r>
+              <w:rPr>
+                <w:sz w:val="22"/>
+                <w:szCs w:val="22"/>
+              </w:rPr>
               <w:t>P2</w:t>
             </w:r>
           </w:p>
@@ -3398,9 +5589,23 @@
         <w:tc>
           <w:tcPr>
             <w:tcW w:type="dxa" w:w="2018"/>
-          </w:tcPr>
-          <w:p>
-            <w:r>
+            <w:vAlign w:val="center"/>
+            <w:tcMar>
+              <w:top w:w="60" w:type="dxa"/>
+              <w:bottom w:w="60" w:type="dxa"/>
+              <w:left w:w="110" w:type="dxa"/>
+              <w:right w:w="110" w:type="dxa"/>
+            </w:tcMar>
+          </w:tcPr>
+          <w:p>
+            <w:pPr>
+              <w:spacing w:after="40" w:before="40"/>
+            </w:pPr>
+            <w:r>
+              <w:rPr>
+                <w:sz w:val="22"/>
+                <w:szCs w:val="22"/>
+              </w:rPr>
               <w:t>Stale ticket nudges (Issue 3)</w:t>
             </w:r>
           </w:p>
@@ -3408,9 +5613,23 @@
         <w:tc>
           <w:tcPr>
             <w:tcW w:type="dxa" w:w="2018"/>
-          </w:tcPr>
-          <w:p>
-            <w:r>
+            <w:vAlign w:val="center"/>
+            <w:tcMar>
+              <w:top w:w="60" w:type="dxa"/>
+              <w:bottom w:w="60" w:type="dxa"/>
+              <w:left w:w="110" w:type="dxa"/>
+              <w:right w:w="110" w:type="dxa"/>
+            </w:tcMar>
+          </w:tcPr>
+          <w:p>
+            <w:pPr>
+              <w:spacing w:after="40" w:before="40"/>
+            </w:pPr>
+            <w:r>
+              <w:rPr>
+                <w:sz w:val="22"/>
+                <w:szCs w:val="22"/>
+              </w:rPr>
               <w:t>Low</w:t>
             </w:r>
           </w:p>
@@ -3418,9 +5637,23 @@
         <w:tc>
           <w:tcPr>
             <w:tcW w:type="dxa" w:w="2018"/>
-          </w:tcPr>
-          <w:p>
-            <w:r>
+            <w:vAlign w:val="center"/>
+            <w:tcMar>
+              <w:top w:w="60" w:type="dxa"/>
+              <w:bottom w:w="60" w:type="dxa"/>
+              <w:left w:w="110" w:type="dxa"/>
+              <w:right w:w="110" w:type="dxa"/>
+            </w:tcMar>
+          </w:tcPr>
+          <w:p>
+            <w:pPr>
+              <w:spacing w:after="40" w:before="40"/>
+            </w:pPr>
+            <w:r>
+              <w:rPr>
+                <w:sz w:val="22"/>
+                <w:szCs w:val="22"/>
+              </w:rPr>
               <w:t>Medium</w:t>
             </w:r>
           </w:p>
@@ -3428,9 +5661,23 @@
         <w:tc>
           <w:tcPr>
             <w:tcW w:type="dxa" w:w="2018"/>
-          </w:tcPr>
-          <w:p>
-            <w:r>
+            <w:vAlign w:val="center"/>
+            <w:tcMar>
+              <w:top w:w="60" w:type="dxa"/>
+              <w:bottom w:w="60" w:type="dxa"/>
+              <w:left w:w="110" w:type="dxa"/>
+              <w:right w:w="110" w:type="dxa"/>
+            </w:tcMar>
+          </w:tcPr>
+          <w:p>
+            <w:pPr>
+              <w:spacing w:after="40" w:before="40"/>
+            </w:pPr>
+            <w:r>
+              <w:rPr>
+                <w:sz w:val="22"/>
+                <w:szCs w:val="22"/>
+              </w:rPr>
               <w:t>Quick win, complements Issue 2</w:t>
             </w:r>
           </w:p>
@@ -3498,9 +5745,18 @@
     </w:p>
     <w:tbl>
       <w:tblPr>
-        <w:tblStyle w:val="Sinch"/>
+        <w:tblStyle w:val="TableGrid"/>
         <w:tblW w:type="auto" w:w="0"/>
         <w:tblLook w:firstColumn="1" w:firstRow="1" w:lastColumn="0" w:lastRow="0" w:noHBand="0" w:noVBand="1" w:val="04A0"/>
+        <w:jc w:val="center"/>
+        <w:tblBorders>
+          <w:top w:val="single" w:sz="4" w:space="0" w:color="B7C0CC"/>
+          <w:left w:val="single" w:sz="4" w:space="0" w:color="B7C0CC"/>
+          <w:bottom w:val="single" w:sz="4" w:space="0" w:color="B7C0CC"/>
+          <w:right w:val="single" w:sz="4" w:space="0" w:color="B7C0CC"/>
+          <w:insideH w:val="single" w:sz="4" w:space="0" w:color="B7C0CC"/>
+          <w:insideV w:val="single" w:sz="4" w:space="0" w:color="B7C0CC"/>
+        </w:tblBorders>
       </w:tblPr>
       <w:tblGrid>
         <w:gridCol w:w="2018"/>
@@ -3513,11 +5769,25 @@
         <w:tc>
           <w:tcPr>
             <w:tcW w:type="dxa" w:w="2018"/>
-          </w:tcPr>
-          <w:p>
-            <w:r>
-              <w:rPr>
-                <w:b/>
+            <w:vAlign w:val="center"/>
+            <w:tcMar>
+              <w:top w:w="60" w:type="dxa"/>
+              <w:bottom w:w="60" w:type="dxa"/>
+              <w:left w:w="110" w:type="dxa"/>
+              <w:right w:w="110" w:type="dxa"/>
+            </w:tcMar>
+            <w:shd w:val="clear" w:color="auto" w:fill="1B3A5B"/>
+          </w:tcPr>
+          <w:p>
+            <w:pPr>
+              <w:spacing w:after="40" w:before="40"/>
+            </w:pPr>
+            <w:r>
+              <w:rPr>
+                <w:b w:val="true"/>
+                <w:color w:val="FFFFFF"/>
+                <w:sz w:val="24"/>
+                <w:szCs w:val="24"/>
               </w:rPr>
               <w:t>Project</w:t>
             </w:r>
@@ -3526,11 +5796,25 @@
         <w:tc>
           <w:tcPr>
             <w:tcW w:type="dxa" w:w="2018"/>
-          </w:tcPr>
-          <w:p>
-            <w:r>
-              <w:rPr>
-                <w:b/>
+            <w:vAlign w:val="center"/>
+            <w:tcMar>
+              <w:top w:w="60" w:type="dxa"/>
+              <w:bottom w:w="60" w:type="dxa"/>
+              <w:left w:w="110" w:type="dxa"/>
+              <w:right w:w="110" w:type="dxa"/>
+            </w:tcMar>
+            <w:shd w:val="clear" w:color="auto" w:fill="1B3A5B"/>
+          </w:tcPr>
+          <w:p>
+            <w:pPr>
+              <w:spacing w:after="40" w:before="40"/>
+            </w:pPr>
+            <w:r>
+              <w:rPr>
+                <w:b w:val="true"/>
+                <w:color w:val="FFFFFF"/>
+                <w:sz w:val="24"/>
+                <w:szCs w:val="24"/>
               </w:rPr>
               <w:t>Priority</w:t>
             </w:r>
@@ -3539,11 +5823,25 @@
         <w:tc>
           <w:tcPr>
             <w:tcW w:type="dxa" w:w="2018"/>
-          </w:tcPr>
-          <w:p>
-            <w:r>
-              <w:rPr>
-                <w:b/>
+            <w:vAlign w:val="center"/>
+            <w:tcMar>
+              <w:top w:w="60" w:type="dxa"/>
+              <w:bottom w:w="60" w:type="dxa"/>
+              <w:left w:w="110" w:type="dxa"/>
+              <w:right w:w="110" w:type="dxa"/>
+            </w:tcMar>
+            <w:shd w:val="clear" w:color="auto" w:fill="1B3A5B"/>
+          </w:tcPr>
+          <w:p>
+            <w:pPr>
+              <w:spacing w:after="40" w:before="40"/>
+            </w:pPr>
+            <w:r>
+              <w:rPr>
+                <w:b w:val="true"/>
+                <w:color w:val="FFFFFF"/>
+                <w:sz w:val="24"/>
+                <w:szCs w:val="24"/>
               </w:rPr>
               <w:t>Weeks 1-4</w:t>
             </w:r>
@@ -3552,11 +5850,25 @@
         <w:tc>
           <w:tcPr>
             <w:tcW w:type="dxa" w:w="2018"/>
-          </w:tcPr>
-          <w:p>
-            <w:r>
-              <w:rPr>
-                <w:b/>
+            <w:vAlign w:val="center"/>
+            <w:tcMar>
+              <w:top w:w="60" w:type="dxa"/>
+              <w:bottom w:w="60" w:type="dxa"/>
+              <w:left w:w="110" w:type="dxa"/>
+              <w:right w:w="110" w:type="dxa"/>
+            </w:tcMar>
+            <w:shd w:val="clear" w:color="auto" w:fill="1B3A5B"/>
+          </w:tcPr>
+          <w:p>
+            <w:pPr>
+              <w:spacing w:after="40" w:before="40"/>
+            </w:pPr>
+            <w:r>
+              <w:rPr>
+                <w:b w:val="true"/>
+                <w:color w:val="FFFFFF"/>
+                <w:sz w:val="24"/>
+                <w:szCs w:val="24"/>
               </w:rPr>
               <w:t>Weeks 5-8</w:t>
             </w:r>
@@ -3565,11 +5877,25 @@
         <w:tc>
           <w:tcPr>
             <w:tcW w:type="dxa" w:w="2018"/>
-          </w:tcPr>
-          <w:p>
-            <w:r>
-              <w:rPr>
-                <w:b/>
+            <w:vAlign w:val="center"/>
+            <w:tcMar>
+              <w:top w:w="60" w:type="dxa"/>
+              <w:bottom w:w="60" w:type="dxa"/>
+              <w:left w:w="110" w:type="dxa"/>
+              <w:right w:w="110" w:type="dxa"/>
+            </w:tcMar>
+            <w:shd w:val="clear" w:color="auto" w:fill="1B3A5B"/>
+          </w:tcPr>
+          <w:p>
+            <w:pPr>
+              <w:spacing w:after="40" w:before="40"/>
+            </w:pPr>
+            <w:r>
+              <w:rPr>
+                <w:b w:val="true"/>
+                <w:color w:val="FFFFFF"/>
+                <w:sz w:val="24"/>
+                <w:szCs w:val="24"/>
               </w:rPr>
               <w:t>Weeks 9-12</w:t>
             </w:r>
@@ -3580,9 +5906,23 @@
         <w:tc>
           <w:tcPr>
             <w:tcW w:type="dxa" w:w="2018"/>
-          </w:tcPr>
-          <w:p>
-            <w:r>
+            <w:vAlign w:val="center"/>
+            <w:tcMar>
+              <w:top w:w="60" w:type="dxa"/>
+              <w:bottom w:w="60" w:type="dxa"/>
+              <w:left w:w="110" w:type="dxa"/>
+              <w:right w:w="110" w:type="dxa"/>
+            </w:tcMar>
+          </w:tcPr>
+          <w:p>
+            <w:pPr>
+              <w:spacing w:after="40" w:before="40"/>
+            </w:pPr>
+            <w:r>
+              <w:rPr>
+                <w:sz w:val="22"/>
+                <w:szCs w:val="22"/>
+              </w:rPr>
               <w:t>P1, Supplier escalation reopen</w:t>
             </w:r>
           </w:p>
@@ -3590,9 +5930,23 @@
         <w:tc>
           <w:tcPr>
             <w:tcW w:type="dxa" w:w="2018"/>
-          </w:tcPr>
-          <w:p>
-            <w:r>
+            <w:vAlign w:val="center"/>
+            <w:tcMar>
+              <w:top w:w="60" w:type="dxa"/>
+              <w:bottom w:w="60" w:type="dxa"/>
+              <w:left w:w="110" w:type="dxa"/>
+              <w:right w:w="110" w:type="dxa"/>
+            </w:tcMar>
+          </w:tcPr>
+          <w:p>
+            <w:pPr>
+              <w:spacing w:after="40" w:before="40"/>
+            </w:pPr>
+            <w:r>
+              <w:rPr>
+                <w:sz w:val="22"/>
+                <w:szCs w:val="22"/>
+              </w:rPr>
               <w:t>Critical</w:t>
             </w:r>
           </w:p>
@@ -3600,9 +5954,23 @@
         <w:tc>
           <w:tcPr>
             <w:tcW w:type="dxa" w:w="2018"/>
-          </w:tcPr>
-          <w:p>
-            <w:r>
+            <w:vAlign w:val="center"/>
+            <w:tcMar>
+              <w:top w:w="60" w:type="dxa"/>
+              <w:bottom w:w="60" w:type="dxa"/>
+              <w:left w:w="110" w:type="dxa"/>
+              <w:right w:w="110" w:type="dxa"/>
+            </w:tcMar>
+          </w:tcPr>
+          <w:p>
+            <w:pPr>
+              <w:spacing w:after="40" w:before="40"/>
+            </w:pPr>
+            <w:r>
+              <w:rPr>
+                <w:sz w:val="22"/>
+                <w:szCs w:val="22"/>
+              </w:rPr>
               <w:t>Discover + Design + Shadow</w:t>
             </w:r>
           </w:p>
@@ -3610,9 +5978,23 @@
         <w:tc>
           <w:tcPr>
             <w:tcW w:type="dxa" w:w="2018"/>
-          </w:tcPr>
-          <w:p>
-            <w:r>
+            <w:vAlign w:val="center"/>
+            <w:tcMar>
+              <w:top w:w="60" w:type="dxa"/>
+              <w:bottom w:w="60" w:type="dxa"/>
+              <w:left w:w="110" w:type="dxa"/>
+              <w:right w:w="110" w:type="dxa"/>
+            </w:tcMar>
+          </w:tcPr>
+          <w:p>
+            <w:pPr>
+              <w:spacing w:after="40" w:before="40"/>
+            </w:pPr>
+            <w:r>
+              <w:rPr>
+                <w:sz w:val="22"/>
+                <w:szCs w:val="22"/>
+              </w:rPr>
               <w:t>Live pilot + Roll out</w:t>
             </w:r>
           </w:p>
@@ -3620,9 +6002,23 @@
         <w:tc>
           <w:tcPr>
             <w:tcW w:type="dxa" w:w="2018"/>
-          </w:tcPr>
-          <w:p>
-            <w:r>
+            <w:vAlign w:val="center"/>
+            <w:tcMar>
+              <w:top w:w="60" w:type="dxa"/>
+              <w:bottom w:w="60" w:type="dxa"/>
+              <w:left w:w="110" w:type="dxa"/>
+              <w:right w:w="110" w:type="dxa"/>
+            </w:tcMar>
+          </w:tcPr>
+          <w:p>
+            <w:pPr>
+              <w:spacing w:after="40" w:before="40"/>
+            </w:pPr>
+            <w:r>
+              <w:rPr>
+                <w:sz w:val="22"/>
+                <w:szCs w:val="22"/>
+              </w:rPr>
               <w:t>Scale + Measure</w:t>
             </w:r>
           </w:p>
@@ -3632,9 +6028,23 @@
         <w:tc>
           <w:tcPr>
             <w:tcW w:type="dxa" w:w="2018"/>
-          </w:tcPr>
-          <w:p>
-            <w:r>
+            <w:vAlign w:val="center"/>
+            <w:tcMar>
+              <w:top w:w="60" w:type="dxa"/>
+              <w:bottom w:w="60" w:type="dxa"/>
+              <w:left w:w="110" w:type="dxa"/>
+              <w:right w:w="110" w:type="dxa"/>
+            </w:tcMar>
+          </w:tcPr>
+          <w:p>
+            <w:pPr>
+              <w:spacing w:after="40" w:before="40"/>
+            </w:pPr>
+            <w:r>
+              <w:rPr>
+                <w:sz w:val="22"/>
+                <w:szCs w:val="22"/>
+              </w:rPr>
               <w:t>P2, Duplicate ticket prevention</w:t>
             </w:r>
           </w:p>
@@ -3642,9 +6052,23 @@
         <w:tc>
           <w:tcPr>
             <w:tcW w:type="dxa" w:w="2018"/>
-          </w:tcPr>
-          <w:p>
-            <w:r>
+            <w:vAlign w:val="center"/>
+            <w:tcMar>
+              <w:top w:w="60" w:type="dxa"/>
+              <w:bottom w:w="60" w:type="dxa"/>
+              <w:left w:w="110" w:type="dxa"/>
+              <w:right w:w="110" w:type="dxa"/>
+            </w:tcMar>
+          </w:tcPr>
+          <w:p>
+            <w:pPr>
+              <w:spacing w:after="40" w:before="40"/>
+            </w:pPr>
+            <w:r>
+              <w:rPr>
+                <w:sz w:val="22"/>
+                <w:szCs w:val="22"/>
+              </w:rPr>
               <w:t>Critical</w:t>
             </w:r>
           </w:p>
@@ -3652,9 +6076,23 @@
         <w:tc>
           <w:tcPr>
             <w:tcW w:type="dxa" w:w="2018"/>
-          </w:tcPr>
-          <w:p>
-            <w:r>
+            <w:vAlign w:val="center"/>
+            <w:tcMar>
+              <w:top w:w="60" w:type="dxa"/>
+              <w:bottom w:w="60" w:type="dxa"/>
+              <w:left w:w="110" w:type="dxa"/>
+              <w:right w:w="110" w:type="dxa"/>
+            </w:tcMar>
+          </w:tcPr>
+          <w:p>
+            <w:pPr>
+              <w:spacing w:after="40" w:before="40"/>
+            </w:pPr>
+            <w:r>
+              <w:rPr>
+                <w:sz w:val="22"/>
+                <w:szCs w:val="22"/>
+              </w:rPr>
               <w:t>Discover + Design</w:t>
             </w:r>
           </w:p>
@@ -3662,9 +6100,23 @@
         <w:tc>
           <w:tcPr>
             <w:tcW w:type="dxa" w:w="2018"/>
-          </w:tcPr>
-          <w:p>
-            <w:r>
+            <w:vAlign w:val="center"/>
+            <w:tcMar>
+              <w:top w:w="60" w:type="dxa"/>
+              <w:bottom w:w="60" w:type="dxa"/>
+              <w:left w:w="110" w:type="dxa"/>
+              <w:right w:w="110" w:type="dxa"/>
+            </w:tcMar>
+          </w:tcPr>
+          <w:p>
+            <w:pPr>
+              <w:spacing w:after="40" w:before="40"/>
+            </w:pPr>
+            <w:r>
+              <w:rPr>
+                <w:sz w:val="22"/>
+                <w:szCs w:val="22"/>
+              </w:rPr>
               <w:t>Pilot + Roll out</w:t>
             </w:r>
           </w:p>
@@ -3672,9 +6124,23 @@
         <w:tc>
           <w:tcPr>
             <w:tcW w:type="dxa" w:w="2018"/>
-          </w:tcPr>
-          <w:p>
-            <w:r>
+            <w:vAlign w:val="center"/>
+            <w:tcMar>
+              <w:top w:w="60" w:type="dxa"/>
+              <w:bottom w:w="60" w:type="dxa"/>
+              <w:left w:w="110" w:type="dxa"/>
+              <w:right w:w="110" w:type="dxa"/>
+            </w:tcMar>
+          </w:tcPr>
+          <w:p>
+            <w:pPr>
+              <w:spacing w:after="40" w:before="40"/>
+            </w:pPr>
+            <w:r>
+              <w:rPr>
+                <w:sz w:val="22"/>
+                <w:szCs w:val="22"/>
+              </w:rPr>
               <w:t>Optimise + Measure</w:t>
             </w:r>
           </w:p>
@@ -3684,9 +6150,23 @@
         <w:tc>
           <w:tcPr>
             <w:tcW w:type="dxa" w:w="2018"/>
-          </w:tcPr>
-          <w:p>
-            <w:r>
+            <w:vAlign w:val="center"/>
+            <w:tcMar>
+              <w:top w:w="60" w:type="dxa"/>
+              <w:bottom w:w="60" w:type="dxa"/>
+              <w:left w:w="110" w:type="dxa"/>
+              <w:right w:w="110" w:type="dxa"/>
+            </w:tcMar>
+          </w:tcPr>
+          <w:p>
+            <w:pPr>
+              <w:spacing w:after="40" w:before="40"/>
+            </w:pPr>
+            <w:r>
+              <w:rPr>
+                <w:sz w:val="22"/>
+                <w:szCs w:val="22"/>
+              </w:rPr>
               <w:t>P3, Stale ticket nudges</w:t>
             </w:r>
           </w:p>
@@ -3694,9 +6174,23 @@
         <w:tc>
           <w:tcPr>
             <w:tcW w:type="dxa" w:w="2018"/>
-          </w:tcPr>
-          <w:p>
-            <w:r>
+            <w:vAlign w:val="center"/>
+            <w:tcMar>
+              <w:top w:w="60" w:type="dxa"/>
+              <w:bottom w:w="60" w:type="dxa"/>
+              <w:left w:w="110" w:type="dxa"/>
+              <w:right w:w="110" w:type="dxa"/>
+            </w:tcMar>
+          </w:tcPr>
+          <w:p>
+            <w:pPr>
+              <w:spacing w:after="40" w:before="40"/>
+            </w:pPr>
+            <w:r>
+              <w:rPr>
+                <w:sz w:val="22"/>
+                <w:szCs w:val="22"/>
+              </w:rPr>
               <w:t>High</w:t>
             </w:r>
           </w:p>
@@ -3704,9 +6198,23 @@
         <w:tc>
           <w:tcPr>
             <w:tcW w:type="dxa" w:w="2018"/>
-          </w:tcPr>
-          <w:p>
-            <w:r>
+            <w:vAlign w:val="center"/>
+            <w:tcMar>
+              <w:top w:w="60" w:type="dxa"/>
+              <w:bottom w:w="60" w:type="dxa"/>
+              <w:left w:w="110" w:type="dxa"/>
+              <w:right w:w="110" w:type="dxa"/>
+            </w:tcMar>
+          </w:tcPr>
+          <w:p>
+            <w:pPr>
+              <w:spacing w:after="40" w:before="40"/>
+            </w:pPr>
+            <w:r>
+              <w:rPr>
+                <w:sz w:val="22"/>
+                <w:szCs w:val="22"/>
+              </w:rPr>
               <w:t>Design + Build</w:t>
             </w:r>
           </w:p>
@@ -3714,9 +6222,23 @@
         <w:tc>
           <w:tcPr>
             <w:tcW w:type="dxa" w:w="2018"/>
-          </w:tcPr>
-          <w:p>
-            <w:r>
+            <w:vAlign w:val="center"/>
+            <w:tcMar>
+              <w:top w:w="60" w:type="dxa"/>
+              <w:bottom w:w="60" w:type="dxa"/>
+              <w:left w:w="110" w:type="dxa"/>
+              <w:right w:w="110" w:type="dxa"/>
+            </w:tcMar>
+          </w:tcPr>
+          <w:p>
+            <w:pPr>
+              <w:spacing w:after="40" w:before="40"/>
+            </w:pPr>
+            <w:r>
+              <w:rPr>
+                <w:sz w:val="22"/>
+                <w:szCs w:val="22"/>
+              </w:rPr>
               <w:t>Pilot + Roll out</w:t>
             </w:r>
           </w:p>
@@ -3724,9 +6246,23 @@
         <w:tc>
           <w:tcPr>
             <w:tcW w:type="dxa" w:w="2018"/>
-          </w:tcPr>
-          <w:p>
-            <w:r>
+            <w:vAlign w:val="center"/>
+            <w:tcMar>
+              <w:top w:w="60" w:type="dxa"/>
+              <w:bottom w:w="60" w:type="dxa"/>
+              <w:left w:w="110" w:type="dxa"/>
+              <w:right w:w="110" w:type="dxa"/>
+            </w:tcMar>
+          </w:tcPr>
+          <w:p>
+            <w:pPr>
+              <w:spacing w:after="40" w:before="40"/>
+            </w:pPr>
+            <w:r>
+              <w:rPr>
+                <w:sz w:val="22"/>
+                <w:szCs w:val="22"/>
+              </w:rPr>
               <w:t>Measure</w:t>
             </w:r>
           </w:p>
@@ -3749,9 +6285,18 @@
     </w:p>
     <w:tbl>
       <w:tblPr>
-        <w:tblStyle w:val="Sinch"/>
+        <w:tblStyle w:val="TableGrid"/>
         <w:tblW w:type="auto" w:w="0"/>
         <w:tblLook w:firstColumn="1" w:firstRow="1" w:lastColumn="0" w:lastRow="0" w:noHBand="0" w:noVBand="1" w:val="04A0"/>
+        <w:jc w:val="center"/>
+        <w:tblBorders>
+          <w:top w:val="single" w:sz="4" w:space="0" w:color="B7C0CC"/>
+          <w:left w:val="single" w:sz="4" w:space="0" w:color="B7C0CC"/>
+          <w:bottom w:val="single" w:sz="4" w:space="0" w:color="B7C0CC"/>
+          <w:right w:val="single" w:sz="4" w:space="0" w:color="B7C0CC"/>
+          <w:insideH w:val="single" w:sz="4" w:space="0" w:color="B7C0CC"/>
+          <w:insideV w:val="single" w:sz="4" w:space="0" w:color="B7C0CC"/>
+        </w:tblBorders>
       </w:tblPr>
       <w:tblGrid>
         <w:gridCol w:w="5046"/>
@@ -3761,11 +6306,25 @@
         <w:tc>
           <w:tcPr>
             <w:tcW w:type="dxa" w:w="5046"/>
-          </w:tcPr>
-          <w:p>
-            <w:r>
-              <w:rPr>
-                <w:b/>
+            <w:vAlign w:val="center"/>
+            <w:tcMar>
+              <w:top w:w="60" w:type="dxa"/>
+              <w:bottom w:w="60" w:type="dxa"/>
+              <w:left w:w="110" w:type="dxa"/>
+              <w:right w:w="110" w:type="dxa"/>
+            </w:tcMar>
+            <w:shd w:val="clear" w:color="auto" w:fill="1B3A5B"/>
+          </w:tcPr>
+          <w:p>
+            <w:pPr>
+              <w:spacing w:after="40" w:before="40"/>
+            </w:pPr>
+            <w:r>
+              <w:rPr>
+                <w:b w:val="true"/>
+                <w:color w:val="FFFFFF"/>
+                <w:sz w:val="24"/>
+                <w:szCs w:val="24"/>
               </w:rPr>
               <w:t>Role</w:t>
             </w:r>
@@ -3774,11 +6333,25 @@
         <w:tc>
           <w:tcPr>
             <w:tcW w:type="dxa" w:w="5046"/>
-          </w:tcPr>
-          <w:p>
-            <w:r>
-              <w:rPr>
-                <w:b/>
+            <w:vAlign w:val="center"/>
+            <w:tcMar>
+              <w:top w:w="60" w:type="dxa"/>
+              <w:bottom w:w="60" w:type="dxa"/>
+              <w:left w:w="110" w:type="dxa"/>
+              <w:right w:w="110" w:type="dxa"/>
+            </w:tcMar>
+            <w:shd w:val="clear" w:color="auto" w:fill="1B3A5B"/>
+          </w:tcPr>
+          <w:p>
+            <w:pPr>
+              <w:spacing w:after="40" w:before="40"/>
+            </w:pPr>
+            <w:r>
+              <w:rPr>
+                <w:b w:val="true"/>
+                <w:color w:val="FFFFFF"/>
+                <w:sz w:val="24"/>
+                <w:szCs w:val="24"/>
               </w:rPr>
               <w:t>Responsibility</w:t>
             </w:r>
@@ -3789,9 +6362,23 @@
         <w:tc>
           <w:tcPr>
             <w:tcW w:type="dxa" w:w="5046"/>
-          </w:tcPr>
-          <w:p>
-            <w:r>
+            <w:vAlign w:val="center"/>
+            <w:tcMar>
+              <w:top w:w="60" w:type="dxa"/>
+              <w:bottom w:w="60" w:type="dxa"/>
+              <w:left w:w="110" w:type="dxa"/>
+              <w:right w:w="110" w:type="dxa"/>
+            </w:tcMar>
+          </w:tcPr>
+          <w:p>
+            <w:pPr>
+              <w:spacing w:after="40" w:before="40"/>
+            </w:pPr>
+            <w:r>
+              <w:rPr>
+                <w:sz w:val="22"/>
+                <w:szCs w:val="22"/>
+              </w:rPr>
               <w:t>EMEA Team Lead</w:t>
             </w:r>
           </w:p>
@@ -3799,9 +6386,23 @@
         <w:tc>
           <w:tcPr>
             <w:tcW w:type="dxa" w:w="5046"/>
-          </w:tcPr>
-          <w:p>
-            <w:r>
+            <w:vAlign w:val="center"/>
+            <w:tcMar>
+              <w:top w:w="60" w:type="dxa"/>
+              <w:bottom w:w="60" w:type="dxa"/>
+              <w:left w:w="110" w:type="dxa"/>
+              <w:right w:w="110" w:type="dxa"/>
+            </w:tcMar>
+          </w:tcPr>
+          <w:p>
+            <w:pPr>
+              <w:spacing w:after="40" w:before="40"/>
+            </w:pPr>
+            <w:r>
+              <w:rPr>
+                <w:sz w:val="22"/>
+                <w:szCs w:val="22"/>
+              </w:rPr>
               <w:t>Project sponsor, agent coaching, acceptance sign-off</w:t>
             </w:r>
           </w:p>
@@ -3811,9 +6412,23 @@
         <w:tc>
           <w:tcPr>
             <w:tcW w:type="dxa" w:w="5046"/>
-          </w:tcPr>
-          <w:p>
-            <w:r>
+            <w:vAlign w:val="center"/>
+            <w:tcMar>
+              <w:top w:w="60" w:type="dxa"/>
+              <w:bottom w:w="60" w:type="dxa"/>
+              <w:left w:w="110" w:type="dxa"/>
+              <w:right w:w="110" w:type="dxa"/>
+            </w:tcMar>
+          </w:tcPr>
+          <w:p>
+            <w:pPr>
+              <w:spacing w:after="40" w:before="40"/>
+            </w:pPr>
+            <w:r>
+              <w:rPr>
+                <w:sz w:val="22"/>
+                <w:szCs w:val="22"/>
+              </w:rPr>
               <w:t>Zendesk Admin</w:t>
             </w:r>
           </w:p>
@@ -3821,9 +6436,23 @@
         <w:tc>
           <w:tcPr>
             <w:tcW w:type="dxa" w:w="5046"/>
-          </w:tcPr>
-          <w:p>
-            <w:r>
+            <w:vAlign w:val="center"/>
+            <w:tcMar>
+              <w:top w:w="60" w:type="dxa"/>
+              <w:bottom w:w="60" w:type="dxa"/>
+              <w:left w:w="110" w:type="dxa"/>
+              <w:right w:w="110" w:type="dxa"/>
+            </w:tcMar>
+          </w:tcPr>
+          <w:p>
+            <w:pPr>
+              <w:spacing w:after="40" w:before="40"/>
+            </w:pPr>
+            <w:r>
+              <w:rPr>
+                <w:sz w:val="22"/>
+                <w:szCs w:val="22"/>
+              </w:rPr>
               <w:t>Configuration, triggers, automations, sandbox testing</w:t>
             </w:r>
           </w:p>
@@ -3833,9 +6462,23 @@
         <w:tc>
           <w:tcPr>
             <w:tcW w:type="dxa" w:w="5046"/>
-          </w:tcPr>
-          <w:p>
-            <w:r>
+            <w:vAlign w:val="center"/>
+            <w:tcMar>
+              <w:top w:w="60" w:type="dxa"/>
+              <w:bottom w:w="60" w:type="dxa"/>
+              <w:left w:w="110" w:type="dxa"/>
+              <w:right w:w="110" w:type="dxa"/>
+            </w:tcMar>
+          </w:tcPr>
+          <w:p>
+            <w:pPr>
+              <w:spacing w:after="40" w:before="40"/>
+            </w:pPr>
+            <w:r>
+              <w:rPr>
+                <w:sz w:val="22"/>
+                <w:szCs w:val="22"/>
+              </w:rPr>
               <w:t>Support Ops</w:t>
             </w:r>
           </w:p>
@@ -3843,9 +6486,23 @@
         <w:tc>
           <w:tcPr>
             <w:tcW w:type="dxa" w:w="5046"/>
-          </w:tcPr>
-          <w:p>
-            <w:r>
+            <w:vAlign w:val="center"/>
+            <w:tcMar>
+              <w:top w:w="60" w:type="dxa"/>
+              <w:bottom w:w="60" w:type="dxa"/>
+              <w:left w:w="110" w:type="dxa"/>
+              <w:right w:w="110" w:type="dxa"/>
+            </w:tcMar>
+          </w:tcPr>
+          <w:p>
+            <w:pPr>
+              <w:spacing w:after="40" w:before="40"/>
+            </w:pPr>
+            <w:r>
+              <w:rPr>
+                <w:sz w:val="22"/>
+                <w:szCs w:val="22"/>
+              </w:rPr>
               <w:t>Process documentation, change management, metrics</w:t>
             </w:r>
           </w:p>
@@ -3855,9 +6512,23 @@
         <w:tc>
           <w:tcPr>
             <w:tcW w:type="dxa" w:w="5046"/>
-          </w:tcPr>
-          <w:p>
-            <w:r>
+            <w:vAlign w:val="center"/>
+            <w:tcMar>
+              <w:top w:w="60" w:type="dxa"/>
+              <w:bottom w:w="60" w:type="dxa"/>
+              <w:left w:w="110" w:type="dxa"/>
+              <w:right w:w="110" w:type="dxa"/>
+            </w:tcMar>
+          </w:tcPr>
+          <w:p>
+            <w:pPr>
+              <w:spacing w:after="40" w:before="40"/>
+            </w:pPr>
+            <w:r>
+              <w:rPr>
+                <w:sz w:val="22"/>
+                <w:szCs w:val="22"/>
+              </w:rPr>
               <w:t>Escalation SMEs</w:t>
             </w:r>
           </w:p>
@@ -3865,9 +6536,23 @@
         <w:tc>
           <w:tcPr>
             <w:tcW w:type="dxa" w:w="5046"/>
-          </w:tcPr>
-          <w:p>
-            <w:r>
+            <w:vAlign w:val="center"/>
+            <w:tcMar>
+              <w:top w:w="60" w:type="dxa"/>
+              <w:bottom w:w="60" w:type="dxa"/>
+              <w:left w:w="110" w:type="dxa"/>
+              <w:right w:w="110" w:type="dxa"/>
+            </w:tcMar>
+          </w:tcPr>
+          <w:p>
+            <w:pPr>
+              <w:spacing w:after="40" w:before="40"/>
+            </w:pPr>
+            <w:r>
+              <w:rPr>
+                <w:sz w:val="22"/>
+                <w:szCs w:val="22"/>
+              </w:rPr>
               <w:t>Supplier playbook, allowlist, false-positive review</w:t>
             </w:r>
           </w:p>
@@ -3877,9 +6562,23 @@
         <w:tc>
           <w:tcPr>
             <w:tcW w:type="dxa" w:w="5046"/>
-          </w:tcPr>
-          <w:p>
-            <w:r>
+            <w:vAlign w:val="center"/>
+            <w:tcMar>
+              <w:top w:w="60" w:type="dxa"/>
+              <w:bottom w:w="60" w:type="dxa"/>
+              <w:left w:w="110" w:type="dxa"/>
+              <w:right w:w="110" w:type="dxa"/>
+            </w:tcMar>
+          </w:tcPr>
+          <w:p>
+            <w:pPr>
+              <w:spacing w:after="40" w:before="40"/>
+            </w:pPr>
+            <w:r>
+              <w:rPr>
+                <w:sz w:val="22"/>
+                <w:szCs w:val="22"/>
+              </w:rPr>
               <w:t>Ops Analytics</w:t>
             </w:r>
           </w:p>
@@ -3887,9 +6586,23 @@
         <w:tc>
           <w:tcPr>
             <w:tcW w:type="dxa" w:w="5046"/>
-          </w:tcPr>
-          <w:p>
-            <w:r>
+            <w:vAlign w:val="center"/>
+            <w:tcMar>
+              <w:top w:w="60" w:type="dxa"/>
+              <w:bottom w:w="60" w:type="dxa"/>
+              <w:left w:w="110" w:type="dxa"/>
+              <w:right w:w="110" w:type="dxa"/>
+            </w:tcMar>
+          </w:tcPr>
+          <w:p>
+            <w:pPr>
+              <w:spacing w:after="40" w:before="40"/>
+            </w:pPr>
+            <w:r>
+              <w:rPr>
+                <w:sz w:val="22"/>
+                <w:szCs w:val="22"/>
+              </w:rPr>
               <w:t>Baselines, Explore reports, 30/60/90-day reviews</w:t>
             </w:r>
           </w:p>
@@ -3939,9 +6652,18 @@
     </w:p>
     <w:tbl>
       <w:tblPr>
-        <w:tblStyle w:val="Sinch"/>
+        <w:tblStyle w:val="TableGrid"/>
         <w:tblW w:type="auto" w:w="0"/>
         <w:tblLook w:firstColumn="1" w:firstRow="1" w:lastColumn="0" w:lastRow="0" w:noHBand="0" w:noVBand="1" w:val="04A0"/>
+        <w:jc w:val="center"/>
+        <w:tblBorders>
+          <w:top w:val="single" w:sz="4" w:space="0" w:color="B7C0CC"/>
+          <w:left w:val="single" w:sz="4" w:space="0" w:color="B7C0CC"/>
+          <w:bottom w:val="single" w:sz="4" w:space="0" w:color="B7C0CC"/>
+          <w:right w:val="single" w:sz="4" w:space="0" w:color="B7C0CC"/>
+          <w:insideH w:val="single" w:sz="4" w:space="0" w:color="B7C0CC"/>
+          <w:insideV w:val="single" w:sz="4" w:space="0" w:color="B7C0CC"/>
+        </w:tblBorders>
       </w:tblPr>
       <w:tblGrid>
         <w:gridCol w:w="5046"/>
@@ -3951,11 +6673,25 @@
         <w:tc>
           <w:tcPr>
             <w:tcW w:type="dxa" w:w="5046"/>
-          </w:tcPr>
-          <w:p>
-            <w:r>
-              <w:rPr>
-                <w:b/>
+            <w:vAlign w:val="center"/>
+            <w:tcMar>
+              <w:top w:w="60" w:type="dxa"/>
+              <w:bottom w:w="60" w:type="dxa"/>
+              <w:left w:w="110" w:type="dxa"/>
+              <w:right w:w="110" w:type="dxa"/>
+            </w:tcMar>
+            <w:shd w:val="clear" w:color="auto" w:fill="1B3A5B"/>
+          </w:tcPr>
+          <w:p>
+            <w:pPr>
+              <w:spacing w:after="40" w:before="40"/>
+            </w:pPr>
+            <w:r>
+              <w:rPr>
+                <w:b w:val="true"/>
+                <w:color w:val="FFFFFF"/>
+                <w:sz w:val="24"/>
+                <w:szCs w:val="24"/>
               </w:rPr>
               <w:t>Field</w:t>
             </w:r>
@@ -3964,11 +6700,25 @@
         <w:tc>
           <w:tcPr>
             <w:tcW w:type="dxa" w:w="5046"/>
-          </w:tcPr>
-          <w:p>
-            <w:r>
-              <w:rPr>
-                <w:b/>
+            <w:vAlign w:val="center"/>
+            <w:tcMar>
+              <w:top w:w="60" w:type="dxa"/>
+              <w:bottom w:w="60" w:type="dxa"/>
+              <w:left w:w="110" w:type="dxa"/>
+              <w:right w:w="110" w:type="dxa"/>
+            </w:tcMar>
+            <w:shd w:val="clear" w:color="auto" w:fill="1B3A5B"/>
+          </w:tcPr>
+          <w:p>
+            <w:pPr>
+              <w:spacing w:after="40" w:before="40"/>
+            </w:pPr>
+            <w:r>
+              <w:rPr>
+                <w:b w:val="true"/>
+                <w:color w:val="FFFFFF"/>
+                <w:sz w:val="24"/>
+                <w:szCs w:val="24"/>
               </w:rPr>
               <w:t>Detail</w:t>
             </w:r>
@@ -3979,9 +6729,23 @@
         <w:tc>
           <w:tcPr>
             <w:tcW w:type="dxa" w:w="5046"/>
-          </w:tcPr>
-          <w:p>
-            <w:r>
+            <w:vAlign w:val="center"/>
+            <w:tcMar>
+              <w:top w:w="60" w:type="dxa"/>
+              <w:bottom w:w="60" w:type="dxa"/>
+              <w:left w:w="110" w:type="dxa"/>
+              <w:right w:w="110" w:type="dxa"/>
+            </w:tcMar>
+          </w:tcPr>
+          <w:p>
+            <w:pPr>
+              <w:spacing w:after="40" w:before="40"/>
+            </w:pPr>
+            <w:r>
+              <w:rPr>
+                <w:sz w:val="22"/>
+                <w:szCs w:val="22"/>
+              </w:rPr>
               <w:t>Project name</w:t>
             </w:r>
           </w:p>
@@ -3989,9 +6753,23 @@
         <w:tc>
           <w:tcPr>
             <w:tcW w:type="dxa" w:w="5046"/>
-          </w:tcPr>
-          <w:p>
-            <w:r>
+            <w:vAlign w:val="center"/>
+            <w:tcMar>
+              <w:top w:w="60" w:type="dxa"/>
+              <w:bottom w:w="60" w:type="dxa"/>
+              <w:left w:w="110" w:type="dxa"/>
+              <w:right w:w="110" w:type="dxa"/>
+            </w:tcMar>
+          </w:tcPr>
+          <w:p>
+            <w:pPr>
+              <w:spacing w:after="40" w:before="40"/>
+            </w:pPr>
+            <w:r>
+              <w:rPr>
+                <w:sz w:val="22"/>
+                <w:szCs w:val="22"/>
+              </w:rPr>
               <w:t>Supplier Escalation Reopen Automation</w:t>
             </w:r>
           </w:p>
@@ -4001,9 +6779,23 @@
         <w:tc>
           <w:tcPr>
             <w:tcW w:type="dxa" w:w="5046"/>
-          </w:tcPr>
-          <w:p>
-            <w:r>
+            <w:vAlign w:val="center"/>
+            <w:tcMar>
+              <w:top w:w="60" w:type="dxa"/>
+              <w:bottom w:w="60" w:type="dxa"/>
+              <w:left w:w="110" w:type="dxa"/>
+              <w:right w:w="110" w:type="dxa"/>
+            </w:tcMar>
+          </w:tcPr>
+          <w:p>
+            <w:pPr>
+              <w:spacing w:after="40" w:before="40"/>
+            </w:pPr>
+            <w:r>
+              <w:rPr>
+                <w:sz w:val="22"/>
+                <w:szCs w:val="22"/>
+              </w:rPr>
               <w:t>Issue</w:t>
             </w:r>
           </w:p>
@@ -4011,9 +6803,23 @@
         <w:tc>
           <w:tcPr>
             <w:tcW w:type="dxa" w:w="5046"/>
-          </w:tcPr>
-          <w:p>
-            <w:r>
+            <w:vAlign w:val="center"/>
+            <w:tcMar>
+              <w:top w:w="60" w:type="dxa"/>
+              <w:bottom w:w="60" w:type="dxa"/>
+              <w:left w:w="110" w:type="dxa"/>
+              <w:right w:w="110" w:type="dxa"/>
+            </w:tcMar>
+          </w:tcPr>
+          <w:p>
+            <w:pPr>
+              <w:spacing w:after="40" w:before="40"/>
+            </w:pPr>
+            <w:r>
+              <w:rPr>
+                <w:sz w:val="22"/>
+                <w:szCs w:val="22"/>
+              </w:rPr>
               <w:t>Supplier updates do not surface on parent Zendesk ticket</w:t>
             </w:r>
           </w:p>
@@ -4023,9 +6829,23 @@
         <w:tc>
           <w:tcPr>
             <w:tcW w:type="dxa" w:w="5046"/>
-          </w:tcPr>
-          <w:p>
-            <w:r>
+            <w:vAlign w:val="center"/>
+            <w:tcMar>
+              <w:top w:w="60" w:type="dxa"/>
+              <w:bottom w:w="60" w:type="dxa"/>
+              <w:left w:w="110" w:type="dxa"/>
+              <w:right w:w="110" w:type="dxa"/>
+            </w:tcMar>
+          </w:tcPr>
+          <w:p>
+            <w:pPr>
+              <w:spacing w:after="40" w:before="40"/>
+            </w:pPr>
+            <w:r>
+              <w:rPr>
+                <w:sz w:val="22"/>
+                <w:szCs w:val="22"/>
+              </w:rPr>
               <w:t>Priority</w:t>
             </w:r>
           </w:p>
@@ -4033,9 +6853,23 @@
         <w:tc>
           <w:tcPr>
             <w:tcW w:type="dxa" w:w="5046"/>
-          </w:tcPr>
-          <w:p>
-            <w:r>
+            <w:vAlign w:val="center"/>
+            <w:tcMar>
+              <w:top w:w="60" w:type="dxa"/>
+              <w:bottom w:w="60" w:type="dxa"/>
+              <w:left w:w="110" w:type="dxa"/>
+              <w:right w:w="110" w:type="dxa"/>
+            </w:tcMar>
+          </w:tcPr>
+          <w:p>
+            <w:pPr>
+              <w:spacing w:after="40" w:before="40"/>
+            </w:pPr>
+            <w:r>
+              <w:rPr>
+                <w:sz w:val="22"/>
+                <w:szCs w:val="22"/>
+              </w:rPr>
               <w:t>P1, Critical</w:t>
             </w:r>
           </w:p>
@@ -4045,9 +6879,23 @@
         <w:tc>
           <w:tcPr>
             <w:tcW w:type="dxa" w:w="5046"/>
-          </w:tcPr>
-          <w:p>
-            <w:r>
+            <w:vAlign w:val="center"/>
+            <w:tcMar>
+              <w:top w:w="60" w:type="dxa"/>
+              <w:bottom w:w="60" w:type="dxa"/>
+              <w:left w:w="110" w:type="dxa"/>
+              <w:right w:w="110" w:type="dxa"/>
+            </w:tcMar>
+          </w:tcPr>
+          <w:p>
+            <w:pPr>
+              <w:spacing w:after="40" w:before="40"/>
+            </w:pPr>
+            <w:r>
+              <w:rPr>
+                <w:sz w:val="22"/>
+                <w:szCs w:val="22"/>
+              </w:rPr>
               <w:t>Project owner</w:t>
             </w:r>
           </w:p>
@@ -4055,9 +6903,23 @@
         <w:tc>
           <w:tcPr>
             <w:tcW w:type="dxa" w:w="5046"/>
-          </w:tcPr>
-          <w:p>
-            <w:r>
+            <w:vAlign w:val="center"/>
+            <w:tcMar>
+              <w:top w:w="60" w:type="dxa"/>
+              <w:bottom w:w="60" w:type="dxa"/>
+              <w:left w:w="110" w:type="dxa"/>
+              <w:right w:w="110" w:type="dxa"/>
+            </w:tcMar>
+          </w:tcPr>
+          <w:p>
+            <w:pPr>
+              <w:spacing w:after="40" w:before="40"/>
+            </w:pPr>
+            <w:r>
+              <w:rPr>
+                <w:sz w:val="22"/>
+                <w:szCs w:val="22"/>
+              </w:rPr>
               <w:t>EMEA Team Lead + Zendesk Admin</w:t>
             </w:r>
           </w:p>
@@ -4067,9 +6929,23 @@
         <w:tc>
           <w:tcPr>
             <w:tcW w:type="dxa" w:w="5046"/>
-          </w:tcPr>
-          <w:p>
-            <w:r>
+            <w:vAlign w:val="center"/>
+            <w:tcMar>
+              <w:top w:w="60" w:type="dxa"/>
+              <w:bottom w:w="60" w:type="dxa"/>
+              <w:left w:w="110" w:type="dxa"/>
+              <w:right w:w="110" w:type="dxa"/>
+            </w:tcMar>
+          </w:tcPr>
+          <w:p>
+            <w:pPr>
+              <w:spacing w:after="40" w:before="40"/>
+            </w:pPr>
+            <w:r>
+              <w:rPr>
+                <w:sz w:val="22"/>
+                <w:szCs w:val="22"/>
+              </w:rPr>
               <w:t>Duration</w:t>
             </w:r>
           </w:p>
@@ -4077,9 +6953,23 @@
         <w:tc>
           <w:tcPr>
             <w:tcW w:type="dxa" w:w="5046"/>
-          </w:tcPr>
-          <w:p>
-            <w:r>
+            <w:vAlign w:val="center"/>
+            <w:tcMar>
+              <w:top w:w="60" w:type="dxa"/>
+              <w:bottom w:w="60" w:type="dxa"/>
+              <w:left w:w="110" w:type="dxa"/>
+              <w:right w:w="110" w:type="dxa"/>
+            </w:tcMar>
+          </w:tcPr>
+          <w:p>
+            <w:pPr>
+              <w:spacing w:after="40" w:before="40"/>
+            </w:pPr>
+            <w:r>
+              <w:rPr>
+                <w:sz w:val="22"/>
+                <w:szCs w:val="22"/>
+              </w:rPr>
               <w:t>10 weeks</w:t>
             </w:r>
           </w:p>
@@ -4089,9 +6979,23 @@
         <w:tc>
           <w:tcPr>
             <w:tcW w:type="dxa" w:w="5046"/>
-          </w:tcPr>
-          <w:p>
-            <w:r>
+            <w:vAlign w:val="center"/>
+            <w:tcMar>
+              <w:top w:w="60" w:type="dxa"/>
+              <w:bottom w:w="60" w:type="dxa"/>
+              <w:left w:w="110" w:type="dxa"/>
+              <w:right w:w="110" w:type="dxa"/>
+            </w:tcMar>
+          </w:tcPr>
+          <w:p>
+            <w:pPr>
+              <w:spacing w:after="40" w:before="40"/>
+            </w:pPr>
+            <w:r>
+              <w:rPr>
+                <w:sz w:val="22"/>
+                <w:szCs w:val="22"/>
+              </w:rPr>
               <w:t>Dependencies</w:t>
             </w:r>
           </w:p>
@@ -4099,9 +7003,23 @@
         <w:tc>
           <w:tcPr>
             <w:tcW w:type="dxa" w:w="5046"/>
-          </w:tcPr>
-          <w:p>
-            <w:r>
+            <w:vAlign w:val="center"/>
+            <w:tcMar>
+              <w:top w:w="60" w:type="dxa"/>
+              <w:bottom w:w="60" w:type="dxa"/>
+              <w:left w:w="110" w:type="dxa"/>
+              <w:right w:w="110" w:type="dxa"/>
+            </w:tcMar>
+          </w:tcPr>
+          <w:p>
+            <w:pPr>
+              <w:spacing w:after="40" w:before="40"/>
+            </w:pPr>
+            <w:r>
+              <w:rPr>
+                <w:sz w:val="22"/>
+                <w:szCs w:val="22"/>
+              </w:rPr>
               <w:t>None, start immediately</w:t>
             </w:r>
           </w:p>
@@ -4111,9 +7029,23 @@
         <w:tc>
           <w:tcPr>
             <w:tcW w:type="dxa" w:w="5046"/>
-          </w:tcPr>
-          <w:p>
-            <w:r>
+            <w:vAlign w:val="center"/>
+            <w:tcMar>
+              <w:top w:w="60" w:type="dxa"/>
+              <w:bottom w:w="60" w:type="dxa"/>
+              <w:left w:w="110" w:type="dxa"/>
+              <w:right w:w="110" w:type="dxa"/>
+            </w:tcMar>
+          </w:tcPr>
+          <w:p>
+            <w:pPr>
+              <w:spacing w:after="40" w:before="40"/>
+            </w:pPr>
+            <w:r>
+              <w:rPr>
+                <w:sz w:val="22"/>
+                <w:szCs w:val="22"/>
+              </w:rPr>
               <w:t>Customer impact</w:t>
             </w:r>
           </w:p>
@@ -4121,9 +7053,23 @@
         <w:tc>
           <w:tcPr>
             <w:tcW w:type="dxa" w:w="5046"/>
-          </w:tcPr>
-          <w:p>
-            <w:r>
+            <w:vAlign w:val="center"/>
+            <w:tcMar>
+              <w:top w:w="60" w:type="dxa"/>
+              <w:bottom w:w="60" w:type="dxa"/>
+              <w:left w:w="110" w:type="dxa"/>
+              <w:right w:w="110" w:type="dxa"/>
+            </w:tcMar>
+          </w:tcPr>
+          <w:p>
+            <w:pPr>
+              <w:spacing w:after="40" w:before="40"/>
+            </w:pPr>
+            <w:r>
+              <w:rPr>
+                <w:sz w:val="22"/>
+                <w:szCs w:val="22"/>
+              </w:rPr>
               <w:t>None during implementation, positive after go-live (faster updates)</w:t>
             </w:r>
           </w:p>
@@ -5329,9 +8275,18 @@
     </w:p>
     <w:tbl>
       <w:tblPr>
-        <w:tblStyle w:val="Sinch"/>
+        <w:tblStyle w:val="TableGrid"/>
         <w:tblW w:type="auto" w:w="0"/>
         <w:tblLook w:firstColumn="1" w:firstRow="1" w:lastColumn="0" w:lastRow="0" w:noHBand="0" w:noVBand="1" w:val="04A0"/>
+        <w:jc w:val="center"/>
+        <w:tblBorders>
+          <w:top w:val="single" w:sz="4" w:space="0" w:color="B7C0CC"/>
+          <w:left w:val="single" w:sz="4" w:space="0" w:color="B7C0CC"/>
+          <w:bottom w:val="single" w:sz="4" w:space="0" w:color="B7C0CC"/>
+          <w:right w:val="single" w:sz="4" w:space="0" w:color="B7C0CC"/>
+          <w:insideH w:val="single" w:sz="4" w:space="0" w:color="B7C0CC"/>
+          <w:insideV w:val="single" w:sz="4" w:space="0" w:color="B7C0CC"/>
+        </w:tblBorders>
       </w:tblPr>
       <w:tblGrid>
         <w:gridCol w:w="5046"/>
@@ -5341,11 +8296,25 @@
         <w:tc>
           <w:tcPr>
             <w:tcW w:type="dxa" w:w="5046"/>
-          </w:tcPr>
-          <w:p>
-            <w:r>
-              <w:rPr>
-                <w:b/>
+            <w:vAlign w:val="center"/>
+            <w:tcMar>
+              <w:top w:w="60" w:type="dxa"/>
+              <w:bottom w:w="60" w:type="dxa"/>
+              <w:left w:w="110" w:type="dxa"/>
+              <w:right w:w="110" w:type="dxa"/>
+            </w:tcMar>
+            <w:shd w:val="clear" w:color="auto" w:fill="1B3A5B"/>
+          </w:tcPr>
+          <w:p>
+            <w:pPr>
+              <w:spacing w:after="40" w:before="40"/>
+            </w:pPr>
+            <w:r>
+              <w:rPr>
+                <w:b w:val="true"/>
+                <w:color w:val="FFFFFF"/>
+                <w:sz w:val="24"/>
+                <w:szCs w:val="24"/>
               </w:rPr>
               <w:t>Field</w:t>
             </w:r>
@@ -5354,11 +8323,25 @@
         <w:tc>
           <w:tcPr>
             <w:tcW w:type="dxa" w:w="5046"/>
-          </w:tcPr>
-          <w:p>
-            <w:r>
-              <w:rPr>
-                <w:b/>
+            <w:vAlign w:val="center"/>
+            <w:tcMar>
+              <w:top w:w="60" w:type="dxa"/>
+              <w:bottom w:w="60" w:type="dxa"/>
+              <w:left w:w="110" w:type="dxa"/>
+              <w:right w:w="110" w:type="dxa"/>
+            </w:tcMar>
+            <w:shd w:val="clear" w:color="auto" w:fill="1B3A5B"/>
+          </w:tcPr>
+          <w:p>
+            <w:pPr>
+              <w:spacing w:after="40" w:before="40"/>
+            </w:pPr>
+            <w:r>
+              <w:rPr>
+                <w:b w:val="true"/>
+                <w:color w:val="FFFFFF"/>
+                <w:sz w:val="24"/>
+                <w:szCs w:val="24"/>
               </w:rPr>
               <w:t>Detail</w:t>
             </w:r>
@@ -5369,9 +8352,23 @@
         <w:tc>
           <w:tcPr>
             <w:tcW w:type="dxa" w:w="5046"/>
-          </w:tcPr>
-          <w:p>
-            <w:r>
+            <w:vAlign w:val="center"/>
+            <w:tcMar>
+              <w:top w:w="60" w:type="dxa"/>
+              <w:bottom w:w="60" w:type="dxa"/>
+              <w:left w:w="110" w:type="dxa"/>
+              <w:right w:w="110" w:type="dxa"/>
+            </w:tcMar>
+          </w:tcPr>
+          <w:p>
+            <w:pPr>
+              <w:spacing w:after="40" w:before="40"/>
+            </w:pPr>
+            <w:r>
+              <w:rPr>
+                <w:sz w:val="22"/>
+                <w:szCs w:val="22"/>
+              </w:rPr>
               <w:t>Project name</w:t>
             </w:r>
           </w:p>
@@ -5379,9 +8376,23 @@
         <w:tc>
           <w:tcPr>
             <w:tcW w:type="dxa" w:w="5046"/>
-          </w:tcPr>
-          <w:p>
-            <w:r>
+            <w:vAlign w:val="center"/>
+            <w:tcMar>
+              <w:top w:w="60" w:type="dxa"/>
+              <w:bottom w:w="60" w:type="dxa"/>
+              <w:left w:w="110" w:type="dxa"/>
+              <w:right w:w="110" w:type="dxa"/>
+            </w:tcMar>
+          </w:tcPr>
+          <w:p>
+            <w:pPr>
+              <w:spacing w:after="40" w:before="40"/>
+            </w:pPr>
+            <w:r>
+              <w:rPr>
+                <w:sz w:val="22"/>
+                <w:szCs w:val="22"/>
+              </w:rPr>
               <w:t>Duplicate Ticket Prevention</w:t>
             </w:r>
           </w:p>
@@ -5391,9 +8402,23 @@
         <w:tc>
           <w:tcPr>
             <w:tcW w:type="dxa" w:w="5046"/>
-          </w:tcPr>
-          <w:p>
-            <w:r>
+            <w:vAlign w:val="center"/>
+            <w:tcMar>
+              <w:top w:w="60" w:type="dxa"/>
+              <w:bottom w:w="60" w:type="dxa"/>
+              <w:left w:w="110" w:type="dxa"/>
+              <w:right w:w="110" w:type="dxa"/>
+            </w:tcMar>
+          </w:tcPr>
+          <w:p>
+            <w:pPr>
+              <w:spacing w:after="40" w:before="40"/>
+            </w:pPr>
+            <w:r>
+              <w:rPr>
+                <w:sz w:val="22"/>
+                <w:szCs w:val="22"/>
+              </w:rPr>
               <w:t>Issue</w:t>
             </w:r>
           </w:p>
@@ -5401,9 +8426,23 @@
         <w:tc>
           <w:tcPr>
             <w:tcW w:type="dxa" w:w="5046"/>
-          </w:tcPr>
-          <w:p>
-            <w:r>
+            <w:vAlign w:val="center"/>
+            <w:tcMar>
+              <w:top w:w="60" w:type="dxa"/>
+              <w:bottom w:w="60" w:type="dxa"/>
+              <w:left w:w="110" w:type="dxa"/>
+              <w:right w:w="110" w:type="dxa"/>
+            </w:tcMar>
+          </w:tcPr>
+          <w:p>
+            <w:pPr>
+              <w:spacing w:after="40" w:before="40"/>
+            </w:pPr>
+            <w:r>
+              <w:rPr>
+                <w:sz w:val="22"/>
+                <w:szCs w:val="22"/>
+              </w:rPr>
               <w:t>Customer replies create duplicate Zendesk tickets</w:t>
             </w:r>
           </w:p>
@@ -5413,9 +8452,23 @@
         <w:tc>
           <w:tcPr>
             <w:tcW w:type="dxa" w:w="5046"/>
-          </w:tcPr>
-          <w:p>
-            <w:r>
+            <w:vAlign w:val="center"/>
+            <w:tcMar>
+              <w:top w:w="60" w:type="dxa"/>
+              <w:bottom w:w="60" w:type="dxa"/>
+              <w:left w:w="110" w:type="dxa"/>
+              <w:right w:w="110" w:type="dxa"/>
+            </w:tcMar>
+          </w:tcPr>
+          <w:p>
+            <w:pPr>
+              <w:spacing w:after="40" w:before="40"/>
+            </w:pPr>
+            <w:r>
+              <w:rPr>
+                <w:sz w:val="22"/>
+                <w:szCs w:val="22"/>
+              </w:rPr>
               <w:t>Priority</w:t>
             </w:r>
           </w:p>
@@ -5423,9 +8476,23 @@
         <w:tc>
           <w:tcPr>
             <w:tcW w:type="dxa" w:w="5046"/>
-          </w:tcPr>
-          <w:p>
-            <w:r>
+            <w:vAlign w:val="center"/>
+            <w:tcMar>
+              <w:top w:w="60" w:type="dxa"/>
+              <w:bottom w:w="60" w:type="dxa"/>
+              <w:left w:w="110" w:type="dxa"/>
+              <w:right w:w="110" w:type="dxa"/>
+            </w:tcMar>
+          </w:tcPr>
+          <w:p>
+            <w:pPr>
+              <w:spacing w:after="40" w:before="40"/>
+            </w:pPr>
+            <w:r>
+              <w:rPr>
+                <w:sz w:val="22"/>
+                <w:szCs w:val="22"/>
+              </w:rPr>
               <w:t>P1, Critical</w:t>
             </w:r>
           </w:p>
@@ -5435,9 +8502,23 @@
         <w:tc>
           <w:tcPr>
             <w:tcW w:type="dxa" w:w="5046"/>
-          </w:tcPr>
-          <w:p>
-            <w:r>
+            <w:vAlign w:val="center"/>
+            <w:tcMar>
+              <w:top w:w="60" w:type="dxa"/>
+              <w:bottom w:w="60" w:type="dxa"/>
+              <w:left w:w="110" w:type="dxa"/>
+              <w:right w:w="110" w:type="dxa"/>
+            </w:tcMar>
+          </w:tcPr>
+          <w:p>
+            <w:pPr>
+              <w:spacing w:after="40" w:before="40"/>
+            </w:pPr>
+            <w:r>
+              <w:rPr>
+                <w:sz w:val="22"/>
+                <w:szCs w:val="22"/>
+              </w:rPr>
               <w:t>Project owner</w:t>
             </w:r>
           </w:p>
@@ -5445,9 +8526,23 @@
         <w:tc>
           <w:tcPr>
             <w:tcW w:type="dxa" w:w="5046"/>
-          </w:tcPr>
-          <w:p>
-            <w:r>
+            <w:vAlign w:val="center"/>
+            <w:tcMar>
+              <w:top w:w="60" w:type="dxa"/>
+              <w:bottom w:w="60" w:type="dxa"/>
+              <w:left w:w="110" w:type="dxa"/>
+              <w:right w:w="110" w:type="dxa"/>
+            </w:tcMar>
+          </w:tcPr>
+          <w:p>
+            <w:pPr>
+              <w:spacing w:after="40" w:before="40"/>
+            </w:pPr>
+            <w:r>
+              <w:rPr>
+                <w:sz w:val="22"/>
+                <w:szCs w:val="22"/>
+              </w:rPr>
               <w:t>EMEA Team Lead + Zendesk Admin</w:t>
             </w:r>
           </w:p>
@@ -5457,9 +8552,23 @@
         <w:tc>
           <w:tcPr>
             <w:tcW w:type="dxa" w:w="5046"/>
-          </w:tcPr>
-          <w:p>
-            <w:r>
+            <w:vAlign w:val="center"/>
+            <w:tcMar>
+              <w:top w:w="60" w:type="dxa"/>
+              <w:bottom w:w="60" w:type="dxa"/>
+              <w:left w:w="110" w:type="dxa"/>
+              <w:right w:w="110" w:type="dxa"/>
+            </w:tcMar>
+          </w:tcPr>
+          <w:p>
+            <w:pPr>
+              <w:spacing w:after="40" w:before="40"/>
+            </w:pPr>
+            <w:r>
+              <w:rPr>
+                <w:sz w:val="22"/>
+                <w:szCs w:val="22"/>
+              </w:rPr>
               <w:t>Duration</w:t>
             </w:r>
           </w:p>
@@ -5467,9 +8576,23 @@
         <w:tc>
           <w:tcPr>
             <w:tcW w:type="dxa" w:w="5046"/>
-          </w:tcPr>
-          <w:p>
-            <w:r>
+            <w:vAlign w:val="center"/>
+            <w:tcMar>
+              <w:top w:w="60" w:type="dxa"/>
+              <w:bottom w:w="60" w:type="dxa"/>
+              <w:left w:w="110" w:type="dxa"/>
+              <w:right w:w="110" w:type="dxa"/>
+            </w:tcMar>
+          </w:tcPr>
+          <w:p>
+            <w:pPr>
+              <w:spacing w:after="40" w:before="40"/>
+            </w:pPr>
+            <w:r>
+              <w:rPr>
+                <w:sz w:val="22"/>
+                <w:szCs w:val="22"/>
+              </w:rPr>
               <w:t>10 weeks</w:t>
             </w:r>
           </w:p>
@@ -5479,9 +8602,23 @@
         <w:tc>
           <w:tcPr>
             <w:tcW w:type="dxa" w:w="5046"/>
-          </w:tcPr>
-          <w:p>
-            <w:r>
+            <w:vAlign w:val="center"/>
+            <w:tcMar>
+              <w:top w:w="60" w:type="dxa"/>
+              <w:bottom w:w="60" w:type="dxa"/>
+              <w:left w:w="110" w:type="dxa"/>
+              <w:right w:w="110" w:type="dxa"/>
+            </w:tcMar>
+          </w:tcPr>
+          <w:p>
+            <w:pPr>
+              <w:spacing w:after="40" w:before="40"/>
+            </w:pPr>
+            <w:r>
+              <w:rPr>
+                <w:sz w:val="22"/>
+                <w:szCs w:val="22"/>
+              </w:rPr>
               <w:t>Dependencies</w:t>
             </w:r>
           </w:p>
@@ -5489,9 +8626,23 @@
         <w:tc>
           <w:tcPr>
             <w:tcW w:type="dxa" w:w="5046"/>
-          </w:tcPr>
-          <w:p>
-            <w:r>
+            <w:vAlign w:val="center"/>
+            <w:tcMar>
+              <w:top w:w="60" w:type="dxa"/>
+              <w:bottom w:w="60" w:type="dxa"/>
+              <w:left w:w="110" w:type="dxa"/>
+              <w:right w:w="110" w:type="dxa"/>
+            </w:tcMar>
+          </w:tcPr>
+          <w:p>
+            <w:pPr>
+              <w:spacing w:after="40" w:before="40"/>
+            </w:pPr>
+            <w:r>
+              <w:rPr>
+                <w:sz w:val="22"/>
+                <w:szCs w:val="22"/>
+              </w:rPr>
               <w:t>Can run parallel with Project 1</w:t>
             </w:r>
           </w:p>
@@ -5501,9 +8652,23 @@
         <w:tc>
           <w:tcPr>
             <w:tcW w:type="dxa" w:w="5046"/>
-          </w:tcPr>
-          <w:p>
-            <w:r>
+            <w:vAlign w:val="center"/>
+            <w:tcMar>
+              <w:top w:w="60" w:type="dxa"/>
+              <w:bottom w:w="60" w:type="dxa"/>
+              <w:left w:w="110" w:type="dxa"/>
+              <w:right w:w="110" w:type="dxa"/>
+            </w:tcMar>
+          </w:tcPr>
+          <w:p>
+            <w:pPr>
+              <w:spacing w:after="40" w:before="40"/>
+            </w:pPr>
+            <w:r>
+              <w:rPr>
+                <w:sz w:val="22"/>
+                <w:szCs w:val="22"/>
+              </w:rPr>
               <w:t>Customer impact</w:t>
             </w:r>
           </w:p>
@@ -5511,9 +8676,23 @@
         <w:tc>
           <w:tcPr>
             <w:tcW w:type="dxa" w:w="5046"/>
-          </w:tcPr>
-          <w:p>
-            <w:r>
+            <w:vAlign w:val="center"/>
+            <w:tcMar>
+              <w:top w:w="60" w:type="dxa"/>
+              <w:bottom w:w="60" w:type="dxa"/>
+              <w:left w:w="110" w:type="dxa"/>
+              <w:right w:w="110" w:type="dxa"/>
+            </w:tcMar>
+          </w:tcPr>
+          <w:p>
+            <w:pPr>
+              <w:spacing w:after="40" w:before="40"/>
+            </w:pPr>
+            <w:r>
+              <w:rPr>
+                <w:sz w:val="22"/>
+                <w:szCs w:val="22"/>
+              </w:rPr>
               <w:t>Minor, clearer ticket IDs in email subjects after Week 6</w:t>
             </w:r>
           </w:p>
@@ -6725,9 +9904,18 @@
     </w:p>
     <w:tbl>
       <w:tblPr>
-        <w:tblStyle w:val="Sinch"/>
+        <w:tblStyle w:val="TableGrid"/>
         <w:tblW w:type="auto" w:w="0"/>
         <w:tblLook w:firstColumn="1" w:firstRow="1" w:lastColumn="0" w:lastRow="0" w:noHBand="0" w:noVBand="1" w:val="04A0"/>
+        <w:jc w:val="center"/>
+        <w:tblBorders>
+          <w:top w:val="single" w:sz="4" w:space="0" w:color="B7C0CC"/>
+          <w:left w:val="single" w:sz="4" w:space="0" w:color="B7C0CC"/>
+          <w:bottom w:val="single" w:sz="4" w:space="0" w:color="B7C0CC"/>
+          <w:right w:val="single" w:sz="4" w:space="0" w:color="B7C0CC"/>
+          <w:insideH w:val="single" w:sz="4" w:space="0" w:color="B7C0CC"/>
+          <w:insideV w:val="single" w:sz="4" w:space="0" w:color="B7C0CC"/>
+        </w:tblBorders>
       </w:tblPr>
       <w:tblGrid>
         <w:gridCol w:w="5046"/>
@@ -6737,11 +9925,25 @@
         <w:tc>
           <w:tcPr>
             <w:tcW w:type="dxa" w:w="5046"/>
-          </w:tcPr>
-          <w:p>
-            <w:r>
-              <w:rPr>
-                <w:b/>
+            <w:vAlign w:val="center"/>
+            <w:tcMar>
+              <w:top w:w="60" w:type="dxa"/>
+              <w:bottom w:w="60" w:type="dxa"/>
+              <w:left w:w="110" w:type="dxa"/>
+              <w:right w:w="110" w:type="dxa"/>
+            </w:tcMar>
+            <w:shd w:val="clear" w:color="auto" w:fill="1B3A5B"/>
+          </w:tcPr>
+          <w:p>
+            <w:pPr>
+              <w:spacing w:after="40" w:before="40"/>
+            </w:pPr>
+            <w:r>
+              <w:rPr>
+                <w:b w:val="true"/>
+                <w:color w:val="FFFFFF"/>
+                <w:sz w:val="24"/>
+                <w:szCs w:val="24"/>
               </w:rPr>
               <w:t>Field</w:t>
             </w:r>
@@ -6750,11 +9952,25 @@
         <w:tc>
           <w:tcPr>
             <w:tcW w:type="dxa" w:w="5046"/>
-          </w:tcPr>
-          <w:p>
-            <w:r>
-              <w:rPr>
-                <w:b/>
+            <w:vAlign w:val="center"/>
+            <w:tcMar>
+              <w:top w:w="60" w:type="dxa"/>
+              <w:bottom w:w="60" w:type="dxa"/>
+              <w:left w:w="110" w:type="dxa"/>
+              <w:right w:w="110" w:type="dxa"/>
+            </w:tcMar>
+            <w:shd w:val="clear" w:color="auto" w:fill="1B3A5B"/>
+          </w:tcPr>
+          <w:p>
+            <w:pPr>
+              <w:spacing w:after="40" w:before="40"/>
+            </w:pPr>
+            <w:r>
+              <w:rPr>
+                <w:b w:val="true"/>
+                <w:color w:val="FFFFFF"/>
+                <w:sz w:val="24"/>
+                <w:szCs w:val="24"/>
               </w:rPr>
               <w:t>Detail</w:t>
             </w:r>
@@ -6765,9 +9981,23 @@
         <w:tc>
           <w:tcPr>
             <w:tcW w:type="dxa" w:w="5046"/>
-          </w:tcPr>
-          <w:p>
-            <w:r>
+            <w:vAlign w:val="center"/>
+            <w:tcMar>
+              <w:top w:w="60" w:type="dxa"/>
+              <w:bottom w:w="60" w:type="dxa"/>
+              <w:left w:w="110" w:type="dxa"/>
+              <w:right w:w="110" w:type="dxa"/>
+            </w:tcMar>
+          </w:tcPr>
+          <w:p>
+            <w:pPr>
+              <w:spacing w:after="40" w:before="40"/>
+            </w:pPr>
+            <w:r>
+              <w:rPr>
+                <w:sz w:val="22"/>
+                <w:szCs w:val="22"/>
+              </w:rPr>
               <w:t>Project name</w:t>
             </w:r>
           </w:p>
@@ -6775,9 +10005,23 @@
         <w:tc>
           <w:tcPr>
             <w:tcW w:type="dxa" w:w="5046"/>
-          </w:tcPr>
-          <w:p>
-            <w:r>
+            <w:vAlign w:val="center"/>
+            <w:tcMar>
+              <w:top w:w="60" w:type="dxa"/>
+              <w:bottom w:w="60" w:type="dxa"/>
+              <w:left w:w="110" w:type="dxa"/>
+              <w:right w:w="110" w:type="dxa"/>
+            </w:tcMar>
+          </w:tcPr>
+          <w:p>
+            <w:pPr>
+              <w:spacing w:after="40" w:before="40"/>
+            </w:pPr>
+            <w:r>
+              <w:rPr>
+                <w:sz w:val="22"/>
+                <w:szCs w:val="22"/>
+              </w:rPr>
               <w:t>Stale and On-Hold Ticket Nudges</w:t>
             </w:r>
           </w:p>
@@ -6787,9 +10031,23 @@
         <w:tc>
           <w:tcPr>
             <w:tcW w:type="dxa" w:w="5046"/>
-          </w:tcPr>
-          <w:p>
-            <w:r>
+            <w:vAlign w:val="center"/>
+            <w:tcMar>
+              <w:top w:w="60" w:type="dxa"/>
+              <w:bottom w:w="60" w:type="dxa"/>
+              <w:left w:w="110" w:type="dxa"/>
+              <w:right w:w="110" w:type="dxa"/>
+            </w:tcMar>
+          </w:tcPr>
+          <w:p>
+            <w:pPr>
+              <w:spacing w:after="40" w:before="40"/>
+            </w:pPr>
+            <w:r>
+              <w:rPr>
+                <w:sz w:val="22"/>
+                <w:szCs w:val="22"/>
+              </w:rPr>
               <w:t>Issue</w:t>
             </w:r>
           </w:p>
@@ -6797,9 +10055,23 @@
         <w:tc>
           <w:tcPr>
             <w:tcW w:type="dxa" w:w="5046"/>
-          </w:tcPr>
-          <w:p>
-            <w:r>
+            <w:vAlign w:val="center"/>
+            <w:tcMar>
+              <w:top w:w="60" w:type="dxa"/>
+              <w:bottom w:w="60" w:type="dxa"/>
+              <w:left w:w="110" w:type="dxa"/>
+              <w:right w:w="110" w:type="dxa"/>
+            </w:tcMar>
+          </w:tcPr>
+          <w:p>
+            <w:pPr>
+              <w:spacing w:after="40" w:before="40"/>
+            </w:pPr>
+            <w:r>
+              <w:rPr>
+                <w:sz w:val="22"/>
+                <w:szCs w:val="22"/>
+              </w:rPr>
               <w:t>Silent tickets with no automated internal reminders</w:t>
             </w:r>
           </w:p>
@@ -6809,9 +10081,23 @@
         <w:tc>
           <w:tcPr>
             <w:tcW w:type="dxa" w:w="5046"/>
-          </w:tcPr>
-          <w:p>
-            <w:r>
+            <w:vAlign w:val="center"/>
+            <w:tcMar>
+              <w:top w:w="60" w:type="dxa"/>
+              <w:bottom w:w="60" w:type="dxa"/>
+              <w:left w:w="110" w:type="dxa"/>
+              <w:right w:w="110" w:type="dxa"/>
+            </w:tcMar>
+          </w:tcPr>
+          <w:p>
+            <w:pPr>
+              <w:spacing w:after="40" w:before="40"/>
+            </w:pPr>
+            <w:r>
+              <w:rPr>
+                <w:sz w:val="22"/>
+                <w:szCs w:val="22"/>
+              </w:rPr>
               <w:t>Priority</w:t>
             </w:r>
           </w:p>
@@ -6819,9 +10105,23 @@
         <w:tc>
           <w:tcPr>
             <w:tcW w:type="dxa" w:w="5046"/>
-          </w:tcPr>
-          <w:p>
-            <w:r>
+            <w:vAlign w:val="center"/>
+            <w:tcMar>
+              <w:top w:w="60" w:type="dxa"/>
+              <w:bottom w:w="60" w:type="dxa"/>
+              <w:left w:w="110" w:type="dxa"/>
+              <w:right w:w="110" w:type="dxa"/>
+            </w:tcMar>
+          </w:tcPr>
+          <w:p>
+            <w:pPr>
+              <w:spacing w:after="40" w:before="40"/>
+            </w:pPr>
+            <w:r>
+              <w:rPr>
+                <w:sz w:val="22"/>
+                <w:szCs w:val="22"/>
+              </w:rPr>
               <w:t>P2, High</w:t>
             </w:r>
           </w:p>
@@ -6831,9 +10131,23 @@
         <w:tc>
           <w:tcPr>
             <w:tcW w:type="dxa" w:w="5046"/>
-          </w:tcPr>
-          <w:p>
-            <w:r>
+            <w:vAlign w:val="center"/>
+            <w:tcMar>
+              <w:top w:w="60" w:type="dxa"/>
+              <w:bottom w:w="60" w:type="dxa"/>
+              <w:left w:w="110" w:type="dxa"/>
+              <w:right w:w="110" w:type="dxa"/>
+            </w:tcMar>
+          </w:tcPr>
+          <w:p>
+            <w:pPr>
+              <w:spacing w:after="40" w:before="40"/>
+            </w:pPr>
+            <w:r>
+              <w:rPr>
+                <w:sz w:val="22"/>
+                <w:szCs w:val="22"/>
+              </w:rPr>
               <w:t>Project owner</w:t>
             </w:r>
           </w:p>
@@ -6841,9 +10155,23 @@
         <w:tc>
           <w:tcPr>
             <w:tcW w:type="dxa" w:w="5046"/>
-          </w:tcPr>
-          <w:p>
-            <w:r>
+            <w:vAlign w:val="center"/>
+            <w:tcMar>
+              <w:top w:w="60" w:type="dxa"/>
+              <w:bottom w:w="60" w:type="dxa"/>
+              <w:left w:w="110" w:type="dxa"/>
+              <w:right w:w="110" w:type="dxa"/>
+            </w:tcMar>
+          </w:tcPr>
+          <w:p>
+            <w:pPr>
+              <w:spacing w:after="40" w:before="40"/>
+            </w:pPr>
+            <w:r>
+              <w:rPr>
+                <w:sz w:val="22"/>
+                <w:szCs w:val="22"/>
+              </w:rPr>
               <w:t>EMEA Team Lead + Zendesk Admin</w:t>
             </w:r>
           </w:p>
@@ -6853,9 +10181,23 @@
         <w:tc>
           <w:tcPr>
             <w:tcW w:type="dxa" w:w="5046"/>
-          </w:tcPr>
-          <w:p>
-            <w:r>
+            <w:vAlign w:val="center"/>
+            <w:tcMar>
+              <w:top w:w="60" w:type="dxa"/>
+              <w:bottom w:w="60" w:type="dxa"/>
+              <w:left w:w="110" w:type="dxa"/>
+              <w:right w:w="110" w:type="dxa"/>
+            </w:tcMar>
+          </w:tcPr>
+          <w:p>
+            <w:pPr>
+              <w:spacing w:after="40" w:before="40"/>
+            </w:pPr>
+            <w:r>
+              <w:rPr>
+                <w:sz w:val="22"/>
+                <w:szCs w:val="22"/>
+              </w:rPr>
               <w:t>Duration</w:t>
             </w:r>
           </w:p>
@@ -6863,9 +10205,23 @@
         <w:tc>
           <w:tcPr>
             <w:tcW w:type="dxa" w:w="5046"/>
-          </w:tcPr>
-          <w:p>
-            <w:r>
+            <w:vAlign w:val="center"/>
+            <w:tcMar>
+              <w:top w:w="60" w:type="dxa"/>
+              <w:bottom w:w="60" w:type="dxa"/>
+              <w:left w:w="110" w:type="dxa"/>
+              <w:right w:w="110" w:type="dxa"/>
+            </w:tcMar>
+          </w:tcPr>
+          <w:p>
+            <w:pPr>
+              <w:spacing w:after="40" w:before="40"/>
+            </w:pPr>
+            <w:r>
+              <w:rPr>
+                <w:sz w:val="22"/>
+                <w:szCs w:val="22"/>
+              </w:rPr>
               <w:t>6 weeks</w:t>
             </w:r>
           </w:p>
@@ -6875,9 +10231,23 @@
         <w:tc>
           <w:tcPr>
             <w:tcW w:type="dxa" w:w="5046"/>
-          </w:tcPr>
-          <w:p>
-            <w:r>
+            <w:vAlign w:val="center"/>
+            <w:tcMar>
+              <w:top w:w="60" w:type="dxa"/>
+              <w:bottom w:w="60" w:type="dxa"/>
+              <w:left w:w="110" w:type="dxa"/>
+              <w:right w:w="110" w:type="dxa"/>
+            </w:tcMar>
+          </w:tcPr>
+          <w:p>
+            <w:pPr>
+              <w:spacing w:after="40" w:before="40"/>
+            </w:pPr>
+            <w:r>
+              <w:rPr>
+                <w:sz w:val="22"/>
+                <w:szCs w:val="22"/>
+              </w:rPr>
               <w:t>Dependencies</w:t>
             </w:r>
           </w:p>
@@ -6885,9 +10255,23 @@
         <w:tc>
           <w:tcPr>
             <w:tcW w:type="dxa" w:w="5046"/>
-          </w:tcPr>
-          <w:p>
-            <w:r>
+            <w:vAlign w:val="center"/>
+            <w:tcMar>
+              <w:top w:w="60" w:type="dxa"/>
+              <w:bottom w:w="60" w:type="dxa"/>
+              <w:left w:w="110" w:type="dxa"/>
+              <w:right w:w="110" w:type="dxa"/>
+            </w:tcMar>
+          </w:tcPr>
+          <w:p>
+            <w:pPr>
+              <w:spacing w:after="40" w:before="40"/>
+            </w:pPr>
+            <w:r>
+              <w:rPr>
+                <w:sz w:val="22"/>
+                <w:szCs w:val="22"/>
+              </w:rPr>
               <w:t>Benefits from Project 1 (supplier reopen), can start Week 1 in parallel</w:t>
             </w:r>
           </w:p>
@@ -6897,9 +10281,23 @@
         <w:tc>
           <w:tcPr>
             <w:tcW w:type="dxa" w:w="5046"/>
-          </w:tcPr>
-          <w:p>
-            <w:r>
+            <w:vAlign w:val="center"/>
+            <w:tcMar>
+              <w:top w:w="60" w:type="dxa"/>
+              <w:bottom w:w="60" w:type="dxa"/>
+              <w:left w:w="110" w:type="dxa"/>
+              <w:right w:w="110" w:type="dxa"/>
+            </w:tcMar>
+          </w:tcPr>
+          <w:p>
+            <w:pPr>
+              <w:spacing w:after="40" w:before="40"/>
+            </w:pPr>
+            <w:r>
+              <w:rPr>
+                <w:sz w:val="22"/>
+                <w:szCs w:val="22"/>
+              </w:rPr>
               <w:t>Customer impact</w:t>
             </w:r>
           </w:p>
@@ -6907,9 +10305,23 @@
         <w:tc>
           <w:tcPr>
             <w:tcW w:type="dxa" w:w="5046"/>
-          </w:tcPr>
-          <w:p>
-            <w:r>
+            <w:vAlign w:val="center"/>
+            <w:tcMar>
+              <w:top w:w="60" w:type="dxa"/>
+              <w:bottom w:w="60" w:type="dxa"/>
+              <w:left w:w="110" w:type="dxa"/>
+              <w:right w:w="110" w:type="dxa"/>
+            </w:tcMar>
+          </w:tcPr>
+          <w:p>
+            <w:pPr>
+              <w:spacing w:after="40" w:before="40"/>
+            </w:pPr>
+            <w:r>
+              <w:rPr>
+                <w:sz w:val="22"/>
+                <w:szCs w:val="22"/>
+              </w:rPr>
               <w:t>None, internal notifications only</w:t>
             </w:r>
           </w:p>
@@ -7841,9 +11253,18 @@
     </w:p>
     <w:tbl>
       <w:tblPr>
-        <w:tblStyle w:val="Sinch"/>
+        <w:tblStyle w:val="TableGrid"/>
         <w:tblW w:type="auto" w:w="0"/>
         <w:tblLook w:firstColumn="1" w:firstRow="1" w:lastColumn="0" w:lastRow="0" w:noHBand="0" w:noVBand="1" w:val="04A0"/>
+        <w:jc w:val="center"/>
+        <w:tblBorders>
+          <w:top w:val="single" w:sz="4" w:space="0" w:color="B7C0CC"/>
+          <w:left w:val="single" w:sz="4" w:space="0" w:color="B7C0CC"/>
+          <w:bottom w:val="single" w:sz="4" w:space="0" w:color="B7C0CC"/>
+          <w:right w:val="single" w:sz="4" w:space="0" w:color="B7C0CC"/>
+          <w:insideH w:val="single" w:sz="4" w:space="0" w:color="B7C0CC"/>
+          <w:insideV w:val="single" w:sz="4" w:space="0" w:color="B7C0CC"/>
+        </w:tblBorders>
       </w:tblPr>
       <w:tblGrid>
         <w:gridCol w:w="2523"/>
@@ -7855,11 +11276,25 @@
         <w:tc>
           <w:tcPr>
             <w:tcW w:type="dxa" w:w="2523"/>
-          </w:tcPr>
-          <w:p>
-            <w:r>
-              <w:rPr>
-                <w:b/>
+            <w:vAlign w:val="center"/>
+            <w:tcMar>
+              <w:top w:w="60" w:type="dxa"/>
+              <w:bottom w:w="60" w:type="dxa"/>
+              <w:left w:w="110" w:type="dxa"/>
+              <w:right w:w="110" w:type="dxa"/>
+            </w:tcMar>
+            <w:shd w:val="clear" w:color="auto" w:fill="1B3A5B"/>
+          </w:tcPr>
+          <w:p>
+            <w:pPr>
+              <w:spacing w:after="40" w:before="40"/>
+            </w:pPr>
+            <w:r>
+              <w:rPr>
+                <w:b w:val="true"/>
+                <w:color w:val="FFFFFF"/>
+                <w:sz w:val="24"/>
+                <w:szCs w:val="24"/>
               </w:rPr>
               <w:t>Milestone</w:t>
             </w:r>
@@ -7868,11 +11303,25 @@
         <w:tc>
           <w:tcPr>
             <w:tcW w:type="dxa" w:w="2523"/>
-          </w:tcPr>
-          <w:p>
-            <w:r>
-              <w:rPr>
-                <w:b/>
+            <w:vAlign w:val="center"/>
+            <w:tcMar>
+              <w:top w:w="60" w:type="dxa"/>
+              <w:bottom w:w="60" w:type="dxa"/>
+              <w:left w:w="110" w:type="dxa"/>
+              <w:right w:w="110" w:type="dxa"/>
+            </w:tcMar>
+            <w:shd w:val="clear" w:color="auto" w:fill="1B3A5B"/>
+          </w:tcPr>
+          <w:p>
+            <w:pPr>
+              <w:spacing w:after="40" w:before="40"/>
+            </w:pPr>
+            <w:r>
+              <w:rPr>
+                <w:b w:val="true"/>
+                <w:color w:val="FFFFFF"/>
+                <w:sz w:val="24"/>
+                <w:szCs w:val="24"/>
               </w:rPr>
               <w:t>Day 30</w:t>
             </w:r>
@@ -7881,11 +11330,25 @@
         <w:tc>
           <w:tcPr>
             <w:tcW w:type="dxa" w:w="2523"/>
-          </w:tcPr>
-          <w:p>
-            <w:r>
-              <w:rPr>
-                <w:b/>
+            <w:vAlign w:val="center"/>
+            <w:tcMar>
+              <w:top w:w="60" w:type="dxa"/>
+              <w:bottom w:w="60" w:type="dxa"/>
+              <w:left w:w="110" w:type="dxa"/>
+              <w:right w:w="110" w:type="dxa"/>
+            </w:tcMar>
+            <w:shd w:val="clear" w:color="auto" w:fill="1B3A5B"/>
+          </w:tcPr>
+          <w:p>
+            <w:pPr>
+              <w:spacing w:after="40" w:before="40"/>
+            </w:pPr>
+            <w:r>
+              <w:rPr>
+                <w:b w:val="true"/>
+                <w:color w:val="FFFFFF"/>
+                <w:sz w:val="24"/>
+                <w:szCs w:val="24"/>
               </w:rPr>
               <w:t>Day 60</w:t>
             </w:r>
@@ -7894,11 +11357,25 @@
         <w:tc>
           <w:tcPr>
             <w:tcW w:type="dxa" w:w="2523"/>
-          </w:tcPr>
-          <w:p>
-            <w:r>
-              <w:rPr>
-                <w:b/>
+            <w:vAlign w:val="center"/>
+            <w:tcMar>
+              <w:top w:w="60" w:type="dxa"/>
+              <w:bottom w:w="60" w:type="dxa"/>
+              <w:left w:w="110" w:type="dxa"/>
+              <w:right w:w="110" w:type="dxa"/>
+            </w:tcMar>
+            <w:shd w:val="clear" w:color="auto" w:fill="1B3A5B"/>
+          </w:tcPr>
+          <w:p>
+            <w:pPr>
+              <w:spacing w:after="40" w:before="40"/>
+            </w:pPr>
+            <w:r>
+              <w:rPr>
+                <w:b w:val="true"/>
+                <w:color w:val="FFFFFF"/>
+                <w:sz w:val="24"/>
+                <w:szCs w:val="24"/>
               </w:rPr>
               <w:t>Day 90</w:t>
             </w:r>
@@ -7909,9 +11386,23 @@
         <w:tc>
           <w:tcPr>
             <w:tcW w:type="dxa" w:w="2523"/>
-          </w:tcPr>
-          <w:p>
-            <w:r>
+            <w:vAlign w:val="center"/>
+            <w:tcMar>
+              <w:top w:w="60" w:type="dxa"/>
+              <w:bottom w:w="60" w:type="dxa"/>
+              <w:left w:w="110" w:type="dxa"/>
+              <w:right w:w="110" w:type="dxa"/>
+            </w:tcMar>
+          </w:tcPr>
+          <w:p>
+            <w:pPr>
+              <w:spacing w:after="40" w:before="40"/>
+            </w:pPr>
+            <w:r>
+              <w:rPr>
+                <w:sz w:val="22"/>
+                <w:szCs w:val="22"/>
+              </w:rPr>
               <w:t>Project 1 Supplier reopen</w:t>
             </w:r>
           </w:p>
@@ -7919,9 +11410,23 @@
         <w:tc>
           <w:tcPr>
             <w:tcW w:type="dxa" w:w="2523"/>
-          </w:tcPr>
-          <w:p>
-            <w:r>
+            <w:vAlign w:val="center"/>
+            <w:tcMar>
+              <w:top w:w="60" w:type="dxa"/>
+              <w:bottom w:w="60" w:type="dxa"/>
+              <w:left w:w="110" w:type="dxa"/>
+              <w:right w:w="110" w:type="dxa"/>
+            </w:tcMar>
+          </w:tcPr>
+          <w:p>
+            <w:pPr>
+              <w:spacing w:after="40" w:before="40"/>
+            </w:pPr>
+            <w:r>
+              <w:rPr>
+                <w:sz w:val="22"/>
+                <w:szCs w:val="22"/>
+              </w:rPr>
               <w:t>Shadow mode complete</w:t>
             </w:r>
           </w:p>
@@ -7929,9 +11434,23 @@
         <w:tc>
           <w:tcPr>
             <w:tcW w:type="dxa" w:w="2523"/>
-          </w:tcPr>
-          <w:p>
-            <w:r>
+            <w:vAlign w:val="center"/>
+            <w:tcMar>
+              <w:top w:w="60" w:type="dxa"/>
+              <w:bottom w:w="60" w:type="dxa"/>
+              <w:left w:w="110" w:type="dxa"/>
+              <w:right w:w="110" w:type="dxa"/>
+            </w:tcMar>
+          </w:tcPr>
+          <w:p>
+            <w:pPr>
+              <w:spacing w:after="40" w:before="40"/>
+            </w:pPr>
+            <w:r>
+              <w:rPr>
+                <w:sz w:val="22"/>
+                <w:szCs w:val="22"/>
+              </w:rPr>
               <w:t>Live pilot complete</w:t>
             </w:r>
           </w:p>
@@ -7939,9 +11458,23 @@
         <w:tc>
           <w:tcPr>
             <w:tcW w:type="dxa" w:w="2523"/>
-          </w:tcPr>
-          <w:p>
-            <w:r>
+            <w:vAlign w:val="center"/>
+            <w:tcMar>
+              <w:top w:w="60" w:type="dxa"/>
+              <w:bottom w:w="60" w:type="dxa"/>
+              <w:left w:w="110" w:type="dxa"/>
+              <w:right w:w="110" w:type="dxa"/>
+            </w:tcMar>
+          </w:tcPr>
+          <w:p>
+            <w:pPr>
+              <w:spacing w:after="40" w:before="40"/>
+            </w:pPr>
+            <w:r>
+              <w:rPr>
+                <w:sz w:val="22"/>
+                <w:szCs w:val="22"/>
+              </w:rPr>
               <w:t>Full EMEA roll-out + metrics</w:t>
             </w:r>
           </w:p>
@@ -7951,9 +11484,23 @@
         <w:tc>
           <w:tcPr>
             <w:tcW w:type="dxa" w:w="2523"/>
-          </w:tcPr>
-          <w:p>
-            <w:r>
+            <w:vAlign w:val="center"/>
+            <w:tcMar>
+              <w:top w:w="60" w:type="dxa"/>
+              <w:bottom w:w="60" w:type="dxa"/>
+              <w:left w:w="110" w:type="dxa"/>
+              <w:right w:w="110" w:type="dxa"/>
+            </w:tcMar>
+          </w:tcPr>
+          <w:p>
+            <w:pPr>
+              <w:spacing w:after="40" w:before="40"/>
+            </w:pPr>
+            <w:r>
+              <w:rPr>
+                <w:sz w:val="22"/>
+                <w:szCs w:val="22"/>
+              </w:rPr>
               <w:t>Project 2 Duplicates</w:t>
             </w:r>
           </w:p>
@@ -7961,9 +11508,23 @@
         <w:tc>
           <w:tcPr>
             <w:tcW w:type="dxa" w:w="2523"/>
-          </w:tcPr>
-          <w:p>
-            <w:r>
+            <w:vAlign w:val="center"/>
+            <w:tcMar>
+              <w:top w:w="60" w:type="dxa"/>
+              <w:bottom w:w="60" w:type="dxa"/>
+              <w:left w:w="110" w:type="dxa"/>
+              <w:right w:w="110" w:type="dxa"/>
+            </w:tcMar>
+          </w:tcPr>
+          <w:p>
+            <w:pPr>
+              <w:spacing w:after="40" w:before="40"/>
+            </w:pPr>
+            <w:r>
+              <w:rPr>
+                <w:sz w:val="22"/>
+                <w:szCs w:val="22"/>
+              </w:rPr>
               <w:t>Sandbox pilot complete</w:t>
             </w:r>
           </w:p>
@@ -7971,9 +11532,23 @@
         <w:tc>
           <w:tcPr>
             <w:tcW w:type="dxa" w:w="2523"/>
-          </w:tcPr>
-          <w:p>
-            <w:r>
+            <w:vAlign w:val="center"/>
+            <w:tcMar>
+              <w:top w:w="60" w:type="dxa"/>
+              <w:bottom w:w="60" w:type="dxa"/>
+              <w:left w:w="110" w:type="dxa"/>
+              <w:right w:w="110" w:type="dxa"/>
+            </w:tcMar>
+          </w:tcPr>
+          <w:p>
+            <w:pPr>
+              <w:spacing w:after="40" w:before="40"/>
+            </w:pPr>
+            <w:r>
+              <w:rPr>
+                <w:sz w:val="22"/>
+                <w:szCs w:val="22"/>
+              </w:rPr>
               <w:t>Production pilot complete</w:t>
             </w:r>
           </w:p>
@@ -7981,9 +11556,23 @@
         <w:tc>
           <w:tcPr>
             <w:tcW w:type="dxa" w:w="2523"/>
-          </w:tcPr>
-          <w:p>
-            <w:r>
+            <w:vAlign w:val="center"/>
+            <w:tcMar>
+              <w:top w:w="60" w:type="dxa"/>
+              <w:bottom w:w="60" w:type="dxa"/>
+              <w:left w:w="110" w:type="dxa"/>
+              <w:right w:w="110" w:type="dxa"/>
+            </w:tcMar>
+          </w:tcPr>
+          <w:p>
+            <w:pPr>
+              <w:spacing w:after="40" w:before="40"/>
+            </w:pPr>
+            <w:r>
+              <w:rPr>
+                <w:sz w:val="22"/>
+                <w:szCs w:val="22"/>
+              </w:rPr>
               <w:t>Auto-merge + 90-day metrics</w:t>
             </w:r>
           </w:p>
@@ -7993,9 +11582,23 @@
         <w:tc>
           <w:tcPr>
             <w:tcW w:type="dxa" w:w="2523"/>
-          </w:tcPr>
-          <w:p>
-            <w:r>
+            <w:vAlign w:val="center"/>
+            <w:tcMar>
+              <w:top w:w="60" w:type="dxa"/>
+              <w:bottom w:w="60" w:type="dxa"/>
+              <w:left w:w="110" w:type="dxa"/>
+              <w:right w:w="110" w:type="dxa"/>
+            </w:tcMar>
+          </w:tcPr>
+          <w:p>
+            <w:pPr>
+              <w:spacing w:after="40" w:before="40"/>
+            </w:pPr>
+            <w:r>
+              <w:rPr>
+                <w:sz w:val="22"/>
+                <w:szCs w:val="22"/>
+              </w:rPr>
               <w:t>Project 3 Stale nudges</w:t>
             </w:r>
           </w:p>
@@ -8003,9 +11606,23 @@
         <w:tc>
           <w:tcPr>
             <w:tcW w:type="dxa" w:w="2523"/>
-          </w:tcPr>
-          <w:p>
-            <w:r>
+            <w:vAlign w:val="center"/>
+            <w:tcMar>
+              <w:top w:w="60" w:type="dxa"/>
+              <w:bottom w:w="60" w:type="dxa"/>
+              <w:left w:w="110" w:type="dxa"/>
+              <w:right w:w="110" w:type="dxa"/>
+            </w:tcMar>
+          </w:tcPr>
+          <w:p>
+            <w:pPr>
+              <w:spacing w:after="40" w:before="40"/>
+            </w:pPr>
+            <w:r>
+              <w:rPr>
+                <w:sz w:val="22"/>
+                <w:szCs w:val="22"/>
+              </w:rPr>
               <w:t>Pilot complete</w:t>
             </w:r>
           </w:p>
@@ -8013,9 +11630,23 @@
         <w:tc>
           <w:tcPr>
             <w:tcW w:type="dxa" w:w="2523"/>
-          </w:tcPr>
-          <w:p>
-            <w:r>
+            <w:vAlign w:val="center"/>
+            <w:tcMar>
+              <w:top w:w="60" w:type="dxa"/>
+              <w:bottom w:w="60" w:type="dxa"/>
+              <w:left w:w="110" w:type="dxa"/>
+              <w:right w:w="110" w:type="dxa"/>
+            </w:tcMar>
+          </w:tcPr>
+          <w:p>
+            <w:pPr>
+              <w:spacing w:after="40" w:before="40"/>
+            </w:pPr>
+            <w:r>
+              <w:rPr>
+                <w:sz w:val="22"/>
+                <w:szCs w:val="22"/>
+              </w:rPr>
               <w:t>Full roll-out</w:t>
             </w:r>
           </w:p>
@@ -8023,9 +11654,23 @@
         <w:tc>
           <w:tcPr>
             <w:tcW w:type="dxa" w:w="2523"/>
-          </w:tcPr>
-          <w:p>
-            <w:r>
+            <w:vAlign w:val="center"/>
+            <w:tcMar>
+              <w:top w:w="60" w:type="dxa"/>
+              <w:bottom w:w="60" w:type="dxa"/>
+              <w:left w:w="110" w:type="dxa"/>
+              <w:right w:w="110" w:type="dxa"/>
+            </w:tcMar>
+          </w:tcPr>
+          <w:p>
+            <w:pPr>
+              <w:spacing w:after="40" w:before="40"/>
+            </w:pPr>
+            <w:r>
+              <w:rPr>
+                <w:sz w:val="22"/>
+                <w:szCs w:val="22"/>
+              </w:rPr>
               <w:t>30-day impact report</w:t>
             </w:r>
           </w:p>
